--- a/www/methodology.docx
+++ b/www/methodology.docx
@@ -2374,62 +2374,327 @@
             </m:rPr>
             <m:t>−</m:t>
           </m:r>
+          <m:r>
+            <m:rPr>
+              <m:sty m:val="p"/>
+            </m:rPr>
+            <m:t>(</m:t>
+          </m:r>
+          <m:r>
+            <m:t>4.092</m:t>
+          </m:r>
+          <m:r>
+            <m:rPr>
+              <m:sty m:val="p"/>
+            </m:rPr>
+            <m:t>×</m:t>
+          </m:r>
+          <m:sSup>
+            <m:e>
+              <m:r>
+                <m:t>10</m:t>
+              </m:r>
+            </m:e>
+            <m:sup>
+              <m:r>
+                <m:rPr>
+                  <m:sty m:val="p"/>
+                </m:rPr>
+                <m:t>−</m:t>
+              </m:r>
+              <m:r>
+                <m:t>3</m:t>
+              </m:r>
+            </m:sup>
+          </m:sSup>
+          <m:r>
+            <m:rPr>
+              <m:sty m:val="p"/>
+            </m:rPr>
+            <m:t>×</m:t>
+          </m:r>
+          <m:r>
+            <m:t>D</m:t>
+          </m:r>
+          <m:r>
+            <m:t>E</m:t>
+          </m:r>
+          <m:r>
+            <m:rPr>
+              <m:sty m:val="p"/>
+            </m:rPr>
+            <m:t>)</m:t>
+          </m:r>
+          <m:r>
+            <m:rPr>
+              <m:sty m:val="p"/>
+            </m:rPr>
+            <m:t>+</m:t>
+          </m:r>
+          <m:r>
+            <m:rPr>
+              <m:sty m:val="p"/>
+            </m:rPr>
+            <m:t>(</m:t>
+          </m:r>
+          <m:r>
+            <m:t>1.126</m:t>
+          </m:r>
+          <m:r>
+            <m:rPr>
+              <m:sty m:val="p"/>
+            </m:rPr>
+            <m:t>×</m:t>
+          </m:r>
+          <m:sSup>
+            <m:e>
+              <m:r>
+                <m:t>10</m:t>
+              </m:r>
+            </m:e>
+            <m:sup>
+              <m:r>
+                <m:rPr>
+                  <m:sty m:val="p"/>
+                </m:rPr>
+                <m:t>−</m:t>
+              </m:r>
+              <m:r>
+                <m:t>5</m:t>
+              </m:r>
+            </m:sup>
+          </m:sSup>
+          <m:r>
+            <m:rPr>
+              <m:sty m:val="p"/>
+            </m:rPr>
+            <m:t>×</m:t>
+          </m:r>
+          <m:r>
+            <m:t>D</m:t>
+          </m:r>
+          <m:sSup>
+            <m:e>
+              <m:r>
+                <m:t>E</m:t>
+              </m:r>
+            </m:e>
+            <m:sup>
+              <m:r>
+                <m:t>2</m:t>
+              </m:r>
+            </m:sup>
+          </m:sSup>
+          <m:r>
+            <m:rPr>
+              <m:sty m:val="p"/>
+            </m:rPr>
+            <m:t>)</m:t>
+          </m:r>
+          <m:r>
+            <m:rPr>
+              <m:sty m:val="p"/>
+            </m:rPr>
+            <m:t>−</m:t>
+          </m:r>
           <m:f>
             <m:fPr>
               <m:type m:val="bar"/>
             </m:fPr>
             <m:num>
               <m:r>
-                <m:t>4.092</m:t>
-              </m:r>
+                <m:t>25.4</m:t>
+              </m:r>
+            </m:num>
+            <m:den>
+              <m:r>
+                <m:t>D</m:t>
+              </m:r>
+              <m:r>
+                <m:t>E</m:t>
+              </m:r>
+            </m:den>
+          </m:f>
+        </m:oMath>
+      </m:oMathPara>
+    </w:p>
+    <w:p>
+      <w:pPr>
+        <w:pStyle w:val="FirstParagraph"/>
+      </w:pPr>
+      <w:r>
+        <w:t xml:space="preserve">The ratio of net energy for growth to digestible energy consumed (</w:t>
+      </w:r>
+      <m:oMath>
+        <m:r>
+          <m:t>R</m:t>
+        </m:r>
+        <m:r>
+          <m:t>E</m:t>
+        </m:r>
+        <m:r>
+          <m:t>G</m:t>
+        </m:r>
+      </m:oMath>
+      <w:r>
+        <w:t xml:space="preserve">) is given by IPCC Eq. 10.15:</w:t>
+      </w:r>
+    </w:p>
+    <w:p>
+      <w:pPr>
+        <w:pStyle w:val="BodyText"/>
+      </w:pPr>
+      <m:oMathPara>
+        <m:oMathParaPr>
+          <m:jc m:val="center"/>
+        </m:oMathParaPr>
+        <m:oMath>
+          <m:r>
+            <m:t>R</m:t>
+          </m:r>
+          <m:r>
+            <m:t>E</m:t>
+          </m:r>
+          <m:r>
+            <m:t>G</m:t>
+          </m:r>
+          <m:r>
+            <m:rPr>
+              <m:sty m:val="p"/>
+            </m:rPr>
+            <m:t>=</m:t>
+          </m:r>
+          <m:r>
+            <m:t>1.164</m:t>
+          </m:r>
+          <m:r>
+            <m:rPr>
+              <m:sty m:val="p"/>
+            </m:rPr>
+            <m:t>−</m:t>
+          </m:r>
+          <m:r>
+            <m:rPr>
+              <m:sty m:val="p"/>
+            </m:rPr>
+            <m:t>(</m:t>
+          </m:r>
+          <m:r>
+            <m:t>5.160</m:t>
+          </m:r>
+          <m:r>
+            <m:rPr>
+              <m:sty m:val="p"/>
+            </m:rPr>
+            <m:t>×</m:t>
+          </m:r>
+          <m:sSup>
+            <m:e>
+              <m:r>
+                <m:t>10</m:t>
+              </m:r>
+            </m:e>
+            <m:sup>
               <m:r>
                 <m:rPr>
                   <m:sty m:val="p"/>
                 </m:rPr>
-                <m:t>×</m:t>
-              </m:r>
-              <m:sSup>
-                <m:e>
-                  <m:r>
-                    <m:t>10</m:t>
-                  </m:r>
-                </m:e>
-                <m:sup>
-                  <m:r>
-                    <m:rPr>
-                      <m:sty m:val="p"/>
-                    </m:rPr>
-                    <m:t>−</m:t>
-                  </m:r>
-                  <m:r>
-                    <m:t>3</m:t>
-                  </m:r>
-                </m:sup>
-              </m:sSup>
-              <m:r>
-                <m:rPr>
-                  <m:sty m:val="p"/>
-                </m:rPr>
-                <m:t>×</m:t>
-              </m:r>
-              <m:r>
-                <m:t>D</m:t>
-              </m:r>
-              <m:r>
-                <m:t>E</m:t>
-              </m:r>
-            </m:num>
-            <m:den>
-              <m:r>
-                <m:t>1</m:t>
-              </m:r>
-            </m:den>
-          </m:f>
+                <m:t>−</m:t>
+              </m:r>
+              <m:r>
+                <m:t>3</m:t>
+              </m:r>
+            </m:sup>
+          </m:sSup>
+          <m:r>
+            <m:rPr>
+              <m:sty m:val="p"/>
+            </m:rPr>
+            <m:t>×</m:t>
+          </m:r>
+          <m:r>
+            <m:t>D</m:t>
+          </m:r>
+          <m:r>
+            <m:t>E</m:t>
+          </m:r>
+          <m:r>
+            <m:rPr>
+              <m:sty m:val="p"/>
+            </m:rPr>
+            <m:t>)</m:t>
+          </m:r>
           <m:r>
             <m:rPr>
               <m:sty m:val="p"/>
             </m:rPr>
             <m:t>+</m:t>
+          </m:r>
+          <m:r>
+            <m:rPr>
+              <m:sty m:val="p"/>
+            </m:rPr>
+            <m:t>(</m:t>
+          </m:r>
+          <m:r>
+            <m:t>1.308</m:t>
+          </m:r>
+          <m:r>
+            <m:rPr>
+              <m:sty m:val="p"/>
+            </m:rPr>
+            <m:t>×</m:t>
+          </m:r>
+          <m:sSup>
+            <m:e>
+              <m:r>
+                <m:t>10</m:t>
+              </m:r>
+            </m:e>
+            <m:sup>
+              <m:r>
+                <m:rPr>
+                  <m:sty m:val="p"/>
+                </m:rPr>
+                <m:t>−</m:t>
+              </m:r>
+              <m:r>
+                <m:t>5</m:t>
+              </m:r>
+            </m:sup>
+          </m:sSup>
+          <m:r>
+            <m:rPr>
+              <m:sty m:val="p"/>
+            </m:rPr>
+            <m:t>×</m:t>
+          </m:r>
+          <m:r>
+            <m:t>D</m:t>
+          </m:r>
+          <m:sSup>
+            <m:e>
+              <m:r>
+                <m:t>E</m:t>
+              </m:r>
+            </m:e>
+            <m:sup>
+              <m:r>
+                <m:t>2</m:t>
+              </m:r>
+            </m:sup>
+          </m:sSup>
+          <m:r>
+            <m:rPr>
+              <m:sty m:val="p"/>
+            </m:rPr>
+            <m:t>)</m:t>
+          </m:r>
+          <m:r>
+            <m:rPr>
+              <m:sty m:val="p"/>
+            </m:rPr>
+            <m:t>−</m:t>
           </m:r>
           <m:f>
             <m:fPr>
@@ -2437,73 +2702,7 @@
             </m:fPr>
             <m:num>
               <m:r>
-                <m:t>1.126</m:t>
-              </m:r>
-              <m:r>
-                <m:rPr>
-                  <m:sty m:val="p"/>
-                </m:rPr>
-                <m:t>×</m:t>
-              </m:r>
-              <m:sSup>
-                <m:e>
-                  <m:r>
-                    <m:t>10</m:t>
-                  </m:r>
-                </m:e>
-                <m:sup>
-                  <m:r>
-                    <m:rPr>
-                      <m:sty m:val="p"/>
-                    </m:rPr>
-                    <m:t>−</m:t>
-                  </m:r>
-                  <m:r>
-                    <m:t>5</m:t>
-                  </m:r>
-                </m:sup>
-              </m:sSup>
-              <m:r>
-                <m:rPr>
-                  <m:sty m:val="p"/>
-                </m:rPr>
-                <m:t>×</m:t>
-              </m:r>
-              <m:r>
-                <m:t>D</m:t>
-              </m:r>
-              <m:sSup>
-                <m:e>
-                  <m:r>
-                    <m:t>E</m:t>
-                  </m:r>
-                </m:e>
-                <m:sup>
-                  <m:r>
-                    <m:t>2</m:t>
-                  </m:r>
-                </m:sup>
-              </m:sSup>
-            </m:num>
-            <m:den>
-              <m:r>
-                <m:t>1</m:t>
-              </m:r>
-            </m:den>
-          </m:f>
-          <m:r>
-            <m:rPr>
-              <m:sty m:val="p"/>
-            </m:rPr>
-            <m:t>−</m:t>
-          </m:r>
-          <m:f>
-            <m:fPr>
-              <m:type m:val="bar"/>
-            </m:fPr>
-            <m:num>
-              <m:r>
-                <m:t>25.4</m:t>
+                <m:t>37.4</m:t>
               </m:r>
             </m:num>
             <m:den>
@@ -2523,7 +2722,43 @@
         <w:pStyle w:val="FirstParagraph"/>
       </w:pPr>
       <w:r>
-        <w:t xml:space="preserve">The ratio of net energy for growth to digestible energy consumed (</w:t>
+        <w:t xml:space="preserve">where</w:t>
+      </w:r>
+      <w:r>
+        <w:t xml:space="preserve"> </w:t>
+      </w:r>
+      <m:oMath>
+        <m:r>
+          <m:t>D</m:t>
+        </m:r>
+        <m:r>
+          <m:t>E</m:t>
+        </m:r>
+      </m:oMath>
+      <w:r>
+        <w:t xml:space="preserve"> </w:t>
+      </w:r>
+      <w:r>
+        <w:t xml:space="preserve">is the digestible energy expressed as a percentage of gross energy. Both equations are empirical fits derived from ruminant data and are only valid over the digestibility range observed for ruminant diets. The 2019 Refinement (Vol.4 Ch.10, §10.2) documents that range as</w:t>
+      </w:r>
+      <w:r>
+        <w:t xml:space="preserve"> </w:t>
+      </w:r>
+      <w:r>
+        <w:rPr>
+          <w:b/>
+          <w:bCs/>
+        </w:rPr>
+        <w:t xml:space="preserve">45–85%</w:t>
+      </w:r>
+      <w:r>
+        <w:t xml:space="preserve"> </w:t>
+      </w:r>
+      <w:r>
+        <w:t xml:space="preserve">(45–55% for crop by-products and rangelands; 55–80% for managed pasture and forage-based diets; 72–85% for grain-based feedlot diets). Outside this range the fits extrapolate poorly:</w:t>
+      </w:r>
+      <w:r>
+        <w:t xml:space="preserve"> </w:t>
       </w:r>
       <m:oMath>
         <m:r>
@@ -2537,209 +2772,10 @@
         </m:r>
       </m:oMath>
       <w:r>
-        <w:t xml:space="preserve">) is given by IPCC Eq. 10.15:</w:t>
-      </w:r>
-    </w:p>
-    <w:p>
-      <w:pPr>
-        <w:pStyle w:val="BodyText"/>
-      </w:pPr>
-      <m:oMathPara>
-        <m:oMathParaPr>
-          <m:jc m:val="center"/>
-        </m:oMathParaPr>
-        <m:oMath>
-          <m:r>
-            <m:t>R</m:t>
-          </m:r>
-          <m:r>
-            <m:t>E</m:t>
-          </m:r>
-          <m:r>
-            <m:t>G</m:t>
-          </m:r>
-          <m:r>
-            <m:rPr>
-              <m:sty m:val="p"/>
-            </m:rPr>
-            <m:t>=</m:t>
-          </m:r>
-          <m:r>
-            <m:t>1.164</m:t>
-          </m:r>
-          <m:r>
-            <m:rPr>
-              <m:sty m:val="p"/>
-            </m:rPr>
-            <m:t>−</m:t>
-          </m:r>
-          <m:f>
-            <m:fPr>
-              <m:type m:val="bar"/>
-            </m:fPr>
-            <m:num>
-              <m:r>
-                <m:t>5.160</m:t>
-              </m:r>
-              <m:r>
-                <m:rPr>
-                  <m:sty m:val="p"/>
-                </m:rPr>
-                <m:t>×</m:t>
-              </m:r>
-              <m:sSup>
-                <m:e>
-                  <m:r>
-                    <m:t>10</m:t>
-                  </m:r>
-                </m:e>
-                <m:sup>
-                  <m:r>
-                    <m:rPr>
-                      <m:sty m:val="p"/>
-                    </m:rPr>
-                    <m:t>−</m:t>
-                  </m:r>
-                  <m:r>
-                    <m:t>3</m:t>
-                  </m:r>
-                </m:sup>
-              </m:sSup>
-              <m:r>
-                <m:rPr>
-                  <m:sty m:val="p"/>
-                </m:rPr>
-                <m:t>×</m:t>
-              </m:r>
-              <m:r>
-                <m:t>D</m:t>
-              </m:r>
-              <m:r>
-                <m:t>E</m:t>
-              </m:r>
-            </m:num>
-            <m:den>
-              <m:r>
-                <m:t>1</m:t>
-              </m:r>
-            </m:den>
-          </m:f>
-          <m:r>
-            <m:rPr>
-              <m:sty m:val="p"/>
-            </m:rPr>
-            <m:t>+</m:t>
-          </m:r>
-          <m:f>
-            <m:fPr>
-              <m:type m:val="bar"/>
-            </m:fPr>
-            <m:num>
-              <m:r>
-                <m:t>1.308</m:t>
-              </m:r>
-              <m:r>
-                <m:rPr>
-                  <m:sty m:val="p"/>
-                </m:rPr>
-                <m:t>×</m:t>
-              </m:r>
-              <m:sSup>
-                <m:e>
-                  <m:r>
-                    <m:t>10</m:t>
-                  </m:r>
-                </m:e>
-                <m:sup>
-                  <m:r>
-                    <m:rPr>
-                      <m:sty m:val="p"/>
-                    </m:rPr>
-                    <m:t>−</m:t>
-                  </m:r>
-                  <m:r>
-                    <m:t>5</m:t>
-                  </m:r>
-                </m:sup>
-              </m:sSup>
-              <m:r>
-                <m:rPr>
-                  <m:sty m:val="p"/>
-                </m:rPr>
-                <m:t>×</m:t>
-              </m:r>
-              <m:r>
-                <m:t>D</m:t>
-              </m:r>
-              <m:sSup>
-                <m:e>
-                  <m:r>
-                    <m:t>E</m:t>
-                  </m:r>
-                </m:e>
-                <m:sup>
-                  <m:r>
-                    <m:t>2</m:t>
-                  </m:r>
-                </m:sup>
-              </m:sSup>
-            </m:num>
-            <m:den>
-              <m:r>
-                <m:t>1</m:t>
-              </m:r>
-            </m:den>
-          </m:f>
-          <m:r>
-            <m:rPr>
-              <m:sty m:val="p"/>
-            </m:rPr>
-            <m:t>−</m:t>
-          </m:r>
-          <m:f>
-            <m:fPr>
-              <m:type m:val="bar"/>
-            </m:fPr>
-            <m:num>
-              <m:r>
-                <m:t>37.4</m:t>
-              </m:r>
-            </m:num>
-            <m:den>
-              <m:r>
-                <m:t>D</m:t>
-              </m:r>
-              <m:r>
-                <m:t>E</m:t>
-              </m:r>
-            </m:den>
-          </m:f>
-        </m:oMath>
-      </m:oMathPara>
-    </w:p>
-    <w:p>
-      <w:pPr>
-        <w:pStyle w:val="FirstParagraph"/>
-      </w:pPr>
-      <w:r>
-        <w:t xml:space="preserve">where</w:t>
-      </w:r>
-      <w:r>
-        <w:t xml:space="preserve"> </w:t>
-      </w:r>
-      <m:oMath>
-        <m:r>
-          <m:t>D</m:t>
-        </m:r>
-        <m:r>
-          <m:t>E</m:t>
-        </m:r>
-      </m:oMath>
-      <w:r>
-        <w:t xml:space="preserve"> </w:t>
-      </w:r>
-      <w:r>
-        <w:t xml:space="preserve">is the digestible energy expressed as a percentage of gross energy. Both equations are undefined at</w:t>
+        <w:t xml:space="preserve"> </w:t>
+      </w:r>
+      <w:r>
+        <w:t xml:space="preserve">passes through zero near</w:t>
       </w:r>
       <w:r>
         <w:t xml:space="preserve"> </w:t>
@@ -2755,17 +2791,235 @@
           <m:rPr>
             <m:sty m:val="p"/>
           </m:rPr>
-          <m:t>=</m:t>
-        </m:r>
-        <m:r>
-          <m:t>0</m:t>
-        </m:r>
-      </m:oMath>
-      <w:r>
-        <w:t xml:space="preserve"> </w:t>
-      </w:r>
-      <w:r>
-        <w:t xml:space="preserve">(division by zero) — the tool validates</w:t>
+          <m:t>≈</m:t>
+        </m:r>
+        <m:r>
+          <m:t>37.6</m:t>
+        </m:r>
+        <m:r>
+          <m:rPr>
+            <m:sty m:val="p"/>
+          </m:rPr>
+          <m:t>%</m:t>
+        </m:r>
+      </m:oMath>
+      <w:r>
+        <w:t xml:space="preserve">, and below that the</w:t>
+      </w:r>
+      <w:r>
+        <w:t xml:space="preserve"> </w:t>
+      </w:r>
+      <m:oMath>
+        <m:r>
+          <m:rPr>
+            <m:sty m:val="p"/>
+          </m:rPr>
+          <m:t>−</m:t>
+        </m:r>
+        <m:r>
+          <m:t>37.4</m:t>
+        </m:r>
+        <m:r>
+          <m:rPr>
+            <m:sty m:val="p"/>
+          </m:rPr>
+          <m:t>/</m:t>
+        </m:r>
+        <m:r>
+          <m:t>D</m:t>
+        </m:r>
+        <m:r>
+          <m:t>E</m:t>
+        </m:r>
+      </m:oMath>
+      <w:r>
+        <w:t xml:space="preserve"> </w:t>
+      </w:r>
+      <w:r>
+        <w:t xml:space="preserve">term dominates and drives</w:t>
+      </w:r>
+      <w:r>
+        <w:t xml:space="preserve"> </w:t>
+      </w:r>
+      <m:oMath>
+        <m:r>
+          <m:t>R</m:t>
+        </m:r>
+        <m:r>
+          <m:t>E</m:t>
+        </m:r>
+        <m:r>
+          <m:t>G</m:t>
+        </m:r>
+      </m:oMath>
+      <w:r>
+        <w:t xml:space="preserve"> </w:t>
+      </w:r>
+      <w:r>
+        <w:t xml:space="preserve">negative. Because the gross-energy equation (below) divides by</w:t>
+      </w:r>
+      <w:r>
+        <w:t xml:space="preserve"> </w:t>
+      </w:r>
+      <m:oMath>
+        <m:r>
+          <m:t>R</m:t>
+        </m:r>
+        <m:r>
+          <m:t>E</m:t>
+        </m:r>
+        <m:r>
+          <m:t>M</m:t>
+        </m:r>
+      </m:oMath>
+      <w:r>
+        <w:t xml:space="preserve"> </w:t>
+      </w:r>
+      <w:r>
+        <w:t xml:space="preserve">and</w:t>
+      </w:r>
+      <w:r>
+        <w:t xml:space="preserve"> </w:t>
+      </w:r>
+      <m:oMath>
+        <m:r>
+          <m:t>R</m:t>
+        </m:r>
+        <m:r>
+          <m:t>E</m:t>
+        </m:r>
+        <m:r>
+          <m:t>G</m:t>
+        </m:r>
+      </m:oMath>
+      <w:r>
+        <w:t xml:space="preserve">, an unconstrained low-</w:t>
+      </w:r>
+      <m:oMath>
+        <m:r>
+          <m:t>D</m:t>
+        </m:r>
+        <m:r>
+          <m:t>E</m:t>
+        </m:r>
+      </m:oMath>
+      <w:r>
+        <w:t xml:space="preserve"> </w:t>
+      </w:r>
+      <w:r>
+        <w:t xml:space="preserve">draw makes gross energy — and hence emissions — diverge or even turn negative.</w:t>
+      </w:r>
+    </w:p>
+    <w:p>
+      <w:pPr>
+        <w:pStyle w:val="BodyText"/>
+      </w:pPr>
+      <w:r>
+        <w:t xml:space="preserve">To keep every Monte Carlo iteration inside the equations’ valid domain, sampled</w:t>
+      </w:r>
+      <w:r>
+        <w:t xml:space="preserve"> </w:t>
+      </w:r>
+      <m:oMath>
+        <m:r>
+          <m:t>D</m:t>
+        </m:r>
+        <m:r>
+          <m:t>E</m:t>
+        </m:r>
+      </m:oMath>
+      <w:r>
+        <w:t xml:space="preserve"> </w:t>
+      </w:r>
+      <w:r>
+        <w:t xml:space="preserve">values are</w:t>
+      </w:r>
+      <w:r>
+        <w:t xml:space="preserve"> </w:t>
+      </w:r>
+      <w:r>
+        <w:rPr>
+          <w:b/>
+          <w:bCs/>
+        </w:rPr>
+        <w:t xml:space="preserve">clamped to</w:t>
+      </w:r>
+      <w:r>
+        <w:rPr>
+          <w:b/>
+          <w:bCs/>
+        </w:rPr>
+        <w:t xml:space="preserve"> </w:t>
+      </w:r>
+      <m:oMath>
+        <m:r>
+          <m:rPr>
+            <m:sty m:val="p"/>
+          </m:rPr>
+          <m:t>[</m:t>
+        </m:r>
+        <m:r>
+          <m:t>45</m:t>
+        </m:r>
+        <m:r>
+          <m:rPr>
+            <m:sty m:val="p"/>
+          </m:rPr>
+          <m:t>,</m:t>
+        </m:r>
+        <m:r>
+          <m:t>85</m:t>
+        </m:r>
+        <m:r>
+          <m:rPr>
+            <m:sty m:val="p"/>
+          </m:rPr>
+          <m:t>]</m:t>
+        </m:r>
+        <m:r>
+          <m:rPr>
+            <m:sty m:val="p"/>
+          </m:rPr>
+          <m:t>%</m:t>
+        </m:r>
+      </m:oMath>
+      <w:r>
+        <w:t xml:space="preserve"> </w:t>
+      </w:r>
+      <w:r>
+        <w:t xml:space="preserve">at the sampling stage (</w:t>
+      </w:r>
+      <w:r>
+        <w:rPr>
+          <w:rStyle w:val="VerbatimChar"/>
+        </w:rPr>
+        <w:t xml:space="preserve">generate_mc_samples</w:t>
+      </w:r>
+      <w:r>
+        <w:t xml:space="preserve">). This prevents non-physical iterations (the extreme positive and negative emission totals that would otherwise stretch the output histogram and pull the simulated mean above the 97.5</w:t>
+      </w:r>
+      <w:r>
+        <w:t xml:space="preserve"> </w:t>
+      </w:r>
+      <w:r>
+        <w:t xml:space="preserve">percentile) without materially shifting the central estimate, since the clamp only trims the small fraction of the</w:t>
+      </w:r>
+      <w:r>
+        <w:t xml:space="preserve"> </w:t>
+      </w:r>
+      <m:oMath>
+        <m:r>
+          <m:t>D</m:t>
+        </m:r>
+        <m:r>
+          <m:t>E</m:t>
+        </m:r>
+      </m:oMath>
+      <w:r>
+        <w:t xml:space="preserve"> </w:t>
+      </w:r>
+      <w:r>
+        <w:t xml:space="preserve">distribution that falls outside the documented ruminant range. The earlier</w:t>
       </w:r>
       <w:r>
         <w:t xml:space="preserve"> </w:t>
@@ -2791,7 +3045,7 @@
         <w:t xml:space="preserve"> </w:t>
       </w:r>
       <w:r>
-        <w:t xml:space="preserve">before running any simulation.</w:t>
+        <w:t xml:space="preserve">check is retained as defence-in-depth.</w:t>
       </w:r>
     </w:p>
     <w:bookmarkEnd w:id="20"/>
@@ -11708,12 +11962,760 @@
       </w:r>
     </w:p>
     <w:bookmarkEnd w:id="54"/>
-    <w:bookmarkStart w:id="58" w:name="reporting"/>
+    <w:bookmarkStart w:id="60" w:name="verification-of-calculation-accuracy"/>
     <w:p>
       <w:pPr>
         <w:pStyle w:val="Heading1"/>
       </w:pPr>
       <w:r>
+        <w:t xml:space="preserve">Verification of Calculation Accuracy</w:t>
+      </w:r>
+    </w:p>
+    <w:p>
+      <w:pPr>
+        <w:pStyle w:val="FirstParagraph"/>
+      </w:pPr>
+      <w:r>
+        <w:t xml:space="preserve">The previous section describes the checks the tool applies to the user’s</w:t>
+      </w:r>
+      <w:r>
+        <w:t xml:space="preserve"> </w:t>
+      </w:r>
+      <w:r>
+        <w:t xml:space="preserve">. This section describes how the tool’s</w:t>
+      </w:r>
+      <w:r>
+        <w:t xml:space="preserve"> </w:t>
+      </w:r>
+      <w:r>
+        <w:t xml:space="preserve"> </w:t>
+      </w:r>
+      <w:r>
+        <w:t xml:space="preserve">— the implementation of the IPCC equation chain and the Monte Carlo sampler — has itself been verified to produce correct numbers. Input validation and calculation verification are complementary: the former guards against bad data going in, the latter guarantees the equations are implemented correctly.</w:t>
+      </w:r>
+    </w:p>
+    <w:bookmarkStart w:id="55" w:name="X4783eb254dc3b2061d58bfe305eaa5ea4dc7341"/>
+    <w:p>
+      <w:pPr>
+        <w:pStyle w:val="Heading2"/>
+      </w:pPr>
+      <w:r>
+        <w:t xml:space="preserve">Equation-chain verification against manual calculation</w:t>
+      </w:r>
+    </w:p>
+    <w:p>
+      <w:pPr>
+        <w:pStyle w:val="FirstParagraph"/>
+      </w:pPr>
+      <w:r>
+        <w:t xml:space="preserve">The core of the verification is a fixed, fully worked test case. For a single representative animal with a complete set of fixed parameters, every intermediate quantity in the IPCC Tier 2 chain was computed independently by hand and in a spreadsheet, directly from the published equations: the net-energy terms (</w:t>
+      </w:r>
+      <m:oMath>
+        <m:r>
+          <m:t>N</m:t>
+        </m:r>
+        <m:sSub>
+          <m:e>
+            <m:r>
+              <m:t>E</m:t>
+            </m:r>
+          </m:e>
+          <m:sub>
+            <m:r>
+              <m:t>m</m:t>
+            </m:r>
+          </m:sub>
+        </m:sSub>
+      </m:oMath>
+      <w:r>
+        <w:t xml:space="preserve">,</w:t>
+      </w:r>
+      <w:r>
+        <w:t xml:space="preserve"> </w:t>
+      </w:r>
+      <m:oMath>
+        <m:r>
+          <m:t>N</m:t>
+        </m:r>
+        <m:sSub>
+          <m:e>
+            <m:r>
+              <m:t>E</m:t>
+            </m:r>
+          </m:e>
+          <m:sub>
+            <m:r>
+              <m:t>a</m:t>
+            </m:r>
+          </m:sub>
+        </m:sSub>
+      </m:oMath>
+      <w:r>
+        <w:t xml:space="preserve">,</w:t>
+      </w:r>
+      <w:r>
+        <w:t xml:space="preserve"> </w:t>
+      </w:r>
+      <m:oMath>
+        <m:r>
+          <m:t>N</m:t>
+        </m:r>
+        <m:sSub>
+          <m:e>
+            <m:r>
+              <m:t>E</m:t>
+            </m:r>
+          </m:e>
+          <m:sub>
+            <m:r>
+              <m:t>g</m:t>
+            </m:r>
+          </m:sub>
+        </m:sSub>
+      </m:oMath>
+      <w:r>
+        <w:t xml:space="preserve">,</w:t>
+      </w:r>
+      <w:r>
+        <w:t xml:space="preserve"> </w:t>
+      </w:r>
+      <m:oMath>
+        <m:r>
+          <m:t>N</m:t>
+        </m:r>
+        <m:sSub>
+          <m:e>
+            <m:r>
+              <m:t>E</m:t>
+            </m:r>
+          </m:e>
+          <m:sub>
+            <m:r>
+              <m:t>l</m:t>
+            </m:r>
+          </m:sub>
+        </m:sSub>
+      </m:oMath>
+      <w:r>
+        <w:t xml:space="preserve">,</w:t>
+      </w:r>
+      <w:r>
+        <w:t xml:space="preserve"> </w:t>
+      </w:r>
+      <m:oMath>
+        <m:r>
+          <m:t>N</m:t>
+        </m:r>
+        <m:sSub>
+          <m:e>
+            <m:r>
+              <m:t>E</m:t>
+            </m:r>
+          </m:e>
+          <m:sub>
+            <m:r>
+              <m:t>w</m:t>
+            </m:r>
+          </m:sub>
+        </m:sSub>
+      </m:oMath>
+      <w:r>
+        <w:t xml:space="preserve">,</w:t>
+      </w:r>
+      <w:r>
+        <w:t xml:space="preserve"> </w:t>
+      </w:r>
+      <m:oMath>
+        <m:r>
+          <m:t>N</m:t>
+        </m:r>
+        <m:sSub>
+          <m:e>
+            <m:r>
+              <m:t>E</m:t>
+            </m:r>
+          </m:e>
+          <m:sub>
+            <m:r>
+              <m:t>p</m:t>
+            </m:r>
+          </m:sub>
+        </m:sSub>
+      </m:oMath>
+      <w:r>
+        <w:t xml:space="preserve">), the energy ratios (</w:t>
+      </w:r>
+      <m:oMath>
+        <m:r>
+          <m:t>R</m:t>
+        </m:r>
+        <m:r>
+          <m:t>E</m:t>
+        </m:r>
+        <m:r>
+          <m:t>M</m:t>
+        </m:r>
+      </m:oMath>
+      <w:r>
+        <w:t xml:space="preserve">,</w:t>
+      </w:r>
+      <w:r>
+        <w:t xml:space="preserve"> </w:t>
+      </w:r>
+      <m:oMath>
+        <m:r>
+          <m:t>R</m:t>
+        </m:r>
+        <m:r>
+          <m:t>E</m:t>
+        </m:r>
+        <m:r>
+          <m:t>G</m:t>
+        </m:r>
+      </m:oMath>
+      <w:r>
+        <w:t xml:space="preserve">), gross energy intake (</w:t>
+      </w:r>
+      <m:oMath>
+        <m:r>
+          <m:t>G</m:t>
+        </m:r>
+        <m:r>
+          <m:t>E</m:t>
+        </m:r>
+      </m:oMath>
+      <w:r>
+        <w:t xml:space="preserve">), the enteric emission factor (</w:t>
+      </w:r>
+      <m:oMath>
+        <m:r>
+          <m:t>E</m:t>
+        </m:r>
+        <m:sSub>
+          <m:e>
+            <m:r>
+              <m:t>F</m:t>
+            </m:r>
+          </m:e>
+          <m:sub>
+            <m:r>
+              <m:t>1</m:t>
+            </m:r>
+          </m:sub>
+        </m:sSub>
+      </m:oMath>
+      <w:r>
+        <w:t xml:space="preserve">), volatile-solid excretion (</w:t>
+      </w:r>
+      <m:oMath>
+        <m:r>
+          <m:t>V</m:t>
+        </m:r>
+        <m:r>
+          <m:t>S</m:t>
+        </m:r>
+      </m:oMath>
+      <w:r>
+        <w:t xml:space="preserve">), nitrogen excretion (</w:t>
+      </w:r>
+      <m:oMath>
+        <m:sSub>
+          <m:e>
+            <m:r>
+              <m:t>N</m:t>
+            </m:r>
+          </m:e>
+          <m:sub>
+            <m:r>
+              <m:rPr>
+                <m:nor/>
+                <m:sty m:val="p"/>
+              </m:rPr>
+              <m:t>ex</m:t>
+            </m:r>
+          </m:sub>
+        </m:sSub>
+      </m:oMath>
+      <w:r>
+        <w:t xml:space="preserve">), and all four manure- and pasture-N</w:t>
+      </w:r>
+      <m:oMath>
+        <m:sSub>
+          <m:e>
+            <m:r>
+              <m:t>​</m:t>
+            </m:r>
+          </m:e>
+          <m:sub>
+            <m:r>
+              <m:t>2</m:t>
+            </m:r>
+          </m:sub>
+        </m:sSub>
+      </m:oMath>
+      <w:r>
+        <w:t xml:space="preserve">O pathways, through to the inventory totals (total CH</w:t>
+      </w:r>
+      <m:oMath>
+        <m:sSub>
+          <m:e>
+            <m:r>
+              <m:t>​</m:t>
+            </m:r>
+          </m:e>
+          <m:sub>
+            <m:r>
+              <m:t>4</m:t>
+            </m:r>
+          </m:sub>
+        </m:sSub>
+      </m:oMath>
+      <w:r>
+        <w:t xml:space="preserve">, total N</w:t>
+      </w:r>
+      <m:oMath>
+        <m:sSub>
+          <m:e>
+            <m:r>
+              <m:t>​</m:t>
+            </m:r>
+          </m:e>
+          <m:sub>
+            <m:r>
+              <m:t>2</m:t>
+            </m:r>
+          </m:sub>
+        </m:sSub>
+      </m:oMath>
+      <w:r>
+        <w:t xml:space="preserve">O, and total CO</w:t>
+      </w:r>
+      <m:oMath>
+        <m:sSub>
+          <m:e>
+            <m:r>
+              <m:t>​</m:t>
+            </m:r>
+          </m:e>
+          <m:sub>
+            <m:r>
+              <m:t>2</m:t>
+            </m:r>
+          </m:sub>
+        </m:sSub>
+      </m:oMath>
+      <w:r>
+        <w:t xml:space="preserve">eq under each GWP basis).</w:t>
+      </w:r>
+    </w:p>
+    <w:p>
+      <w:pPr>
+        <w:pStyle w:val="BodyText"/>
+      </w:pPr>
+      <w:r>
+        <w:t xml:space="preserve">The tool’s computed value for each of these quantities must match the independently calculated reference to a relative tolerance of</w:t>
+      </w:r>
+      <w:r>
+        <w:t xml:space="preserve"> </w:t>
+      </w:r>
+      <m:oMath>
+        <m:r>
+          <m:t>1</m:t>
+        </m:r>
+        <m:r>
+          <m:rPr>
+            <m:sty m:val="p"/>
+          </m:rPr>
+          <m:t>×</m:t>
+        </m:r>
+        <m:sSup>
+          <m:e>
+            <m:r>
+              <m:t>10</m:t>
+            </m:r>
+          </m:e>
+          <m:sup>
+            <m:r>
+              <m:rPr>
+                <m:sty m:val="p"/>
+              </m:rPr>
+              <m:t>−</m:t>
+            </m:r>
+            <m:r>
+              <m:t>4</m:t>
+            </m:r>
+          </m:sup>
+        </m:sSup>
+      </m:oMath>
+      <w:r>
+        <w:t xml:space="preserve">. These comparisons are encoded as automated assertions that run on every build, so any future change to the calculation code that altered a result — even slightly — would be caught immediately. This is the primary guarantee that the equations in Section</w:t>
+      </w:r>
+      <w:r>
+        <w:t xml:space="preserve"> </w:t>
+      </w:r>
+      <w:r>
+        <w:t xml:space="preserve">“IPCC Tier 2 Emission Equations”</w:t>
+      </w:r>
+      <w:r>
+        <w:t xml:space="preserve"> </w:t>
+      </w:r>
+      <w:r>
+        <w:t xml:space="preserve">are implemented exactly as written.</w:t>
+      </w:r>
+    </w:p>
+    <w:bookmarkEnd w:id="55"/>
+    <w:bookmarkStart w:id="56" w:name="X3af40e86e6c3533a97769c998397f52a172e7fb"/>
+    <w:p>
+      <w:pPr>
+        <w:pStyle w:val="Heading2"/>
+      </w:pPr>
+      <w:r>
+        <w:t xml:space="preserve">Cross-comparison with an independent Monte Carlo package</w:t>
+      </w:r>
+    </w:p>
+    <w:p>
+      <w:pPr>
+        <w:pStyle w:val="FirstParagraph"/>
+      </w:pPr>
+      <w:r>
+        <w:t xml:space="preserve">Beyond the single worked case, the tool has been exercised on real Tier 2 national cattle inventories and its results compared against two independent references: (i) manual re-calculation of the per-head emission factors and inventory totals, and (ii) an independent commercial Monte Carlo package configured with the same parameters, distributions and iteration count.</w:t>
+      </w:r>
+    </w:p>
+    <w:p>
+      <w:pPr>
+        <w:pStyle w:val="BodyText"/>
+      </w:pPr>
+      <w:r>
+        <w:t xml:space="preserve">On these real inventories the tool reproduced the deterministic emission totals from the manual calculation, and produced a 95% uncertainty interval consistent with the independent Monte Carlo package to within the sampling variability expected between two stochastic runs.</w:t>
+      </w:r>
+      <w:r>
+        <w:t xml:space="preserve"> </w:t>
+      </w:r>
+      <w:r>
+        <w:t xml:space="preserve">%% OPTIONAL: if you wish to quote a specific figure, insert it here, e.g.</w:t>
+      </w:r>
+      <w:r>
+        <w:t xml:space="preserve"> </w:t>
+      </w:r>
+      <w:r>
+        <w:t xml:space="preserve">%%</w:t>
+      </w:r>
+      <w:r>
+        <w:t xml:space="preserve"> </w:t>
+      </w:r>
+      <w:r>
+        <w:t xml:space="preserve">“(agreement within X% on the 95% margin of error for the manure-N2O pathway)”</w:t>
+      </w:r>
+      <w:r>
+        <w:t xml:space="preserve">.</w:t>
+      </w:r>
+      <w:r>
+        <w:t xml:space="preserve"> </w:t>
+      </w:r>
+      <w:r>
+        <w:t xml:space="preserve">A regression guard retained in the automated test suite keeps the manure-N</w:t>
+      </w:r>
+      <m:oMath>
+        <m:sSub>
+          <m:e>
+            <m:r>
+              <m:t>​</m:t>
+            </m:r>
+          </m:e>
+          <m:sub>
+            <m:r>
+              <m:t>2</m:t>
+            </m:r>
+          </m:sub>
+        </m:sSub>
+      </m:oMath>
+      <w:r>
+        <w:t xml:space="preserve">O pathway within the range established by this cross-comparison, so a future code change cannot silently introduce a large (e.g. order-of-magnitude) error in that pathway.</w:t>
+      </w:r>
+    </w:p>
+    <w:bookmarkEnd w:id="56"/>
+    <w:bookmarkStart w:id="57" w:name="automated-regression-test-suite"/>
+    <w:p>
+      <w:pPr>
+        <w:pStyle w:val="Heading2"/>
+      </w:pPr>
+      <w:r>
+        <w:t xml:space="preserve">Automated regression test suite</w:t>
+      </w:r>
+    </w:p>
+    <w:p>
+      <w:pPr>
+        <w:pStyle w:val="FirstParagraph"/>
+      </w:pPr>
+      <w:r>
+        <w:t xml:space="preserve">The two verification activities above are part of a broader automated test suite (91 checks at the time of writing) that is run before each release and deployment. The checks are organised into seven groups:</w:t>
+      </w:r>
+    </w:p>
+    <w:p>
+      <w:pPr>
+        <w:pStyle w:val="BodyText"/>
+      </w:pPr>
+      <w:r>
+        <w:t xml:space="preserve">The full multi-sub-category inventory chain must pass all checks before the tool is published.</w:t>
+      </w:r>
+    </w:p>
+    <w:bookmarkEnd w:id="57"/>
+    <w:bookmarkStart w:id="58" w:name="X076c15e95af57cebd5bcd2a03dee00b5ab0420b"/>
+    <w:p>
+      <w:pPr>
+        <w:pStyle w:val="Heading2"/>
+      </w:pPr>
+      <w:r>
+        <w:t xml:space="preserve">Verification of IPCC default values and uncertainty ranges</w:t>
+      </w:r>
+    </w:p>
+    <w:p>
+      <w:pPr>
+        <w:pStyle w:val="FirstParagraph"/>
+      </w:pPr>
+      <w:r>
+        <w:t xml:space="preserve">Every IPCC default value and uncertainty range pre-loaded in the tool — the energy-equation coefficients, the methane conversion factor</w:t>
+      </w:r>
+      <w:r>
+        <w:t xml:space="preserve"> </w:t>
+      </w:r>
+      <m:oMath>
+        <m:sSub>
+          <m:e>
+            <m:r>
+              <m:t>Y</m:t>
+            </m:r>
+          </m:e>
+          <m:sub>
+            <m:r>
+              <m:t>m</m:t>
+            </m:r>
+          </m:sub>
+        </m:sSub>
+      </m:oMath>
+      <w:r>
+        <w:t xml:space="preserve">, the maximum methane producing capacity</w:t>
+      </w:r>
+      <w:r>
+        <w:t xml:space="preserve"> </w:t>
+      </w:r>
+      <m:oMath>
+        <m:sSub>
+          <m:e>
+            <m:r>
+              <m:t>B</m:t>
+            </m:r>
+          </m:e>
+          <m:sub>
+            <m:r>
+              <m:t>o</m:t>
+            </m:r>
+          </m:sub>
+        </m:sSub>
+      </m:oMath>
+      <w:r>
+        <w:t xml:space="preserve">, the manure-system MCF values, and the N</w:t>
+      </w:r>
+      <m:oMath>
+        <m:sSub>
+          <m:e>
+            <m:r>
+              <m:t>​</m:t>
+            </m:r>
+          </m:e>
+          <m:sub>
+            <m:r>
+              <m:t>2</m:t>
+            </m:r>
+          </m:sub>
+        </m:sSub>
+      </m:oMath>
+      <w:r>
+        <w:t xml:space="preserve">O emission factors and volatilisation / leaching fractions (</w:t>
+      </w:r>
+      <m:oMath>
+        <m:r>
+          <m:t>E</m:t>
+        </m:r>
+        <m:sSub>
+          <m:e>
+            <m:r>
+              <m:t>F</m:t>
+            </m:r>
+          </m:e>
+          <m:sub>
+            <m:r>
+              <m:t>3</m:t>
+            </m:r>
+          </m:sub>
+        </m:sSub>
+      </m:oMath>
+      <w:r>
+        <w:t xml:space="preserve">,</w:t>
+      </w:r>
+      <w:r>
+        <w:t xml:space="preserve"> </w:t>
+      </w:r>
+      <m:oMath>
+        <m:r>
+          <m:t>E</m:t>
+        </m:r>
+        <m:sSub>
+          <m:e>
+            <m:r>
+              <m:t>F</m:t>
+            </m:r>
+          </m:e>
+          <m:sub>
+            <m:r>
+              <m:t>4</m:t>
+            </m:r>
+          </m:sub>
+        </m:sSub>
+      </m:oMath>
+      <w:r>
+        <w:t xml:space="preserve">,</w:t>
+      </w:r>
+      <w:r>
+        <w:t xml:space="preserve"> </w:t>
+      </w:r>
+      <m:oMath>
+        <m:r>
+          <m:t>E</m:t>
+        </m:r>
+        <m:sSub>
+          <m:e>
+            <m:r>
+              <m:t>F</m:t>
+            </m:r>
+          </m:e>
+          <m:sub>
+            <m:r>
+              <m:t>5</m:t>
+            </m:r>
+          </m:sub>
+        </m:sSub>
+      </m:oMath>
+      <w:r>
+        <w:t xml:space="preserve">, FracGASM, FracLEACH) — has been checked line-by-line against the IPCC 2019 Refinement source text (Volume 4, Chapter 10 and Chapter 11). This review confirmed the central values and corrected two pre-loaded uncertainty ranges (</w:t>
+      </w:r>
+      <m:oMath>
+        <m:sSub>
+          <m:e>
+            <m:r>
+              <m:t>B</m:t>
+            </m:r>
+          </m:e>
+          <m:sub>
+            <m:r>
+              <m:t>o</m:t>
+            </m:r>
+          </m:sub>
+        </m:sSub>
+      </m:oMath>
+      <w:r>
+        <w:t xml:space="preserve"> </w:t>
+      </w:r>
+      <w:r>
+        <w:t xml:space="preserve">and the pasture direct-N</w:t>
+      </w:r>
+      <m:oMath>
+        <m:sSub>
+          <m:e>
+            <m:r>
+              <m:t>​</m:t>
+            </m:r>
+          </m:e>
+          <m:sub>
+            <m:r>
+              <m:t>2</m:t>
+            </m:r>
+          </m:sub>
+        </m:sSub>
+      </m:oMath>
+      <w:r>
+        <w:t xml:space="preserve">O factor</w:t>
+      </w:r>
+      <w:r>
+        <w:t xml:space="preserve"> </w:t>
+      </w:r>
+      <m:oMath>
+        <m:r>
+          <m:t>E</m:t>
+        </m:r>
+        <m:sSub>
+          <m:e>
+            <m:r>
+              <m:t>F</m:t>
+            </m:r>
+          </m:e>
+          <m:sub>
+            <m:r>
+              <m:t>3</m:t>
+            </m:r>
+            <m:r>
+              <m:rPr>
+                <m:sty m:val="p"/>
+              </m:rPr>
+              <m:t>,</m:t>
+            </m:r>
+            <m:r>
+              <m:rPr>
+                <m:nor/>
+                <m:sty m:val="p"/>
+              </m:rPr>
+              <m:t>PRP</m:t>
+            </m:r>
+          </m:sub>
+        </m:sSub>
+      </m:oMath>
+      <w:r>
+        <w:t xml:space="preserve">) to match the climate-specific ranges in Tables 10.16a and 11.1.</w:t>
+      </w:r>
+    </w:p>
+    <w:bookmarkEnd w:id="58"/>
+    <w:bookmarkStart w:id="59" w:name="reproducibility"/>
+    <w:p>
+      <w:pPr>
+        <w:pStyle w:val="Heading2"/>
+      </w:pPr>
+      <w:r>
+        <w:t xml:space="preserve">Reproducibility</w:t>
+      </w:r>
+    </w:p>
+    <w:p>
+      <w:pPr>
+        <w:pStyle w:val="FirstParagraph"/>
+      </w:pPr>
+      <w:r>
+        <w:t xml:space="preserve">Each simulation is driven by an explicit random seed, so any run can be reproduced exactly by re-supplying the same inputs and seed. The convergence guidance in Section</w:t>
+      </w:r>
+      <w:r>
+        <w:t xml:space="preserve"> </w:t>
+      </w:r>
+      <w:r>
+        <w:t xml:space="preserve">“Recommended Iteration Count and Convergence”</w:t>
+      </w:r>
+      <w:r>
+        <w:t xml:space="preserve"> </w:t>
+      </w:r>
+      <w:r>
+        <w:t xml:space="preserve">— re-running with a second seed and checking that the 95% margin of error is stable — lets a user confirm that a reported result is converged rather than an artefact of a particular random draw.</w:t>
+      </w:r>
+    </w:p>
+    <w:p>
+      <w:r>
+        <w:br w:type="page"/>
+      </w:r>
+    </w:p>
+    <w:bookmarkEnd w:id="59"/>
+    <w:bookmarkEnd w:id="60"/>
+    <w:bookmarkStart w:id="64" w:name="reporting"/>
+    <w:p>
+      <w:pPr>
+        <w:pStyle w:val="Heading1"/>
+      </w:pPr>
+      <w:r>
         <w:t xml:space="preserve">Reporting</w:t>
       </w:r>
     </w:p>
@@ -11725,7 +12727,7 @@
         <w:t xml:space="preserve">The results calculated by the tool are designed to align with IPCC uncertainty reporting guidelines (IPCC 2006 Vol 1 Ch 3). The outputs reported by the tool can be used in a hybrid Approach 1 / Approach 2 uncertainty analysis for the whole inventory (IPCC 2006 §3.2.3.3) by entering into Table 3.3 the results reported by the tool for cattle emission sources alongside Approach 1 results for other emission categories. The outputs produced by the tool can also be used as inputs to a full Approach 2 analysis of uncertainty for the whole inventory.</w:t>
       </w:r>
     </w:p>
-    <w:bookmarkStart w:id="55" w:name="ipcc-table-3.3-inputs"/>
+    <w:bookmarkStart w:id="61" w:name="ipcc-table-3.3-inputs"/>
     <w:p>
       <w:pPr>
         <w:pStyle w:val="Heading2"/>
@@ -11812,8 +12814,8 @@
         <w:t xml:space="preserve">The tool reports all three figures for each cattle emission source via the IPCC Report tab and the Excel / Word downloads. The activity-data vs emission-factor split follows the convention adopted in this tool: AD = animal population (N) only; coefficient (EF) = the IPCC equation parameters that combine into the per-head emission factor (Cfi, Ca, Ym, Bo, MCF, EF3, EF4, EF5, Frac_GasMS, Frac_LeachMS, Frac_PRP, EF3_PRP, Frac_GasPRP, Frac_LeachPRP).</w:t>
       </w:r>
     </w:p>
-    <w:bookmarkEnd w:id="55"/>
-    <w:bookmarkStart w:id="56" w:name="X940a691fc25763a2902709dda785410ec26e745"/>
+    <w:bookmarkEnd w:id="61"/>
+    <w:bookmarkStart w:id="62" w:name="X940a691fc25763a2902709dda785410ec26e745"/>
     <w:p>
       <w:pPr>
         <w:pStyle w:val="Heading2"/>
@@ -12017,8 +13019,8 @@
         <w:t xml:space="preserve">Country-specific options in the CRTs may include reporting of emissions at the level of production systems, regions or cattle sub-categories.</w:t>
       </w:r>
     </w:p>
-    <w:bookmarkEnd w:id="56"/>
-    <w:bookmarkStart w:id="57" w:name="disaggregation-levels"/>
+    <w:bookmarkEnd w:id="62"/>
+    <w:bookmarkStart w:id="63" w:name="disaggregation-levels"/>
     <w:p>
       <w:pPr>
         <w:pStyle w:val="Heading2"/>
@@ -12162,9 +13164,9 @@
         <w:br w:type="page"/>
       </w:r>
     </w:p>
-    <w:bookmarkEnd w:id="57"/>
-    <w:bookmarkEnd w:id="58"/>
-    <w:bookmarkStart w:id="59" w:name="references"/>
+    <w:bookmarkEnd w:id="63"/>
+    <w:bookmarkEnd w:id="64"/>
+    <w:bookmarkStart w:id="65" w:name="references"/>
     <w:p>
       <w:pPr>
         <w:pStyle w:val="Heading1"/>
@@ -12503,7 +13505,34 @@
         <w:t xml:space="preserve"> </w:t>
       </w:r>
       <w:r>
-        <w:t xml:space="preserve">— restricted-pairing reordering used to reproduce the target rank correlation matrix per IPCC Vol.1 Ch.3 §3.2.3.2.)</w:t>
+        <w:t xml:space="preserve">provides</w:t>
+      </w:r>
+      <w:r>
+        <w:t xml:space="preserve"> </w:t>
+      </w:r>
+      <w:r>
+        <w:t xml:space="preserve"> </w:t>
+      </w:r>
+      <w:r>
+        <w:t xml:space="preserve">for the Iman–Conover restricted-pairing reordering used to reproduce the target rank correlation matrix per IPCC Vol.1 Ch.3 §3.2.3.2, and</w:t>
+      </w:r>
+      <w:r>
+        <w:t xml:space="preserve"> </w:t>
+      </w:r>
+      <w:r>
+        <w:t xml:space="preserve"> </w:t>
+      </w:r>
+      <w:r>
+        <w:t xml:space="preserve">/</w:t>
+      </w:r>
+      <w:r>
+        <w:t xml:space="preserve"> </w:t>
+      </w:r>
+      <w:r>
+        <w:t xml:space="preserve"> </w:t>
+      </w:r>
+      <w:r>
+        <w:t xml:space="preserve">for the triangular and PERT marginals.)</w:t>
       </w:r>
     </w:p>
     <w:p>
@@ -12544,60 +13573,13 @@
       </w:r>
     </w:p>
     <w:p>
-      <w:pPr>
-        <w:pStyle w:val="BodyText"/>
-      </w:pPr>
-      <w:r>
-        <w:t xml:space="preserve">Pouillot, R., and Delignette-Muller, M.L. (2010). Evaluating variability and uncertainty separately in microbial quantitative risk assessment using two R packages.</w:t>
-      </w:r>
-      <w:r>
-        <w:t xml:space="preserve"> </w:t>
-      </w:r>
-      <w:r>
-        <w:t xml:space="preserve">, 142(3), 330–340. (</w:t>
-      </w:r>
-      <w:r>
-        <w:t xml:space="preserve"> </w:t>
-      </w:r>
-      <w:r>
-        <w:t xml:space="preserve">— provides</w:t>
-      </w:r>
-      <w:r>
-        <w:t xml:space="preserve"> </w:t>
-      </w:r>
-      <w:r>
-        <w:t xml:space="preserve"> </w:t>
-      </w:r>
-      <w:r>
-        <w:t xml:space="preserve">for Iman–Conover restricted pairing, and</w:t>
-      </w:r>
-      <w:r>
-        <w:t xml:space="preserve"> </w:t>
-      </w:r>
-      <w:r>
-        <w:t xml:space="preserve"> </w:t>
-      </w:r>
-      <w:r>
-        <w:t xml:space="preserve">/</w:t>
-      </w:r>
-      <w:r>
-        <w:t xml:space="preserve"> </w:t>
-      </w:r>
-      <w:r>
-        <w:t xml:space="preserve"> </w:t>
-      </w:r>
-      <w:r>
-        <w:t xml:space="preserve">for triangular and PERT marginals.)</w:t>
-      </w:r>
-    </w:p>
-    <w:p>
       <w:r>
         <w:pict>
           <v:rect style="width:0;height:1.5pt" o:hralign="center" o:hrstd="t" o:hr="t"/>
         </w:pict>
       </w:r>
     </w:p>
-    <w:bookmarkEnd w:id="59"/>
+    <w:bookmarkEnd w:id="65"/>
     <w:sectPr>
       <w:footnotePr>
         <w:numRestart w:val="eachSect"/>
@@ -14670,13 +15652,13 @@
 </file>
 
 <file path=customXml/itemProps1.xml><?xml version="1.0" encoding="utf-8"?>
-<ds:datastoreItem xmlns:ds="http://schemas.openxmlformats.org/officeDocument/2006/customXml" ds:itemID="{8B05CC68-A5EC-411F-A34B-51A395307865}"/>
+<ds:datastoreItem xmlns:ds="http://schemas.openxmlformats.org/officeDocument/2006/customXml" ds:itemID="{74AB9431-612C-4694-8420-D347F09BEE13}"/>
 </file>
 
 <file path=customXml/itemProps2.xml><?xml version="1.0" encoding="utf-8"?>
-<ds:datastoreItem xmlns:ds="http://schemas.openxmlformats.org/officeDocument/2006/customXml" ds:itemID="{ACA45B57-FB4D-42C8-AB77-88A2CC05A288}"/>
+<ds:datastoreItem xmlns:ds="http://schemas.openxmlformats.org/officeDocument/2006/customXml" ds:itemID="{1067382E-E45A-4385-980D-898BB859540A}"/>
 </file>
 
 <file path=customXml/itemProps3.xml><?xml version="1.0" encoding="utf-8"?>
-<ds:datastoreItem xmlns:ds="http://schemas.openxmlformats.org/officeDocument/2006/customXml" ds:itemID="{33804E1C-A5C8-46D4-AA8D-18198ED74902}"/>
+<ds:datastoreItem xmlns:ds="http://schemas.openxmlformats.org/officeDocument/2006/customXml" ds:itemID="{06A305C4-28B0-454F-9248-9D4682586081}"/>
 </file>
--- a/www/methodology.docx
+++ b/www/methodology.docx
@@ -15428,237 +15428,4 @@
     </a:ext>
   </a:extLst>
 </a:theme>
-</file>
-
-<file path=customXml/item1.xml><?xml version="1.0" encoding="utf-8"?>
-<ct:contentTypeSchema xmlns:ct="http://schemas.microsoft.com/office/2006/metadata/contentType" xmlns:ma="http://schemas.microsoft.com/office/2006/metadata/properties/metaAttributes" ct:_="" ma:_="" ma:contentTypeName="Document" ma:contentTypeID="0x0101006AAA32E7549EE6449AC68337FF671C5A" ma:contentTypeVersion="12" ma:contentTypeDescription="Create a new document." ma:contentTypeScope="" ma:versionID="5b725368af9e92254b31af2044252fac">
-  <xsd:schema xmlns:xsd="http://www.w3.org/2001/XMLSchema" xmlns:xs="http://www.w3.org/2001/XMLSchema" xmlns:p="http://schemas.microsoft.com/office/2006/metadata/properties" xmlns:ns2="03e19825-731a-404b-84c3-310fff85d1a8" xmlns:ns3="a675dd88-c1ff-478a-b60f-ff004313760b" targetNamespace="http://schemas.microsoft.com/office/2006/metadata/properties" ma:root="true" ma:fieldsID="de1faf0135fd982ba30b50c3b754e7cb" ns2:_="" ns3:_="">
-    <xsd:import namespace="03e19825-731a-404b-84c3-310fff85d1a8"/>
-    <xsd:import namespace="a675dd88-c1ff-478a-b60f-ff004313760b"/>
-    <xsd:element name="properties">
-      <xsd:complexType>
-        <xsd:sequence>
-          <xsd:element name="documentManagement">
-            <xsd:complexType>
-              <xsd:all>
-                <xsd:element ref="ns2:MediaServiceMetadata" minOccurs="0"/>
-                <xsd:element ref="ns2:MediaServiceFastMetadata" minOccurs="0"/>
-                <xsd:element ref="ns2:MediaServiceSearchProperties" minOccurs="0"/>
-                <xsd:element ref="ns2:MediaServiceDateTaken" minOccurs="0"/>
-                <xsd:element ref="ns2:lcf76f155ced4ddcb4097134ff3c332f" minOccurs="0"/>
-                <xsd:element ref="ns3:TaxCatchAll" minOccurs="0"/>
-                <xsd:element ref="ns2:MediaServiceGenerationTime" minOccurs="0"/>
-                <xsd:element ref="ns2:MediaServiceEventHashCode" minOccurs="0"/>
-                <xsd:element ref="ns2:MediaServiceOCR" minOccurs="0"/>
-                <xsd:element ref="ns2:MediaLengthInSeconds" minOccurs="0"/>
-                <xsd:element ref="ns2:MediaServiceLocation" minOccurs="0"/>
-              </xsd:all>
-            </xsd:complexType>
-          </xsd:element>
-        </xsd:sequence>
-      </xsd:complexType>
-    </xsd:element>
-  </xsd:schema>
-  <xsd:schema xmlns:xsd="http://www.w3.org/2001/XMLSchema" xmlns:xs="http://www.w3.org/2001/XMLSchema" xmlns:dms="http://schemas.microsoft.com/office/2006/documentManagement/types" xmlns:pc="http://schemas.microsoft.com/office/infopath/2007/PartnerControls" targetNamespace="03e19825-731a-404b-84c3-310fff85d1a8" elementFormDefault="qualified">
-    <xsd:import namespace="http://schemas.microsoft.com/office/2006/documentManagement/types"/>
-    <xsd:import namespace="http://schemas.microsoft.com/office/infopath/2007/PartnerControls"/>
-    <xsd:element name="MediaServiceMetadata" ma:index="8" nillable="true" ma:displayName="MediaServiceMetadata" ma:hidden="true" ma:internalName="MediaServiceMetadata" ma:readOnly="true">
-      <xsd:simpleType>
-        <xsd:restriction base="dms:Note"/>
-      </xsd:simpleType>
-    </xsd:element>
-    <xsd:element name="MediaServiceFastMetadata" ma:index="9" nillable="true" ma:displayName="MediaServiceFastMetadata" ma:hidden="true" ma:internalName="MediaServiceFastMetadata" ma:readOnly="true">
-      <xsd:simpleType>
-        <xsd:restriction base="dms:Note"/>
-      </xsd:simpleType>
-    </xsd:element>
-    <xsd:element name="MediaServiceSearchProperties" ma:index="10" nillable="true" ma:displayName="MediaServiceSearchProperties" ma:hidden="true" ma:internalName="MediaServiceSearchProperties" ma:readOnly="true">
-      <xsd:simpleType>
-        <xsd:restriction base="dms:Note"/>
-      </xsd:simpleType>
-    </xsd:element>
-    <xsd:element name="MediaServiceDateTaken" ma:index="11" nillable="true" ma:displayName="MediaServiceDateTaken" ma:hidden="true" ma:indexed="true" ma:internalName="MediaServiceDateTaken" ma:readOnly="true">
-      <xsd:simpleType>
-        <xsd:restriction base="dms:Text"/>
-      </xsd:simpleType>
-    </xsd:element>
-    <xsd:element name="lcf76f155ced4ddcb4097134ff3c332f" ma:index="13" nillable="true" ma:taxonomy="true" ma:internalName="lcf76f155ced4ddcb4097134ff3c332f" ma:taxonomyFieldName="MediaServiceImageTags" ma:displayName="Image Tags" ma:readOnly="false" ma:fieldId="{5cf76f15-5ced-4ddc-b409-7134ff3c332f}" ma:taxonomyMulti="true" ma:sspId="41616629-9183-4d38-9e3a-f9db27d53a26" ma:termSetId="09814cd3-568e-fe90-9814-8d621ff8fb84" ma:anchorId="fba54fb3-c3e1-fe81-a776-ca4b69148c4d" ma:open="true" ma:isKeyword="false">
-      <xsd:complexType>
-        <xsd:sequence>
-          <xsd:element ref="pc:Terms" minOccurs="0" maxOccurs="1"/>
-        </xsd:sequence>
-      </xsd:complexType>
-    </xsd:element>
-    <xsd:element name="MediaServiceGenerationTime" ma:index="15" nillable="true" ma:displayName="MediaServiceGenerationTime" ma:hidden="true" ma:internalName="MediaServiceGenerationTime" ma:readOnly="true">
-      <xsd:simpleType>
-        <xsd:restriction base="dms:Text"/>
-      </xsd:simpleType>
-    </xsd:element>
-    <xsd:element name="MediaServiceEventHashCode" ma:index="16" nillable="true" ma:displayName="MediaServiceEventHashCode" ma:hidden="true" ma:internalName="MediaServiceEventHashCode" ma:readOnly="true">
-      <xsd:simpleType>
-        <xsd:restriction base="dms:Text"/>
-      </xsd:simpleType>
-    </xsd:element>
-    <xsd:element name="MediaServiceOCR" ma:index="17" nillable="true" ma:displayName="Extracted Text" ma:internalName="MediaServiceOCR" ma:readOnly="true">
-      <xsd:simpleType>
-        <xsd:restriction base="dms:Note">
-          <xsd:maxLength value="255"/>
-        </xsd:restriction>
-      </xsd:simpleType>
-    </xsd:element>
-    <xsd:element name="MediaLengthInSeconds" ma:index="18" nillable="true" ma:displayName="MediaLengthInSeconds" ma:hidden="true" ma:internalName="MediaLengthInSeconds" ma:readOnly="true">
-      <xsd:simpleType>
-        <xsd:restriction base="dms:Unknown"/>
-      </xsd:simpleType>
-    </xsd:element>
-    <xsd:element name="MediaServiceLocation" ma:index="19" nillable="true" ma:displayName="Location" ma:indexed="true" ma:internalName="MediaServiceLocation" ma:readOnly="true">
-      <xsd:simpleType>
-        <xsd:restriction base="dms:Text"/>
-      </xsd:simpleType>
-    </xsd:element>
-  </xsd:schema>
-  <xsd:schema xmlns:xsd="http://www.w3.org/2001/XMLSchema" xmlns:xs="http://www.w3.org/2001/XMLSchema" xmlns:dms="http://schemas.microsoft.com/office/2006/documentManagement/types" xmlns:pc="http://schemas.microsoft.com/office/infopath/2007/PartnerControls" targetNamespace="a675dd88-c1ff-478a-b60f-ff004313760b" elementFormDefault="qualified">
-    <xsd:import namespace="http://schemas.microsoft.com/office/2006/documentManagement/types"/>
-    <xsd:import namespace="http://schemas.microsoft.com/office/infopath/2007/PartnerControls"/>
-    <xsd:element name="TaxCatchAll" ma:index="14" nillable="true" ma:displayName="Taxonomy Catch All Column" ma:hidden="true" ma:list="{fee70d54-65c2-44e4-aa1e-ee2a67be174e}" ma:internalName="TaxCatchAll" ma:showField="CatchAllData" ma:web="a675dd88-c1ff-478a-b60f-ff004313760b">
-      <xsd:complexType>
-        <xsd:complexContent>
-          <xsd:extension base="dms:MultiChoiceLookup">
-            <xsd:sequence>
-              <xsd:element name="Value" type="dms:Lookup" maxOccurs="unbounded" minOccurs="0" nillable="true"/>
-            </xsd:sequence>
-          </xsd:extension>
-        </xsd:complexContent>
-      </xsd:complexType>
-    </xsd:element>
-  </xsd:schema>
-  <xsd:schema xmlns="http://schemas.openxmlformats.org/package/2006/metadata/core-properties" xmlns:xsd="http://www.w3.org/2001/XMLSchema" xmlns:xsi="http://www.w3.org/2001/XMLSchema-instance" xmlns:dc="http://purl.org/dc/elements/1.1/" xmlns:dcterms="http://purl.org/dc/terms/" xmlns:odoc="http://schemas.microsoft.com/internal/obd" targetNamespace="http://schemas.openxmlformats.org/package/2006/metadata/core-properties" elementFormDefault="qualified" attributeFormDefault="unqualified" blockDefault="#all">
-    <xsd:import namespace="http://purl.org/dc/elements/1.1/" schemaLocation="http://dublincore.org/schemas/xmls/qdc/2003/04/02/dc.xsd"/>
-    <xsd:import namespace="http://purl.org/dc/terms/" schemaLocation="http://dublincore.org/schemas/xmls/qdc/2003/04/02/dcterms.xsd"/>
-    <xsd:element name="coreProperties" type="CT_coreProperties"/>
-    <xsd:complexType name="CT_coreProperties">
-      <xsd:all>
-        <xsd:element ref="dc:creator" minOccurs="0" maxOccurs="1"/>
-        <xsd:element ref="dcterms:created" minOccurs="0" maxOccurs="1"/>
-        <xsd:element ref="dc:identifier" minOccurs="0" maxOccurs="1"/>
-        <xsd:element name="contentType" minOccurs="0" maxOccurs="1" type="xsd:string" ma:index="0" ma:displayName="Content Type"/>
-        <xsd:element ref="dc:title" minOccurs="0" maxOccurs="1" ma:index="4" ma:displayName="Title"/>
-        <xsd:element ref="dc:subject" minOccurs="0" maxOccurs="1"/>
-        <xsd:element ref="dc:description" minOccurs="0" maxOccurs="1"/>
-        <xsd:element name="keywords" minOccurs="0" maxOccurs="1" type="xsd:string"/>
-        <xsd:element ref="dc:language" minOccurs="0" maxOccurs="1"/>
-        <xsd:element name="category" minOccurs="0" maxOccurs="1" type="xsd:string"/>
-        <xsd:element name="version" minOccurs="0" maxOccurs="1" type="xsd:string"/>
-        <xsd:element name="revision" minOccurs="0" maxOccurs="1" type="xsd:string">
-          <xsd:annotation>
-            <xsd:documentation>
-                        This value indicates the number of saves or revisions. The application is responsible for updating this value after each revision.
-                    </xsd:documentation>
-          </xsd:annotation>
-        </xsd:element>
-        <xsd:element name="lastModifiedBy" minOccurs="0" maxOccurs="1" type="xsd:string"/>
-        <xsd:element ref="dcterms:modified" minOccurs="0" maxOccurs="1"/>
-        <xsd:element name="contentStatus" minOccurs="0" maxOccurs="1" type="xsd:string"/>
-      </xsd:all>
-    </xsd:complexType>
-  </xsd:schema>
-  <xs:schema xmlns:pc="http://schemas.microsoft.com/office/infopath/2007/PartnerControls" xmlns:xs="http://www.w3.org/2001/XMLSchema" targetNamespace="http://schemas.microsoft.com/office/infopath/2007/PartnerControls" elementFormDefault="qualified" attributeFormDefault="unqualified">
-    <xs:element name="Person">
-      <xs:complexType>
-        <xs:sequence>
-          <xs:element ref="pc:DisplayName" minOccurs="0"/>
-          <xs:element ref="pc:AccountId" minOccurs="0"/>
-          <xs:element ref="pc:AccountType" minOccurs="0"/>
-        </xs:sequence>
-      </xs:complexType>
-    </xs:element>
-    <xs:element name="DisplayName" type="xs:string"/>
-    <xs:element name="AccountId" type="xs:string"/>
-    <xs:element name="AccountType" type="xs:string"/>
-    <xs:element name="BDCAssociatedEntity">
-      <xs:complexType>
-        <xs:sequence>
-          <xs:element ref="pc:BDCEntity" minOccurs="0" maxOccurs="unbounded"/>
-        </xs:sequence>
-        <xs:attribute ref="pc:EntityNamespace"/>
-        <xs:attribute ref="pc:EntityName"/>
-        <xs:attribute ref="pc:SystemInstanceName"/>
-        <xs:attribute ref="pc:AssociationName"/>
-      </xs:complexType>
-    </xs:element>
-    <xs:attribute name="EntityNamespace" type="xs:string"/>
-    <xs:attribute name="EntityName" type="xs:string"/>
-    <xs:attribute name="SystemInstanceName" type="xs:string"/>
-    <xs:attribute name="AssociationName" type="xs:string"/>
-    <xs:element name="BDCEntity">
-      <xs:complexType>
-        <xs:sequence>
-          <xs:element ref="pc:EntityDisplayName" minOccurs="0"/>
-          <xs:element ref="pc:EntityInstanceReference" minOccurs="0"/>
-          <xs:element ref="pc:EntityId1" minOccurs="0"/>
-          <xs:element ref="pc:EntityId2" minOccurs="0"/>
-          <xs:element ref="pc:EntityId3" minOccurs="0"/>
-          <xs:element ref="pc:EntityId4" minOccurs="0"/>
-          <xs:element ref="pc:EntityId5" minOccurs="0"/>
-        </xs:sequence>
-      </xs:complexType>
-    </xs:element>
-    <xs:element name="EntityDisplayName" type="xs:string"/>
-    <xs:element name="EntityInstanceReference" type="xs:string"/>
-    <xs:element name="EntityId1" type="xs:string"/>
-    <xs:element name="EntityId2" type="xs:string"/>
-    <xs:element name="EntityId3" type="xs:string"/>
-    <xs:element name="EntityId4" type="xs:string"/>
-    <xs:element name="EntityId5" type="xs:string"/>
-    <xs:element name="Terms">
-      <xs:complexType>
-        <xs:sequence>
-          <xs:element ref="pc:TermInfo" minOccurs="0" maxOccurs="unbounded"/>
-        </xs:sequence>
-      </xs:complexType>
-    </xs:element>
-    <xs:element name="TermInfo">
-      <xs:complexType>
-        <xs:sequence>
-          <xs:element ref="pc:TermName" minOccurs="0"/>
-          <xs:element ref="pc:TermId" minOccurs="0"/>
-        </xs:sequence>
-      </xs:complexType>
-    </xs:element>
-    <xs:element name="TermName" type="xs:string"/>
-    <xs:element name="TermId" type="xs:string"/>
-  </xs:schema>
-</ct:contentTypeSchema>
-</file>
-
-<file path=customXml/item2.xml><?xml version="1.0" encoding="utf-8"?>
-<?mso-contentType ?>
-<FormTemplates xmlns="http://schemas.microsoft.com/sharepoint/v3/contenttype/forms">
-  <Display>DocumentLibraryForm</Display>
-  <Edit>DocumentLibraryForm</Edit>
-  <New>DocumentLibraryForm</New>
-</FormTemplates>
-</file>
-
-<file path=customXml/item3.xml><?xml version="1.0" encoding="utf-8"?>
-<p:properties xmlns:p="http://schemas.microsoft.com/office/2006/metadata/properties" xmlns:xsi="http://www.w3.org/2001/XMLSchema-instance" xmlns:pc="http://schemas.microsoft.com/office/infopath/2007/PartnerControls">
-  <documentManagement>
-    <lcf76f155ced4ddcb4097134ff3c332f xmlns="03e19825-731a-404b-84c3-310fff85d1a8">
-      <Terms xmlns="http://schemas.microsoft.com/office/infopath/2007/PartnerControls"/>
-    </lcf76f155ced4ddcb4097134ff3c332f>
-    <TaxCatchAll xmlns="a675dd88-c1ff-478a-b60f-ff004313760b" xsi:nil="true"/>
-  </documentManagement>
-</p:properties>
-</file>
-
-<file path=customXml/itemProps1.xml><?xml version="1.0" encoding="utf-8"?>
-<ds:datastoreItem xmlns:ds="http://schemas.openxmlformats.org/officeDocument/2006/customXml" ds:itemID="{74AB9431-612C-4694-8420-D347F09BEE13}"/>
-</file>
-
-<file path=customXml/itemProps2.xml><?xml version="1.0" encoding="utf-8"?>
-<ds:datastoreItem xmlns:ds="http://schemas.openxmlformats.org/officeDocument/2006/customXml" ds:itemID="{1067382E-E45A-4385-980D-898BB859540A}"/>
-</file>
-
-<file path=customXml/itemProps3.xml><?xml version="1.0" encoding="utf-8"?>
-<ds:datastoreItem xmlns:ds="http://schemas.openxmlformats.org/officeDocument/2006/customXml" ds:itemID="{06A305C4-28B0-454F-9248-9D4682586081}"/>
 </file>
--- a/www/methodology.docx
+++ b/www/methodology.docx
@@ -23,7 +23,7 @@
         <w:pStyle w:val="Author"/>
       </w:pPr>
       <w:r>
-        <w:t xml:space="preserve">CIAT / CGIAR Alliance — ClimateActionNetZero</w:t>
+        <w:t xml:space="preserve">CIAT / CGIAR Alliance, ClimateActionNetZero</w:t>
       </w:r>
     </w:p>
     <w:p>
@@ -151,10 +151,7 @@
         </m:sSub>
       </m:oMath>
       <w:r>
-        <w:t xml:space="preserve"> </w:t>
-      </w:r>
-      <w:r>
-        <w:t xml:space="preserve">— methane produced during enteric fermentation in the rumen</w:t>
+        <w:t xml:space="preserve">: methane produced during enteric fermentation in the rumen</w:t>
       </w:r>
     </w:p>
     <w:p>
@@ -187,10 +184,7 @@
         </m:sSub>
       </m:oMath>
       <w:r>
-        <w:t xml:space="preserve"> </w:t>
-      </w:r>
-      <w:r>
-        <w:t xml:space="preserve">— methane from anaerobic decomposition of manure in storage systems</w:t>
+        <w:t xml:space="preserve">: methane from anaerobic decomposition of manure in storage systems</w:t>
       </w:r>
     </w:p>
     <w:p>
@@ -230,10 +224,7 @@
         <w:t xml:space="preserve">O (direct)</w:t>
       </w:r>
       <w:r>
-        <w:t xml:space="preserve"> </w:t>
-      </w:r>
-      <w:r>
-        <w:t xml:space="preserve">— direct nitrous oxide from nitrogen in managed manure</w:t>
+        <w:t xml:space="preserve">: direct nitrous oxide from nitrogen in managed manure</w:t>
       </w:r>
     </w:p>
     <w:p>
@@ -273,10 +264,7 @@
         <w:t xml:space="preserve">O (indirect)</w:t>
       </w:r>
       <w:r>
-        <w:t xml:space="preserve"> </w:t>
-      </w:r>
-      <w:r>
-        <w:t xml:space="preserve">— indirect N</w:t>
+        <w:t xml:space="preserve">: indirect N</w:t>
       </w:r>
       <m:oMath>
         <m:sSub>
@@ -333,10 +321,7 @@
         <w:t xml:space="preserve">O (direct)</w:t>
       </w:r>
       <w:r>
-        <w:t xml:space="preserve"> </w:t>
-      </w:r>
-      <w:r>
-        <w:t xml:space="preserve">— direct N</w:t>
+        <w:t xml:space="preserve">: direct N</w:t>
       </w:r>
       <m:oMath>
         <m:sSub>
@@ -393,10 +378,7 @@
         <w:t xml:space="preserve">O (indirect)</w:t>
       </w:r>
       <w:r>
-        <w:t xml:space="preserve"> </w:t>
-      </w:r>
-      <w:r>
-        <w:t xml:space="preserve">— indirect N</w:t>
+        <w:t xml:space="preserve">: indirect N</w:t>
       </w:r>
       <m:oMath>
         <m:sSub>
@@ -886,10 +868,7 @@
         </m:sSub>
       </m:oMath>
       <w:r>
-        <w:t xml:space="preserve"> </w:t>
-      </w:r>
-      <w:r>
-        <w:t xml:space="preserve">— IPCC Eq.~10.2, ``Coefficient for calculating net energy for maintenance’’ — based on the mean daily winter temperature:</w:t>
+        <w:t xml:space="preserve">: IPCC Eq.~10.2, ``Coefficient for calculating net energy for maintenance’’, based on the mean daily winter temperature:</w:t>
       </w:r>
     </w:p>
     <w:p>
@@ -2907,7 +2886,7 @@
         <w:t xml:space="preserve"> </w:t>
       </w:r>
       <w:r>
-        <w:t xml:space="preserve">draw makes gross energy — and hence emissions — diverge or even turn negative.</w:t>
+        <w:t xml:space="preserve">draw makes gross energy, and hence emissions, diverge or even turn negative.</w:t>
       </w:r>
     </w:p>
     <w:p>
@@ -4043,10 +4022,7 @@
         <w:t xml:space="preserve">Jones factor for casein (6.38)</w:t>
       </w:r>
       <w:r>
-        <w:t xml:space="preserve"> </w:t>
-      </w:r>
-      <w:r>
-        <w:t xml:space="preserve">— distinct from the generic protein factor (6.25) used for feed and body tissue. The 6.38 factor and the 6.25 factor both appear inside IPCC 2006 Vol.4 Ch.10 Eq. 10.33 (N retention rates for cattle); the same equation is retained, with updated form, in the 2019 Refinement (also numbered 10.33):</w:t>
+        <w:t xml:space="preserve">: distinct from the generic protein factor (6.25) used for feed and body tissue. The 6.38 factor and the 6.25 factor both appear inside IPCC 2006 Vol.4 Ch.10 Eq. 10.33 (N retention rates for cattle); the same equation is retained, with updated form, in the 2019 Refinement (also numbered 10.33):</w:t>
       </w:r>
     </w:p>
     <w:p>
@@ -5316,7 +5292,7 @@
         </m:sSub>
       </m:oMath>
       <w:r>
-        <w:t xml:space="preserve">). The 2019 Refinement Table 10.17 (Updated) provides MCF defaults across 11 manure management systems — eight inherited from the 2006 Guidelines plus four added in 2019 (anaerobic digester / biogas, aerobic treatment, solid storage – covered/compacted, and burned for fuel). Default</w:t>
+        <w:t xml:space="preserve">). The 2019 Refinement Table 10.17 (Updated) provides MCF defaults across 11 manure management systems: eight inherited from the 2006 Guidelines plus four added in 2019 (anaerobic digester / biogas, aerobic treatment, solid storage – covered/compacted, and burned for fuel). Default</w:t>
       </w:r>
       <w:r>
         <w:t xml:space="preserve"> </w:t>
@@ -5385,7 +5361,7 @@
         <w:t xml:space="preserve"> </w:t>
       </w:r>
       <w:r>
-        <w:t xml:space="preserve">is sampled independently — when the user supplies optional</w:t>
+        <w:t xml:space="preserve">is sampled independently, when the user supplies optional</w:t>
       </w:r>
       <w:r>
         <w:t xml:space="preserve"> </w:t>
@@ -6035,7 +6011,7 @@
         <w:t xml:space="preserve"> </w:t>
       </w:r>
       <w:r>
-        <w:t xml:space="preserve">of volatilised N — Frac_GasMS from Eq. 10.26 multiplied by</w:t>
+        <w:t xml:space="preserve">of volatilised N: Frac_GasMS from Eq. 10.26 multiplied by</w:t>
       </w:r>
       <w:r>
         <w:t xml:space="preserve"> </w:t>
@@ -6174,10 +6150,7 @@
         <w:pStyle w:val="FirstParagraph"/>
       </w:pPr>
       <w:r>
-        <w:t xml:space="preserve"> </w:t>
-      </w:r>
-      <w:r>
-        <w:t xml:space="preserve">— Frac_LeachMS from Eq. 10.28 multiplied by</w:t>
+        <w:t xml:space="preserve">: Frac_LeachMS from Eq. 10.28 multiplied by</w:t>
       </w:r>
       <w:r>
         <w:t xml:space="preserve"> </w:t>
@@ -7355,7 +7328,7 @@
         <w:pStyle w:val="FirstParagraph"/>
       </w:pPr>
       <w:r>
-        <w:t xml:space="preserve">On the soil side of Eq.~11.9/11.10 the same role played by Frac_GasMS and Frac_LeachMS for managed manure is played by FracGASM and FracLEACH-(H) in IPCC Vol.4 Ch.11 Table 11.3 — Frac_GasPRP corresponds to FracGASM (the fraction of applied/deposited N volatilised as NH</w:t>
+        <w:t xml:space="preserve">On the soil side of Eq.~11.9/11.10 the same role played by Frac_GasMS and Frac_LeachMS for managed manure is played by FracGASM and FracLEACH-(H) in IPCC Vol.4 Ch.11 Table 11.3: Frac_GasPRP corresponds to FracGASM (the fraction of applied/deposited N volatilised as NH</w:t>
       </w:r>
       <m:oMath>
         <m:sSub>
@@ -7400,7 +7373,7 @@
         <w:pStyle w:val="BodyText"/>
       </w:pPr>
       <w:r>
-        <w:t xml:space="preserve">Per IPCC Vol.4 Ch.11, where evapotranspiration exceeds precipitation, leaching may be assumed not to occur — in the tool,</w:t>
+        <w:t xml:space="preserve">Per IPCC Vol.4 Ch.11, where evapotranspiration exceeds precipitation, leaching may be assumed not to occur: in the tool,</w:t>
       </w:r>
       <w:r>
         <w:t xml:space="preserve"> </w:t>
@@ -7932,7 +7905,7 @@
         <w:pStyle w:val="FirstParagraph"/>
       </w:pPr>
       <w:r>
-        <w:t xml:space="preserve">When parameters are correlated (e.g. body weight and mature weight are positively correlated; diet quality and methane conversion factor may be negatively correlated), ignoring correlation underestimates or overestimates combined uncertainty. The tool applies the same correlated-sampling procedure to every path that supplies a correlation matrix — the structural-defaults preset, a manually uploaded matrix, and the matrix estimated automatically from a time-series upload all flow through the same algorithm.</w:t>
+        <w:t xml:space="preserve">When parameters are correlated (e.g. body weight and mature weight are positively correlated; diet quality and methane conversion factor may be negatively correlated), ignoring correlation underestimates or overestimates combined uncertainty. The tool applies the same correlated-sampling procedure to every path that supplies a correlation matrix: the structural-defaults preset, a manually uploaded matrix, and the matrix estimated automatically from a time-series upload all flow through the same algorithm.</w:t>
       </w:r>
     </w:p>
     <w:p>
@@ -8089,7 +8062,7 @@
         <w:t xml:space="preserve"> </w:t>
       </w:r>
       <w:r>
-        <w:t xml:space="preserve">is interpreted as a Spearman rank correlation matrix throughout — the same convention the time-series matrix is computed under (Spearman rank correlation of the user’s annual values, after detrending; see Section ``Correlation Structure’’).</w:t>
+        <w:t xml:space="preserve">is interpreted as a Spearman rank correlation matrix throughout, the same convention the time-series matrix is computed under (Spearman rank correlation of the user’s annual values, after detrending; see Section ``Correlation Structure’’).</w:t>
       </w:r>
     </w:p>
     <w:p>
@@ -8944,10 +8917,7 @@
         <w:t xml:space="preserve">1,000 iterations</w:t>
       </w:r>
       <w:r>
-        <w:t xml:space="preserve"> </w:t>
-      </w:r>
-      <w:r>
-        <w:t xml:space="preserve">— suitable only for a quick test run to verify the model runs without errors. Do not report results from 1,000 iterations.</w:t>
+        <w:t xml:space="preserve">: suitable only for a quick test run to verify the model runs without errors. Do not report results from 1,000 iterations.</w:t>
       </w:r>
     </w:p>
     <w:p>
@@ -8966,10 +8936,7 @@
         <w:t xml:space="preserve">10,000 iterations</w:t>
       </w:r>
       <w:r>
-        <w:t xml:space="preserve"> </w:t>
-      </w:r>
-      <w:r>
-        <w:t xml:space="preserve">— minimum recommended for any result intended for use. Convergence is generally adequate for inventories with up to 5 sub-categories and 30 parameters.</w:t>
+        <w:t xml:space="preserve">: minimum recommended for any result intended for use. Convergence is generally adequate for inventories with up to 5 sub-categories and 30 parameters.</w:t>
       </w:r>
     </w:p>
     <w:p>
@@ -8988,10 +8955,7 @@
         <w:t xml:space="preserve">25,000–30,000 iterations</w:t>
       </w:r>
       <w:r>
-        <w:t xml:space="preserve"> </w:t>
-      </w:r>
-      <w:r>
-        <w:t xml:space="preserve">— recommended for final reporting, especially when correlations are enabled or the inventory has many sub-categories or asymmetric distributions.</w:t>
+        <w:t xml:space="preserve">: recommended for final reporting, especially when correlations are enabled or the inventory has many sub-categories or asymmetric distributions.</w:t>
       </w:r>
     </w:p>
     <w:p>
@@ -9010,10 +8974,7 @@
         <w:t xml:space="preserve">50,000 iterations</w:t>
       </w:r>
       <w:r>
-        <w:t xml:space="preserve"> </w:t>
-      </w:r>
-      <w:r>
-        <w:t xml:space="preserve">— high-precision run; use when the 95% CI bounds need to be stable to two significant figures.</w:t>
+        <w:t xml:space="preserve">: high-precision run; use when the 95% CI bounds need to be stable to two significant figures.</w:t>
       </w:r>
     </w:p>
     <w:p>
@@ -9176,7 +9137,7 @@
         <w:pStyle w:val="FirstParagraph"/>
       </w:pPr>
       <w:r>
-        <w:t xml:space="preserve">This is a simulation-based (quantile) interval — it does not assume a normal distribution and is therefore valid for asymmetric emission distributions.</w:t>
+        <w:t xml:space="preserve">This is a simulation-based (quantile) interval: it does not assume a normal distribution and is therefore valid for asymmetric emission distributions.</w:t>
       </w:r>
     </w:p>
     <w:bookmarkEnd w:id="37"/>
@@ -9306,7 +9267,7 @@
         <w:t xml:space="preserve"> </w:t>
       </w:r>
       <w:r>
-        <w:t xml:space="preserve">in that table is defined as the half-width of the 95% CI divided by the mean). It is the headline number reported in the user-facing value boxes, in the IPCC Report tab, and in the Excel / Word downloads. Because MoE is derived from the empirical 2.5% / 97.5% quantiles of the Monte Carlo output, it correctly captures distribution skewness — for a perfectly normal distribution it reduces to</w:t>
+        <w:t xml:space="preserve">in that table is defined as the half-width of the 95% CI divided by the mean). It is the headline number reported in the user-facing value boxes, in the IPCC Report tab, and in the Excel / Word downloads. Because MoE is derived from the empirical 2.5% / 97.5% quantiles of the Monte Carlo output, it correctly captures distribution skewness: for a perfectly normal distribution it reduces to</w:t>
       </w:r>
       <w:r>
         <w:t xml:space="preserve"> </w:t>
@@ -9488,7 +9449,7 @@
         <w:t xml:space="preserve"> </w:t>
       </w:r>
       <w:r>
-        <w:t xml:space="preserve">data frame for advanced reproducibility) but it is no longer surfaced in any user-facing display — IPCC Annex 7 expects MoE%, not CV%. It is undefined (reported as NA) when the mean emission is zero (e.g. pasture N</w:t>
+        <w:t xml:space="preserve">data frame for advanced reproducibility) but it is no longer surfaced in any user-facing display: IPCC Annex 7 expects MoE%, not CV%. It is undefined (reported as NA) when the mean emission is zero (e.g. pasture N</w:t>
       </w:r>
       <m:oMath>
         <m:sSub>
@@ -9814,10 +9775,7 @@
         <w:t xml:space="preserve">Combined run</w:t>
       </w:r>
       <w:r>
-        <w:t xml:space="preserve"> </w:t>
-      </w:r>
-      <w:r>
-        <w:t xml:space="preserve">— all parameters varied according to their distributions. This is the primary result.</w:t>
+        <w:t xml:space="preserve">: all parameters varied according to their distributions. This is the primary result.</w:t>
       </w:r>
     </w:p>
     <w:p>
@@ -9836,10 +9794,7 @@
         <w:t xml:space="preserve">AD-only run</w:t>
       </w:r>
       <w:r>
-        <w:t xml:space="preserve"> </w:t>
-      </w:r>
-      <w:r>
-        <w:t xml:space="preserve">— emission factors fixed at their central values (</w:t>
+        <w:t xml:space="preserve">: emission factors fixed at their central values (</w:t>
       </w:r>
       <m:oMath>
         <m:r>
@@ -9875,10 +9830,7 @@
         <w:t xml:space="preserve">EF-only run</w:t>
       </w:r>
       <w:r>
-        <w:t xml:space="preserve"> </w:t>
-      </w:r>
-      <w:r>
-        <w:t xml:space="preserve">— AD parameters fixed at their central values; only emission factors vary. 95% MoE from this run = EF uncertainty contribution.</w:t>
+        <w:t xml:space="preserve">: AD parameters fixed at their central values; only emission factors vary. 95% MoE from this run = EF uncertainty contribution.</w:t>
       </w:r>
     </w:p>
     <w:p>
@@ -10880,10 +10832,7 @@
         <w:t xml:space="preserve">&lt;parameter&gt; (&lt;sub_category&gt;)</w:t>
       </w:r>
       <w:r>
-        <w:t xml:space="preserve"> </w:t>
-      </w:r>
-      <w:r>
-        <w:t xml:space="preserve">— for example</w:t>
+        <w:t xml:space="preserve">: for example</w:t>
       </w:r>
       <w:r>
         <w:t xml:space="preserve"> </w:t>
@@ -11006,7 +10955,7 @@
         <w:t xml:space="preserve"> </w:t>
       </w:r>
       <w:r>
-        <w:t xml:space="preserve">(positive coefficient) — increasing this parameter increases total emissions; reduction in uncertainty would directly reduce total emission uncertainty.</w:t>
+        <w:t xml:space="preserve">(positive coefficient): increasing this parameter increases total emissions; reduction in uncertainty would directly reduce total emission uncertainty.</w:t>
       </w:r>
     </w:p>
     <w:p>
@@ -11028,7 +10977,7 @@
         <w:t xml:space="preserve"> </w:t>
       </w:r>
       <w:r>
-        <w:t xml:space="preserve">(negative coefficient) — increasing this parameter decreases total emissions.</w:t>
+        <w:t xml:space="preserve">(negative coefficient): increasing this parameter decreases total emissions.</w:t>
       </w:r>
     </w:p>
     <w:p>
@@ -11047,10 +10996,7 @@
         <w:t xml:space="preserve">Dark (slate) bars</w:t>
       </w:r>
       <w:r>
-        <w:t xml:space="preserve"> </w:t>
-      </w:r>
-      <w:r>
-        <w:t xml:space="preserve">— IPCC-defined coefficients that cannot be improved by the national inventory compiler (e.g. GWP values, Cfi, Cp). Uncertainty in these parameters is irreducible without IPCC guidance changes.</w:t>
+        <w:t xml:space="preserve">: IPCC-defined coefficients that cannot be improved by the national inventory compiler (e.g. GWP values, Cfi, Cp). Uncertainty in these parameters is irreducible without IPCC guidance changes.</w:t>
       </w:r>
     </w:p>
     <w:p>
@@ -11069,10 +11015,7 @@
         <w:t xml:space="preserve">Bright (green/red) bars</w:t>
       </w:r>
       <w:r>
-        <w:t xml:space="preserve"> </w:t>
-      </w:r>
-      <w:r>
-        <w:t xml:space="preserve">— user-reducible parameters where better national data could meaningfully reduce inventory uncertainty.</w:t>
+        <w:t xml:space="preserve">: user-reducible parameters where better national data could meaningfully reduce inventory uncertainty.</w:t>
       </w:r>
     </w:p>
     <w:p>
@@ -11277,7 +11220,7 @@
         <w:pStyle w:val="BodyText"/>
       </w:pPr>
       <w:r>
-        <w:t xml:space="preserve">The same correlated-sampling procedure used for activity data (Section ``Correlated Sampling’’ above) is applied to the coefficient block — no special-case sampler. Setting a within-block slider to</w:t>
+        <w:t xml:space="preserve">The same correlated-sampling procedure used for activity data (Section ``Correlated Sampling’’ above) is applied to the coefficient block: no special-case sampler. Setting a within-block slider to</w:t>
       </w:r>
       <w:r>
         <w:t xml:space="preserve"> </w:t>
@@ -11615,7 +11558,7 @@
         <w:pStyle w:val="FirstParagraph"/>
       </w:pPr>
       <w:r>
-        <w:t xml:space="preserve">The preset and the manual / time-series matrices support cross-block correlations (i.e. correlations between an activity-data parameter and a coefficient — for example BW</w:t>
+        <w:t xml:space="preserve">The preset and the manual / time-series matrices support cross-block correlations (i.e. correlations between an activity-data parameter and a coefficient: for example BW</w:t>
       </w:r>
       <w:r>
         <w:t xml:space="preserve"> </w:t>
@@ -11677,7 +11620,7 @@
         <w:t xml:space="preserve"> </w:t>
       </w:r>
       <w:r>
-        <w:t xml:space="preserve">(first differences by default, with a UI option to switch to linear detrend or raw series). Detrending separates shared long-run growth — which is not the year-to-year joint uncertainty Approach 2 is meant to capture — from genuine parameter co-movement. The resulting matrix is then projected onto the nearest positive-definite correlation matrix via</w:t>
+        <w:t xml:space="preserve">(first differences by default, with a UI option to switch to linear detrend or raw series). Detrending separates shared long-run growth (which is not the year-to-year joint uncertainty Approach 2 is meant to capture) from genuine parameter co-movement. The resulting matrix is then projected onto the nearest positive-definite correlation matrix via</w:t>
       </w:r>
       <w:r>
         <w:t xml:space="preserve"> </w:t>
@@ -11953,7 +11896,7 @@
         <w:t xml:space="preserve"> </w:t>
       </w:r>
       <w:r>
-        <w:t xml:space="preserve">is still used to auto-fill missing values and is sourced from Vol.4 Ch.10 (Tables 10.4, 10.5, 10.7, 10.11, 10.12, 10.16(a), 10.17, 10.21, 10.22, 10.23) and Vol.4 Ch.11 (Tables 11.1, 11.3) — it is just no longer used as a deviation benchmark for parameters other than BW. Reinstating per-parameter benchmarks properly would require a multi-dimensional table indexed by continent, IPCC version (2006 vs 2019R), production system, and animal sub-category; that is deferred to a future release. Auto-filled parameters are listed in a banner on Tab~1 immediately after data upload; they should be replaced with country-specific values wherever possible, because both the central estimate and the propagated uncertainty depend on them.</w:t>
+        <w:t xml:space="preserve">is still used to auto-fill missing values and is sourced from Vol.4 Ch.10 (Tables 10.4, 10.5, 10.7, 10.11, 10.12, 10.16(a), 10.17, 10.21, 10.22, 10.23) and Vol.4 Ch.11 (Tables 11.1, 11.3), it is just no longer used as a deviation benchmark for parameters other than BW. Reinstating per-parameter benchmarks properly would require a multi-dimensional table indexed by continent, IPCC version (2006 vs 2019R), production system, and animal sub-category; that is deferred to a future release. Auto-filled parameters are listed in a banner on Tab~1 immediately after data upload; they should be replaced with country-specific values wherever possible, because both the central estimate and the propagated uncertainty depend on them.</w:t>
       </w:r>
     </w:p>
     <w:p>
@@ -11988,10 +11931,7 @@
         <w:t xml:space="preserve"> </w:t>
       </w:r>
       <w:r>
-        <w:t xml:space="preserve"> </w:t>
-      </w:r>
-      <w:r>
-        <w:t xml:space="preserve">— the implementation of the IPCC equation chain and the Monte Carlo sampler — has itself been verified to produce correct numbers. Input validation and calculation verification are complementary: the former guards against bad data going in, the latter guarantees the equations are implemented correctly.</w:t>
+        <w:t xml:space="preserve">: the implementation of the IPCC equation chain and the Monte Carlo sampler, has itself been verified to produce correct numbers. Input validation and calculation verification are complementary: the former guards against bad data going in, the latter guarantees the equations are implemented correctly.</w:t>
       </w:r>
     </w:p>
     <w:bookmarkStart w:id="55" w:name="X4783eb254dc3b2061d58bfe305eaa5ea4dc7341"/>
@@ -12348,7 +12288,7 @@
         </m:sSup>
       </m:oMath>
       <w:r>
-        <w:t xml:space="preserve">. These comparisons are encoded as automated assertions that run on every build, so any future change to the calculation code that altered a result — even slightly — would be caught immediately. This is the primary guarantee that the equations in Section</w:t>
+        <w:t xml:space="preserve">. These comparisons are encoded as automated assertions that run on every build, so any future change to the calculation code that altered a result: even slightly, would be caught immediately. This is the primary guarantee that the equations in Section</w:t>
       </w:r>
       <w:r>
         <w:t xml:space="preserve"> </w:t>
@@ -12474,7 +12414,7 @@
         <w:pStyle w:val="FirstParagraph"/>
       </w:pPr>
       <w:r>
-        <w:t xml:space="preserve">Every IPCC default value and uncertainty range pre-loaded in the tool — the energy-equation coefficients, the methane conversion factor</w:t>
+        <w:t xml:space="preserve">Every IPCC default value and uncertainty range pre-loaded in the tool: the energy-equation coefficients, the methane conversion factor</w:t>
       </w:r>
       <w:r>
         <w:t xml:space="preserve"> </w:t>
@@ -12597,7 +12537,7 @@
         </m:sSub>
       </m:oMath>
       <w:r>
-        <w:t xml:space="preserve">, FracGASM, FracLEACH) — has been checked line-by-line against the IPCC 2019 Refinement source text (Volume 4, Chapter 10 and Chapter 11). This review confirmed the central values and corrected two pre-loaded uncertainty ranges (</w:t>
+        <w:t xml:space="preserve">, FracGASM, FracLEACH), has been checked line-by-line against the IPCC 2019 Refinement source text (Volume 4, Chapter 10 and Chapter 11). This review confirmed the central values and corrected two pre-loaded uncertainty ranges (</w:t>
       </w:r>
       <m:oMath>
         <m:sSub>
@@ -12697,10 +12637,7 @@
         <w:t xml:space="preserve">“Recommended Iteration Count and Convergence”</w:t>
       </w:r>
       <w:r>
-        <w:t xml:space="preserve"> </w:t>
-      </w:r>
-      <w:r>
-        <w:t xml:space="preserve">— re-running with a second seed and checking that the 95% margin of error is stable — lets a user confirm that a reported result is converged rather than an artefact of a particular random draw.</w:t>
+        <w:t xml:space="preserve">: re-running with a second seed and checking that the 95% margin of error is stable, lets a user confirm that a reported result is converged rather than an artefact of a particular random draw.</w:t>
       </w:r>
     </w:p>
     <w:p>
@@ -13046,10 +12983,7 @@
         </w:numPr>
       </w:pPr>
       <w:r>
-        <w:t xml:space="preserve"> </w:t>
-      </w:r>
-      <w:r>
-        <w:t xml:space="preserve">— disaggregated by cattle type (dairy, non-dairy), emission source (3.A, 3.B, 3.D) and gas (CH</w:t>
+        <w:t xml:space="preserve">: disaggregated by cattle type (dairy, non-dairy), emission source (3.A, 3.B, 3.D) and gas (CH</w:t>
       </w:r>
       <m:oMath>
         <m:sSub>
@@ -13095,10 +13029,7 @@
         </w:numPr>
       </w:pPr>
       <w:r>
-        <w:t xml:space="preserve"> </w:t>
-      </w:r>
-      <w:r>
-        <w:t xml:space="preserve">— Level 1 plus a user-defined second level (production system, region) using the template’s</w:t>
+        <w:t xml:space="preserve">: Level 1 plus a user-defined second level (production system, region) using the template’s</w:t>
       </w:r>
       <w:r>
         <w:t xml:space="preserve"> </w:t>
@@ -13128,10 +13059,7 @@
         </w:numPr>
       </w:pPr>
       <w:r>
-        <w:t xml:space="preserve"> </w:t>
-      </w:r>
-      <w:r>
-        <w:t xml:space="preserve">— Level 2 plus cattle sub-categories (dairy_cow, heifer, bull, etc.). Available in the per-(cattle type</w:t>
+        <w:t xml:space="preserve">: Level 2 plus cattle sub-categories (dairy_cow, heifer, bull, etc.). Available in the per-(cattle type</w:t>
       </w:r>
       <w:r>
         <w:t xml:space="preserve"> </w:t>
@@ -13280,7 +13208,7 @@
           <w:i/>
           <w:iCs/>
         </w:rPr>
-        <w:t xml:space="preserve">Communications in Statistics — Simulation and Computation</w:t>
+        <w:t xml:space="preserve">Communications in Statistics: Simulation and Computation</w:t>
       </w:r>
       <w:r>
         <w:t xml:space="preserve">, 11(3), 311–334. (The restricted-pairing algorithm explicitly cited in IPCC 2006 Vol.1 Ch.3 §3.2.3.2 and used by this tool whenever a Spearman correlation matrix is estimated from a time series.)</w:t>
@@ -13549,10 +13477,7 @@
         <w:t xml:space="preserve">: Sparse and Dense Matrix Classes and Methods. R package. (</w:t>
       </w:r>
       <w:r>
-        <w:t xml:space="preserve"> </w:t>
-      </w:r>
-      <w:r>
-        <w:t xml:space="preserve">— projection to the nearest positive-definite correlation matrix when a user-supplied</w:t>
+        <w:t xml:space="preserve">, projection to the nearest positive-definite correlation matrix when a user-supplied</w:t>
       </w:r>
       <w:r>
         <w:t xml:space="preserve"> </w:t>
@@ -15428,4 +15353,237 @@
     </a:ext>
   </a:extLst>
 </a:theme>
+</file>
+
+<file path=customXml/item1.xml><?xml version="1.0" encoding="utf-8"?>
+<ct:contentTypeSchema xmlns:ct="http://schemas.microsoft.com/office/2006/metadata/contentType" xmlns:ma="http://schemas.microsoft.com/office/2006/metadata/properties/metaAttributes" ct:_="" ma:_="" ma:contentTypeName="Document" ma:contentTypeID="0x0101006AAA32E7549EE6449AC68337FF671C5A" ma:contentTypeVersion="12" ma:contentTypeDescription="Create a new document." ma:contentTypeScope="" ma:versionID="5b725368af9e92254b31af2044252fac">
+  <xsd:schema xmlns:xsd="http://www.w3.org/2001/XMLSchema" xmlns:xs="http://www.w3.org/2001/XMLSchema" xmlns:p="http://schemas.microsoft.com/office/2006/metadata/properties" xmlns:ns2="03e19825-731a-404b-84c3-310fff85d1a8" xmlns:ns3="a675dd88-c1ff-478a-b60f-ff004313760b" targetNamespace="http://schemas.microsoft.com/office/2006/metadata/properties" ma:root="true" ma:fieldsID="de1faf0135fd982ba30b50c3b754e7cb" ns2:_="" ns3:_="">
+    <xsd:import namespace="03e19825-731a-404b-84c3-310fff85d1a8"/>
+    <xsd:import namespace="a675dd88-c1ff-478a-b60f-ff004313760b"/>
+    <xsd:element name="properties">
+      <xsd:complexType>
+        <xsd:sequence>
+          <xsd:element name="documentManagement">
+            <xsd:complexType>
+              <xsd:all>
+                <xsd:element ref="ns2:MediaServiceMetadata" minOccurs="0"/>
+                <xsd:element ref="ns2:MediaServiceFastMetadata" minOccurs="0"/>
+                <xsd:element ref="ns2:MediaServiceSearchProperties" minOccurs="0"/>
+                <xsd:element ref="ns2:MediaServiceDateTaken" minOccurs="0"/>
+                <xsd:element ref="ns2:lcf76f155ced4ddcb4097134ff3c332f" minOccurs="0"/>
+                <xsd:element ref="ns3:TaxCatchAll" minOccurs="0"/>
+                <xsd:element ref="ns2:MediaServiceGenerationTime" minOccurs="0"/>
+                <xsd:element ref="ns2:MediaServiceEventHashCode" minOccurs="0"/>
+                <xsd:element ref="ns2:MediaServiceOCR" minOccurs="0"/>
+                <xsd:element ref="ns2:MediaLengthInSeconds" minOccurs="0"/>
+                <xsd:element ref="ns2:MediaServiceLocation" minOccurs="0"/>
+              </xsd:all>
+            </xsd:complexType>
+          </xsd:element>
+        </xsd:sequence>
+      </xsd:complexType>
+    </xsd:element>
+  </xsd:schema>
+  <xsd:schema xmlns:xsd="http://www.w3.org/2001/XMLSchema" xmlns:xs="http://www.w3.org/2001/XMLSchema" xmlns:dms="http://schemas.microsoft.com/office/2006/documentManagement/types" xmlns:pc="http://schemas.microsoft.com/office/infopath/2007/PartnerControls" targetNamespace="03e19825-731a-404b-84c3-310fff85d1a8" elementFormDefault="qualified">
+    <xsd:import namespace="http://schemas.microsoft.com/office/2006/documentManagement/types"/>
+    <xsd:import namespace="http://schemas.microsoft.com/office/infopath/2007/PartnerControls"/>
+    <xsd:element name="MediaServiceMetadata" ma:index="8" nillable="true" ma:displayName="MediaServiceMetadata" ma:hidden="true" ma:internalName="MediaServiceMetadata" ma:readOnly="true">
+      <xsd:simpleType>
+        <xsd:restriction base="dms:Note"/>
+      </xsd:simpleType>
+    </xsd:element>
+    <xsd:element name="MediaServiceFastMetadata" ma:index="9" nillable="true" ma:displayName="MediaServiceFastMetadata" ma:hidden="true" ma:internalName="MediaServiceFastMetadata" ma:readOnly="true">
+      <xsd:simpleType>
+        <xsd:restriction base="dms:Note"/>
+      </xsd:simpleType>
+    </xsd:element>
+    <xsd:element name="MediaServiceSearchProperties" ma:index="10" nillable="true" ma:displayName="MediaServiceSearchProperties" ma:hidden="true" ma:internalName="MediaServiceSearchProperties" ma:readOnly="true">
+      <xsd:simpleType>
+        <xsd:restriction base="dms:Note"/>
+      </xsd:simpleType>
+    </xsd:element>
+    <xsd:element name="MediaServiceDateTaken" ma:index="11" nillable="true" ma:displayName="MediaServiceDateTaken" ma:hidden="true" ma:indexed="true" ma:internalName="MediaServiceDateTaken" ma:readOnly="true">
+      <xsd:simpleType>
+        <xsd:restriction base="dms:Text"/>
+      </xsd:simpleType>
+    </xsd:element>
+    <xsd:element name="lcf76f155ced4ddcb4097134ff3c332f" ma:index="13" nillable="true" ma:taxonomy="true" ma:internalName="lcf76f155ced4ddcb4097134ff3c332f" ma:taxonomyFieldName="MediaServiceImageTags" ma:displayName="Image Tags" ma:readOnly="false" ma:fieldId="{5cf76f15-5ced-4ddc-b409-7134ff3c332f}" ma:taxonomyMulti="true" ma:sspId="41616629-9183-4d38-9e3a-f9db27d53a26" ma:termSetId="09814cd3-568e-fe90-9814-8d621ff8fb84" ma:anchorId="fba54fb3-c3e1-fe81-a776-ca4b69148c4d" ma:open="true" ma:isKeyword="false">
+      <xsd:complexType>
+        <xsd:sequence>
+          <xsd:element ref="pc:Terms" minOccurs="0" maxOccurs="1"/>
+        </xsd:sequence>
+      </xsd:complexType>
+    </xsd:element>
+    <xsd:element name="MediaServiceGenerationTime" ma:index="15" nillable="true" ma:displayName="MediaServiceGenerationTime" ma:hidden="true" ma:internalName="MediaServiceGenerationTime" ma:readOnly="true">
+      <xsd:simpleType>
+        <xsd:restriction base="dms:Text"/>
+      </xsd:simpleType>
+    </xsd:element>
+    <xsd:element name="MediaServiceEventHashCode" ma:index="16" nillable="true" ma:displayName="MediaServiceEventHashCode" ma:hidden="true" ma:internalName="MediaServiceEventHashCode" ma:readOnly="true">
+      <xsd:simpleType>
+        <xsd:restriction base="dms:Text"/>
+      </xsd:simpleType>
+    </xsd:element>
+    <xsd:element name="MediaServiceOCR" ma:index="17" nillable="true" ma:displayName="Extracted Text" ma:internalName="MediaServiceOCR" ma:readOnly="true">
+      <xsd:simpleType>
+        <xsd:restriction base="dms:Note">
+          <xsd:maxLength value="255"/>
+        </xsd:restriction>
+      </xsd:simpleType>
+    </xsd:element>
+    <xsd:element name="MediaLengthInSeconds" ma:index="18" nillable="true" ma:displayName="MediaLengthInSeconds" ma:hidden="true" ma:internalName="MediaLengthInSeconds" ma:readOnly="true">
+      <xsd:simpleType>
+        <xsd:restriction base="dms:Unknown"/>
+      </xsd:simpleType>
+    </xsd:element>
+    <xsd:element name="MediaServiceLocation" ma:index="19" nillable="true" ma:displayName="Location" ma:indexed="true" ma:internalName="MediaServiceLocation" ma:readOnly="true">
+      <xsd:simpleType>
+        <xsd:restriction base="dms:Text"/>
+      </xsd:simpleType>
+    </xsd:element>
+  </xsd:schema>
+  <xsd:schema xmlns:xsd="http://www.w3.org/2001/XMLSchema" xmlns:xs="http://www.w3.org/2001/XMLSchema" xmlns:dms="http://schemas.microsoft.com/office/2006/documentManagement/types" xmlns:pc="http://schemas.microsoft.com/office/infopath/2007/PartnerControls" targetNamespace="a675dd88-c1ff-478a-b60f-ff004313760b" elementFormDefault="qualified">
+    <xsd:import namespace="http://schemas.microsoft.com/office/2006/documentManagement/types"/>
+    <xsd:import namespace="http://schemas.microsoft.com/office/infopath/2007/PartnerControls"/>
+    <xsd:element name="TaxCatchAll" ma:index="14" nillable="true" ma:displayName="Taxonomy Catch All Column" ma:hidden="true" ma:list="{fee70d54-65c2-44e4-aa1e-ee2a67be174e}" ma:internalName="TaxCatchAll" ma:showField="CatchAllData" ma:web="a675dd88-c1ff-478a-b60f-ff004313760b">
+      <xsd:complexType>
+        <xsd:complexContent>
+          <xsd:extension base="dms:MultiChoiceLookup">
+            <xsd:sequence>
+              <xsd:element name="Value" type="dms:Lookup" maxOccurs="unbounded" minOccurs="0" nillable="true"/>
+            </xsd:sequence>
+          </xsd:extension>
+        </xsd:complexContent>
+      </xsd:complexType>
+    </xsd:element>
+  </xsd:schema>
+  <xsd:schema xmlns="http://schemas.openxmlformats.org/package/2006/metadata/core-properties" xmlns:xsd="http://www.w3.org/2001/XMLSchema" xmlns:xsi="http://www.w3.org/2001/XMLSchema-instance" xmlns:dc="http://purl.org/dc/elements/1.1/" xmlns:dcterms="http://purl.org/dc/terms/" xmlns:odoc="http://schemas.microsoft.com/internal/obd" targetNamespace="http://schemas.openxmlformats.org/package/2006/metadata/core-properties" elementFormDefault="qualified" attributeFormDefault="unqualified" blockDefault="#all">
+    <xsd:import namespace="http://purl.org/dc/elements/1.1/" schemaLocation="http://dublincore.org/schemas/xmls/qdc/2003/04/02/dc.xsd"/>
+    <xsd:import namespace="http://purl.org/dc/terms/" schemaLocation="http://dublincore.org/schemas/xmls/qdc/2003/04/02/dcterms.xsd"/>
+    <xsd:element name="coreProperties" type="CT_coreProperties"/>
+    <xsd:complexType name="CT_coreProperties">
+      <xsd:all>
+        <xsd:element ref="dc:creator" minOccurs="0" maxOccurs="1"/>
+        <xsd:element ref="dcterms:created" minOccurs="0" maxOccurs="1"/>
+        <xsd:element ref="dc:identifier" minOccurs="0" maxOccurs="1"/>
+        <xsd:element name="contentType" minOccurs="0" maxOccurs="1" type="xsd:string" ma:index="0" ma:displayName="Content Type"/>
+        <xsd:element ref="dc:title" minOccurs="0" maxOccurs="1" ma:index="4" ma:displayName="Title"/>
+        <xsd:element ref="dc:subject" minOccurs="0" maxOccurs="1"/>
+        <xsd:element ref="dc:description" minOccurs="0" maxOccurs="1"/>
+        <xsd:element name="keywords" minOccurs="0" maxOccurs="1" type="xsd:string"/>
+        <xsd:element ref="dc:language" minOccurs="0" maxOccurs="1"/>
+        <xsd:element name="category" minOccurs="0" maxOccurs="1" type="xsd:string"/>
+        <xsd:element name="version" minOccurs="0" maxOccurs="1" type="xsd:string"/>
+        <xsd:element name="revision" minOccurs="0" maxOccurs="1" type="xsd:string">
+          <xsd:annotation>
+            <xsd:documentation>
+                        This value indicates the number of saves or revisions. The application is responsible for updating this value after each revision.
+                    </xsd:documentation>
+          </xsd:annotation>
+        </xsd:element>
+        <xsd:element name="lastModifiedBy" minOccurs="0" maxOccurs="1" type="xsd:string"/>
+        <xsd:element ref="dcterms:modified" minOccurs="0" maxOccurs="1"/>
+        <xsd:element name="contentStatus" minOccurs="0" maxOccurs="1" type="xsd:string"/>
+      </xsd:all>
+    </xsd:complexType>
+  </xsd:schema>
+  <xs:schema xmlns:pc="http://schemas.microsoft.com/office/infopath/2007/PartnerControls" xmlns:xs="http://www.w3.org/2001/XMLSchema" targetNamespace="http://schemas.microsoft.com/office/infopath/2007/PartnerControls" elementFormDefault="qualified" attributeFormDefault="unqualified">
+    <xs:element name="Person">
+      <xs:complexType>
+        <xs:sequence>
+          <xs:element ref="pc:DisplayName" minOccurs="0"/>
+          <xs:element ref="pc:AccountId" minOccurs="0"/>
+          <xs:element ref="pc:AccountType" minOccurs="0"/>
+        </xs:sequence>
+      </xs:complexType>
+    </xs:element>
+    <xs:element name="DisplayName" type="xs:string"/>
+    <xs:element name="AccountId" type="xs:string"/>
+    <xs:element name="AccountType" type="xs:string"/>
+    <xs:element name="BDCAssociatedEntity">
+      <xs:complexType>
+        <xs:sequence>
+          <xs:element ref="pc:BDCEntity" minOccurs="0" maxOccurs="unbounded"/>
+        </xs:sequence>
+        <xs:attribute ref="pc:EntityNamespace"/>
+        <xs:attribute ref="pc:EntityName"/>
+        <xs:attribute ref="pc:SystemInstanceName"/>
+        <xs:attribute ref="pc:AssociationName"/>
+      </xs:complexType>
+    </xs:element>
+    <xs:attribute name="EntityNamespace" type="xs:string"/>
+    <xs:attribute name="EntityName" type="xs:string"/>
+    <xs:attribute name="SystemInstanceName" type="xs:string"/>
+    <xs:attribute name="AssociationName" type="xs:string"/>
+    <xs:element name="BDCEntity">
+      <xs:complexType>
+        <xs:sequence>
+          <xs:element ref="pc:EntityDisplayName" minOccurs="0"/>
+          <xs:element ref="pc:EntityInstanceReference" minOccurs="0"/>
+          <xs:element ref="pc:EntityId1" minOccurs="0"/>
+          <xs:element ref="pc:EntityId2" minOccurs="0"/>
+          <xs:element ref="pc:EntityId3" minOccurs="0"/>
+          <xs:element ref="pc:EntityId4" minOccurs="0"/>
+          <xs:element ref="pc:EntityId5" minOccurs="0"/>
+        </xs:sequence>
+      </xs:complexType>
+    </xs:element>
+    <xs:element name="EntityDisplayName" type="xs:string"/>
+    <xs:element name="EntityInstanceReference" type="xs:string"/>
+    <xs:element name="EntityId1" type="xs:string"/>
+    <xs:element name="EntityId2" type="xs:string"/>
+    <xs:element name="EntityId3" type="xs:string"/>
+    <xs:element name="EntityId4" type="xs:string"/>
+    <xs:element name="EntityId5" type="xs:string"/>
+    <xs:element name="Terms">
+      <xs:complexType>
+        <xs:sequence>
+          <xs:element ref="pc:TermInfo" minOccurs="0" maxOccurs="unbounded"/>
+        </xs:sequence>
+      </xs:complexType>
+    </xs:element>
+    <xs:element name="TermInfo">
+      <xs:complexType>
+        <xs:sequence>
+          <xs:element ref="pc:TermName" minOccurs="0"/>
+          <xs:element ref="pc:TermId" minOccurs="0"/>
+        </xs:sequence>
+      </xs:complexType>
+    </xs:element>
+    <xs:element name="TermName" type="xs:string"/>
+    <xs:element name="TermId" type="xs:string"/>
+  </xs:schema>
+</ct:contentTypeSchema>
+</file>
+
+<file path=customXml/item2.xml><?xml version="1.0" encoding="utf-8"?>
+<?mso-contentType ?>
+<FormTemplates xmlns="http://schemas.microsoft.com/sharepoint/v3/contenttype/forms">
+  <Display>DocumentLibraryForm</Display>
+  <Edit>DocumentLibraryForm</Edit>
+  <New>DocumentLibraryForm</New>
+</FormTemplates>
+</file>
+
+<file path=customXml/item3.xml><?xml version="1.0" encoding="utf-8"?>
+<p:properties xmlns:p="http://schemas.microsoft.com/office/2006/metadata/properties" xmlns:xsi="http://www.w3.org/2001/XMLSchema-instance" xmlns:pc="http://schemas.microsoft.com/office/infopath/2007/PartnerControls">
+  <documentManagement>
+    <lcf76f155ced4ddcb4097134ff3c332f xmlns="03e19825-731a-404b-84c3-310fff85d1a8">
+      <Terms xmlns="http://schemas.microsoft.com/office/infopath/2007/PartnerControls"/>
+    </lcf76f155ced4ddcb4097134ff3c332f>
+    <TaxCatchAll xmlns="a675dd88-c1ff-478a-b60f-ff004313760b" xsi:nil="true"/>
+  </documentManagement>
+</p:properties>
+</file>
+
+<file path=customXml/itemProps1.xml><?xml version="1.0" encoding="utf-8"?>
+<ds:datastoreItem xmlns:ds="http://schemas.openxmlformats.org/officeDocument/2006/customXml" ds:itemID="{4BD01C76-C71C-4766-8ECC-837B609D7D38}"/>
+</file>
+
+<file path=customXml/itemProps2.xml><?xml version="1.0" encoding="utf-8"?>
+<ds:datastoreItem xmlns:ds="http://schemas.openxmlformats.org/officeDocument/2006/customXml" ds:itemID="{CAA379D9-C202-4104-BC8E-0367DA93FA6F}"/>
+</file>
+
+<file path=customXml/itemProps3.xml><?xml version="1.0" encoding="utf-8"?>
+<ds:datastoreItem xmlns:ds="http://schemas.openxmlformats.org/officeDocument/2006/customXml" ds:itemID="{9DD1EAE6-8CDC-41FA-80FF-5E32DA9E9784}"/>
 </file>
--- a/www/methodology.docx
+++ b/www/methodology.docx
@@ -540,7 +540,7 @@
       </w:r>
     </w:p>
     <w:bookmarkEnd w:id="13"/>
-    <w:bookmarkStart w:id="30" w:name="ipcc-tier-2-emission-equations"/>
+    <w:bookmarkStart w:id="34" w:name="ipcc-tier-2-emission-equations"/>
     <w:p>
       <w:pPr>
         <w:pStyle w:val="Heading1"/>
@@ -3316,7 +3316,684 @@
       </m:oMathPara>
     </w:p>
     <w:bookmarkEnd w:id="21"/>
-    <w:bookmarkStart w:id="22" w:name="enteric-fermentation-emission-factor"/>
+    <w:bookmarkStart w:id="25" w:name="X98bcf26717a1b4c49eb0beece17eded9856c58f"/>
+    <w:p>
+      <w:pPr>
+        <w:pStyle w:val="Heading2"/>
+      </w:pPr>
+      <w:r>
+        <w:t xml:space="preserve">Two Routes to Gross Energy: Modelled and Measured</w:t>
+      </w:r>
+    </w:p>
+    <w:p>
+      <w:pPr>
+        <w:pStyle w:val="FirstParagraph"/>
+      </w:pPr>
+      <w:r>
+        <w:t xml:space="preserve">Equation 10.16 above infers intake from what the animal does. Its inputs are animal performance: body weight, growth, milk yield, pregnancy and activity. This is the route the tool takes by default, and the only route earlier versions offered.</w:t>
+      </w:r>
+    </w:p>
+    <w:p>
+      <w:pPr>
+        <w:pStyle w:val="BodyText"/>
+      </w:pPr>
+      <w:r>
+        <w:t xml:space="preserve">Many datasets work in the opposite direction. They measure feed intake and feed quality, and so already hold</w:t>
+      </w:r>
+      <w:r>
+        <w:t xml:space="preserve"> </w:t>
+      </w:r>
+      <m:oMath>
+        <m:r>
+          <m:t>G</m:t>
+        </m:r>
+        <m:r>
+          <m:t>E</m:t>
+        </m:r>
+      </m:oMath>
+      <w:r>
+        <w:t xml:space="preserve">, or hold dry matter intake (</w:t>
+      </w:r>
+      <m:oMath>
+        <m:r>
+          <m:t>D</m:t>
+        </m:r>
+        <m:r>
+          <m:t>M</m:t>
+        </m:r>
+        <m:r>
+          <m:t>I</m:t>
+        </m:r>
+      </m:oMath>
+      <w:r>
+        <w:t xml:space="preserve">) and can convert. Such datasets frequently carry no milk yield or weight gain at all, because nothing in their method required inferring intake. Measured intake is not a lesser input than modelled intake; where it exists it is generally the stronger evidence.</w:t>
+      </w:r>
+    </w:p>
+    <w:p>
+      <w:pPr>
+        <w:pStyle w:val="BodyText"/>
+      </w:pPr>
+      <w:r>
+        <w:t xml:space="preserve">The tool therefore accepts</w:t>
+      </w:r>
+      <w:r>
+        <w:t xml:space="preserve"> </w:t>
+      </w:r>
+      <m:oMath>
+        <m:r>
+          <m:t>G</m:t>
+        </m:r>
+        <m:r>
+          <m:t>E</m:t>
+        </m:r>
+      </m:oMath>
+      <w:r>
+        <w:t xml:space="preserve"> </w:t>
+      </w:r>
+      <w:r>
+        <w:t xml:space="preserve">or</w:t>
+      </w:r>
+      <w:r>
+        <w:t xml:space="preserve"> </w:t>
+      </w:r>
+      <m:oMath>
+        <m:r>
+          <m:t>D</m:t>
+        </m:r>
+        <m:r>
+          <m:t>M</m:t>
+        </m:r>
+        <m:r>
+          <m:t>I</m:t>
+        </m:r>
+      </m:oMath>
+      <w:r>
+        <w:t xml:space="preserve"> </w:t>
+      </w:r>
+      <w:r>
+        <w:t xml:space="preserve">as optional inputs,</w:t>
+      </w:r>
+      <w:r>
+        <w:t xml:space="preserve"> </w:t>
+      </w:r>
+      <w:r>
+        <w:rPr>
+          <w:b/>
+          <w:bCs/>
+        </w:rPr>
+        <w:t xml:space="preserve">per sub-category</w:t>
+      </w:r>
+      <w:r>
+        <w:t xml:space="preserve">:</w:t>
+      </w:r>
+    </w:p>
+    <w:p>
+      <w:pPr>
+        <w:pStyle w:val="Compact"/>
+        <w:numPr>
+          <w:ilvl w:val="0"/>
+          <w:numId w:val="1002"/>
+        </w:numPr>
+      </w:pPr>
+      <w:r>
+        <w:t xml:space="preserve">If a usable</w:t>
+      </w:r>
+      <w:r>
+        <w:t xml:space="preserve"> </w:t>
+      </w:r>
+      <m:oMath>
+        <m:r>
+          <m:t>G</m:t>
+        </m:r>
+        <m:r>
+          <m:t>E</m:t>
+        </m:r>
+      </m:oMath>
+      <w:r>
+        <w:t xml:space="preserve"> </w:t>
+      </w:r>
+      <w:r>
+        <w:t xml:space="preserve">is supplied for a sub-category, it is used directly and Equations 10.3 to 10.16 are not evaluated for that sub-category.</w:t>
+      </w:r>
+    </w:p>
+    <w:p>
+      <w:pPr>
+        <w:pStyle w:val="Compact"/>
+        <w:numPr>
+          <w:ilvl w:val="0"/>
+          <w:numId w:val="1002"/>
+        </w:numPr>
+      </w:pPr>
+      <w:r>
+        <w:t xml:space="preserve">Otherwise, if a usable</w:t>
+      </w:r>
+      <w:r>
+        <w:t xml:space="preserve"> </w:t>
+      </w:r>
+      <m:oMath>
+        <m:r>
+          <m:t>D</m:t>
+        </m:r>
+        <m:r>
+          <m:t>M</m:t>
+        </m:r>
+        <m:r>
+          <m:t>I</m:t>
+        </m:r>
+      </m:oMath>
+      <w:r>
+        <w:t xml:space="preserve"> </w:t>
+      </w:r>
+      <w:r>
+        <w:t xml:space="preserve">is supplied,</w:t>
+      </w:r>
+      <w:r>
+        <w:t xml:space="preserve"> </w:t>
+      </w:r>
+      <m:oMath>
+        <m:r>
+          <m:t>G</m:t>
+        </m:r>
+        <m:r>
+          <m:t>E</m:t>
+        </m:r>
+        <m:r>
+          <m:rPr>
+            <m:sty m:val="p"/>
+          </m:rPr>
+          <m:t>=</m:t>
+        </m:r>
+        <m:r>
+          <m:t>D</m:t>
+        </m:r>
+        <m:r>
+          <m:t>M</m:t>
+        </m:r>
+        <m:r>
+          <m:t>I</m:t>
+        </m:r>
+        <m:r>
+          <m:rPr>
+            <m:sty m:val="p"/>
+          </m:rPr>
+          <m:t>×</m:t>
+        </m:r>
+        <m:r>
+          <m:t>18.45</m:t>
+        </m:r>
+      </m:oMath>
+      <w:r>
+        <w:t xml:space="preserve">.</w:t>
+      </w:r>
+    </w:p>
+    <w:p>
+      <w:pPr>
+        <w:pStyle w:val="Compact"/>
+        <w:numPr>
+          <w:ilvl w:val="0"/>
+          <w:numId w:val="1002"/>
+        </w:numPr>
+      </w:pPr>
+      <w:r>
+        <w:t xml:space="preserve">Otherwise</w:t>
+      </w:r>
+      <w:r>
+        <w:t xml:space="preserve"> </w:t>
+      </w:r>
+      <m:oMath>
+        <m:r>
+          <m:t>G</m:t>
+        </m:r>
+        <m:r>
+          <m:t>E</m:t>
+        </m:r>
+      </m:oMath>
+      <w:r>
+        <w:t xml:space="preserve"> </w:t>
+      </w:r>
+      <w:r>
+        <w:t xml:space="preserve">is derived from Equation 10.16 exactly as above.</w:t>
+      </w:r>
+    </w:p>
+    <w:p>
+      <w:pPr>
+        <w:pStyle w:val="FirstParagraph"/>
+      </w:pPr>
+      <w:r>
+        <w:t xml:space="preserve">A value is</w:t>
+      </w:r>
+      <w:r>
+        <w:t xml:space="preserve"> </w:t>
+      </w:r>
+      <w:r>
+        <w:t xml:space="preserve">“usable”</w:t>
+      </w:r>
+      <w:r>
+        <w:t xml:space="preserve"> </w:t>
+      </w:r>
+      <w:r>
+        <w:t xml:space="preserve">only if it is present, finite and strictly positive. Blank, missing, zero and negative all mean</w:t>
+      </w:r>
+      <w:r>
+        <w:t xml:space="preserve"> </w:t>
+      </w:r>
+      <w:r>
+        <w:t xml:space="preserve">“not supplied”</w:t>
+      </w:r>
+      <w:r>
+        <w:t xml:space="preserve">, so a zero intake is never mistaken for a measurement. Because the choice is made per sub-category, one inventory may mix measured and modelled groups, and an inventory that supplies neither is numerically unchanged from earlier versions of the tool.</w:t>
+      </w:r>
+    </w:p>
+    <w:p>
+      <w:pPr>
+        <w:pStyle w:val="BodyText"/>
+      </w:pPr>
+      <m:oMath>
+        <m:r>
+          <m:t>G</m:t>
+        </m:r>
+        <m:r>
+          <m:t>E</m:t>
+        </m:r>
+      </m:oMath>
+      <w:r>
+        <w:rPr>
+          <w:b/>
+          <w:bCs/>
+        </w:rPr>
+        <w:t xml:space="preserve"> </w:t>
+      </w:r>
+      <w:r>
+        <w:rPr>
+          <w:b/>
+          <w:bCs/>
+        </w:rPr>
+        <w:t xml:space="preserve">takes precedence over</w:t>
+      </w:r>
+      <w:r>
+        <w:rPr>
+          <w:b/>
+          <w:bCs/>
+        </w:rPr>
+        <w:t xml:space="preserve"> </w:t>
+      </w:r>
+      <m:oMath>
+        <m:r>
+          <m:t>D</m:t>
+        </m:r>
+        <m:r>
+          <m:t>M</m:t>
+        </m:r>
+        <m:r>
+          <m:t>I</m:t>
+        </m:r>
+      </m:oMath>
+      <w:r>
+        <w:rPr>
+          <w:b/>
+          <w:bCs/>
+        </w:rPr>
+        <w:t xml:space="preserve">.</w:t>
+      </w:r>
+      <w:r>
+        <w:t xml:space="preserve"> </w:t>
+      </w:r>
+      <w:r>
+        <w:t xml:space="preserve">A supplied</w:t>
+      </w:r>
+      <w:r>
+        <w:t xml:space="preserve"> </w:t>
+      </w:r>
+      <m:oMath>
+        <m:r>
+          <m:t>G</m:t>
+        </m:r>
+        <m:r>
+          <m:t>E</m:t>
+        </m:r>
+      </m:oMath>
+      <w:r>
+        <w:t xml:space="preserve"> </w:t>
+      </w:r>
+      <w:r>
+        <w:t xml:space="preserve">carries the dataset’s own measured dietary energy density, whereas converting</w:t>
+      </w:r>
+      <w:r>
+        <w:t xml:space="preserve"> </w:t>
+      </w:r>
+      <m:oMath>
+        <m:r>
+          <m:t>D</m:t>
+        </m:r>
+        <m:r>
+          <m:t>M</m:t>
+        </m:r>
+        <m:r>
+          <m:t>I</m:t>
+        </m:r>
+      </m:oMath>
+      <w:r>
+        <w:t xml:space="preserve"> </w:t>
+      </w:r>
+      <w:r>
+        <w:t xml:space="preserve">imposes the IPCC figure of 18.45 MJ kg</w:t>
+      </w:r>
+      <m:oMath>
+        <m:sSup>
+          <m:e>
+            <m:r>
+              <m:t>​</m:t>
+            </m:r>
+          </m:e>
+          <m:sup>
+            <m:r>
+              <m:rPr>
+                <m:sty m:val="p"/>
+              </m:rPr>
+              <m:t>−</m:t>
+            </m:r>
+            <m:r>
+              <m:t>1</m:t>
+            </m:r>
+          </m:sup>
+        </m:sSup>
+      </m:oMath>
+      <w:r>
+        <w:t xml:space="preserve"> </w:t>
+      </w:r>
+      <w:r>
+        <w:t xml:space="preserve">dry matter. Where both are given, using</w:t>
+      </w:r>
+      <w:r>
+        <w:t xml:space="preserve"> </w:t>
+      </w:r>
+      <m:oMath>
+        <m:r>
+          <m:t>G</m:t>
+        </m:r>
+        <m:r>
+          <m:t>E</m:t>
+        </m:r>
+      </m:oMath>
+      <w:r>
+        <w:t xml:space="preserve"> </w:t>
+      </w:r>
+      <w:r>
+        <w:t xml:space="preserve">preserves the user’s measurement.</w:t>
+      </w:r>
+    </w:p>
+    <w:bookmarkStart w:id="22" w:name="what-a-measured-intake-does-not-replace"/>
+    <w:p>
+      <w:pPr>
+        <w:pStyle w:val="Heading3"/>
+      </w:pPr>
+      <w:r>
+        <w:t xml:space="preserve">What a measured intake does not replace</w:t>
+      </w:r>
+    </w:p>
+    <w:p>
+      <w:pPr>
+        <w:pStyle w:val="FirstParagraph"/>
+      </w:pPr>
+      <w:r>
+        <w:t xml:space="preserve">Supplying</w:t>
+      </w:r>
+      <w:r>
+        <w:t xml:space="preserve"> </w:t>
+      </w:r>
+      <m:oMath>
+        <m:r>
+          <m:t>G</m:t>
+        </m:r>
+        <m:r>
+          <m:t>E</m:t>
+        </m:r>
+      </m:oMath>
+      <w:r>
+        <w:t xml:space="preserve"> </w:t>
+      </w:r>
+      <w:r>
+        <w:t xml:space="preserve">bypasses the energy balance only. Three groups of inputs remain necessary, and this is a frequent source of confusion:</w:t>
+      </w:r>
+    </w:p>
+    <w:p>
+      <w:pPr>
+        <w:pStyle w:val="Compact"/>
+        <w:numPr>
+          <w:ilvl w:val="0"/>
+          <w:numId w:val="1003"/>
+        </w:numPr>
+      </w:pPr>
+      <w:r>
+        <w:rPr>
+          <w:b/>
+          <w:bCs/>
+        </w:rPr>
+        <w:t xml:space="preserve">Digestible energy</w:t>
+      </w:r>
+      <w:r>
+        <w:rPr>
+          <w:b/>
+          <w:bCs/>
+        </w:rPr>
+        <w:t xml:space="preserve"> </w:t>
+      </w:r>
+      <m:oMath>
+        <m:r>
+          <m:t>D</m:t>
+        </m:r>
+        <m:r>
+          <m:t>E</m:t>
+        </m:r>
+      </m:oMath>
+      <w:r>
+        <w:t xml:space="preserve"> </w:t>
+      </w:r>
+      <w:r>
+        <w:t xml:space="preserve">is still required. With</w:t>
+      </w:r>
+      <w:r>
+        <w:t xml:space="preserve"> </w:t>
+      </w:r>
+      <m:oMath>
+        <m:r>
+          <m:t>G</m:t>
+        </m:r>
+        <m:r>
+          <m:t>E</m:t>
+        </m:r>
+      </m:oMath>
+      <w:r>
+        <w:t xml:space="preserve"> </w:t>
+      </w:r>
+      <w:r>
+        <w:t xml:space="preserve">supplied it no longer affects enteric methane, but Equation 10.24 still uses it to set the indigestible share of the feed that becomes volatile solids, and hence manure methane.</w:t>
+      </w:r>
+    </w:p>
+    <w:p>
+      <w:pPr>
+        <w:pStyle w:val="Compact"/>
+        <w:numPr>
+          <w:ilvl w:val="0"/>
+          <w:numId w:val="1003"/>
+        </w:numPr>
+      </w:pPr>
+      <w:r>
+        <w:rPr>
+          <w:b/>
+          <w:bCs/>
+        </w:rPr>
+        <w:t xml:space="preserve">Milk yield, milk protein content and weight gain</w:t>
+      </w:r>
+      <w:r>
+        <w:t xml:space="preserve"> </w:t>
+      </w:r>
+      <w:r>
+        <w:t xml:space="preserve">are still required. Equations 10.32 and 10.33 obtain nitrogen excretion by subtracting the nitrogen retained in milk and in liveweight gain from the nitrogen eaten. These inputs therefore continue to determine direct and indirect N</w:t>
+      </w:r>
+      <m:oMath>
+        <m:sSub>
+          <m:e>
+            <m:r>
+              <m:t>​</m:t>
+            </m:r>
+          </m:e>
+          <m:sub>
+            <m:r>
+              <m:t>2</m:t>
+            </m:r>
+          </m:sub>
+        </m:sSub>
+      </m:oMath>
+      <w:r>
+        <w:t xml:space="preserve">O from both managed manure and pasture.</w:t>
+      </w:r>
+    </w:p>
+    <w:p>
+      <w:pPr>
+        <w:pStyle w:val="Compact"/>
+        <w:numPr>
+          <w:ilvl w:val="0"/>
+          <w:numId w:val="1003"/>
+        </w:numPr>
+      </w:pPr>
+      <w:r>
+        <w:rPr>
+          <w:b/>
+          <w:bCs/>
+        </w:rPr>
+        <w:t xml:space="preserve">Crude protein</w:t>
+      </w:r>
+      <w:r>
+        <w:rPr>
+          <w:b/>
+          <w:bCs/>
+        </w:rPr>
+        <w:t xml:space="preserve"> </w:t>
+      </w:r>
+      <m:oMath>
+        <m:r>
+          <m:t>C</m:t>
+        </m:r>
+        <m:r>
+          <m:t>P</m:t>
+        </m:r>
+      </m:oMath>
+      <w:r>
+        <w:t xml:space="preserve"> </w:t>
+      </w:r>
+      <w:r>
+        <w:t xml:space="preserve">is still required, for the same nitrogen-intake term.</w:t>
+      </w:r>
+    </w:p>
+    <w:bookmarkEnd w:id="22"/>
+    <w:bookmarkStart w:id="23" w:name="a-residual-the-method-itself-carries"/>
+    <w:p>
+      <w:pPr>
+        <w:pStyle w:val="Heading3"/>
+      </w:pPr>
+      <w:r>
+        <w:t xml:space="preserve">A residual the method itself carries</w:t>
+      </w:r>
+    </w:p>
+    <w:p>
+      <w:pPr>
+        <w:pStyle w:val="FirstParagraph"/>
+      </w:pPr>
+      <w:r>
+        <w:t xml:space="preserve">Equations 10.24 and 10.32 divide by the IPCC constant of 18.45 MJ kg</w:t>
+      </w:r>
+      <m:oMath>
+        <m:sSup>
+          <m:e>
+            <m:r>
+              <m:t>​</m:t>
+            </m:r>
+          </m:e>
+          <m:sup>
+            <m:r>
+              <m:rPr>
+                <m:sty m:val="p"/>
+              </m:rPr>
+              <m:t>−</m:t>
+            </m:r>
+            <m:r>
+              <m:t>1</m:t>
+            </m:r>
+          </m:sup>
+        </m:sSup>
+      </m:oMath>
+      <w:r>
+        <w:t xml:space="preserve"> </w:t>
+      </w:r>
+      <w:r>
+        <w:t xml:space="preserve">dry matter regardless of the user’s own feed. A dataset whose measured energy density differs, for instance the 16.5 to 17.6 MJ kg</w:t>
+      </w:r>
+      <m:oMath>
+        <m:sSup>
+          <m:e>
+            <m:r>
+              <m:t>​</m:t>
+            </m:r>
+          </m:e>
+          <m:sup>
+            <m:r>
+              <m:rPr>
+                <m:sty m:val="p"/>
+              </m:rPr>
+              <m:t>−</m:t>
+            </m:r>
+            <m:r>
+              <m:t>1</m:t>
+            </m:r>
+          </m:sup>
+        </m:sSup>
+      </m:oMath>
+      <w:r>
+        <w:t xml:space="preserve"> </w:t>
+      </w:r>
+      <w:r>
+        <w:t xml:space="preserve">typical of tropical forage-based systems, will therefore see that constant applied in the volatile-solids and nitrogen-intake terms even while its own</w:t>
+      </w:r>
+      <w:r>
+        <w:t xml:space="preserve"> </w:t>
+      </w:r>
+      <m:oMath>
+        <m:r>
+          <m:t>G</m:t>
+        </m:r>
+        <m:r>
+          <m:t>E</m:t>
+        </m:r>
+      </m:oMath>
+      <w:r>
+        <w:t xml:space="preserve"> </w:t>
+      </w:r>
+      <w:r>
+        <w:t xml:space="preserve">is used verbatim for enteric methane. This is a property of the IPCC equations, not a defect in the implementation, and it is documented here so it is not mistaken for one.</w:t>
+      </w:r>
+    </w:p>
+    <w:bookmarkEnd w:id="23"/>
+    <w:bookmarkStart w:id="24" w:name="reporting-which-route-was-used"/>
+    <w:p>
+      <w:pPr>
+        <w:pStyle w:val="Heading3"/>
+      </w:pPr>
+      <w:r>
+        <w:t xml:space="preserve">Reporting which route was used</w:t>
+      </w:r>
+    </w:p>
+    <w:p>
+      <w:pPr>
+        <w:pStyle w:val="FirstParagraph"/>
+      </w:pPr>
+      <w:r>
+        <w:t xml:space="preserve">Every run records, for each sub-category, whether gross energy was modelled or measured. The label appears in the results table in the application, in the run-settings sheet of the Excel export, and in the Word report. Where an inventory mixes routes, the split is stated explicitly rather than a single method being implied.</w:t>
+      </w:r>
+    </w:p>
+    <w:bookmarkEnd w:id="24"/>
+    <w:bookmarkEnd w:id="25"/>
+    <w:bookmarkStart w:id="26" w:name="enteric-fermentation-emission-factor"/>
     <w:p>
       <w:pPr>
         <w:pStyle w:val="Heading2"/>
@@ -3736,8 +4413,8 @@
         </m:oMath>
       </m:oMathPara>
     </w:p>
-    <w:bookmarkEnd w:id="22"/>
-    <w:bookmarkStart w:id="23" w:name="nitrogen-excretion"/>
+    <w:bookmarkEnd w:id="26"/>
+    <w:bookmarkStart w:id="27" w:name="nitrogen-excretion"/>
     <w:p>
       <w:pPr>
         <w:pStyle w:val="Heading2"/>
@@ -4448,8 +5125,8 @@
         </m:oMath>
       </m:oMathPara>
     </w:p>
-    <w:bookmarkEnd w:id="23"/>
-    <w:bookmarkStart w:id="24" w:name="volatile-solids-and-manure-ch_4"/>
+    <w:bookmarkEnd w:id="27"/>
+    <w:bookmarkStart w:id="28" w:name="volatile-solids-and-manure-ch_4"/>
     <w:p>
       <w:pPr>
         <w:pStyle w:val="Heading2"/>
@@ -5490,8 +6167,8 @@
         <w:t xml:space="preserve">is preserved exactly.</w:t>
       </w:r>
     </w:p>
-    <w:bookmarkEnd w:id="24"/>
-    <w:bookmarkStart w:id="25" w:name="manure-management-n_2o-direct"/>
+    <w:bookmarkEnd w:id="28"/>
+    <w:bookmarkStart w:id="29" w:name="manure-management-n_2o-direct"/>
     <w:p>
       <w:pPr>
         <w:pStyle w:val="Heading2"/>
@@ -5934,8 +6611,8 @@
         </m:oMath>
       </m:oMathPara>
     </w:p>
-    <w:bookmarkEnd w:id="25"/>
-    <w:bookmarkStart w:id="26" w:name="manure-management-n_2o-indirect"/>
+    <w:bookmarkEnd w:id="29"/>
+    <w:bookmarkStart w:id="30" w:name="manure-management-n_2o-indirect"/>
     <w:p>
       <w:pPr>
         <w:pStyle w:val="Heading2"/>
@@ -6595,8 +7272,8 @@
         <w:t xml:space="preserve">is updated to 0.011 (range 0.000–0.020) with no climate disaggregation. Frac_GasMS and Frac_LeachMS are MMS- and country- or climate-specific fractions (defaults in Vol.4 Ch.10 Tables 10.22 and 10.23 of the 2019 Refinement).</w:t>
       </w:r>
     </w:p>
-    <w:bookmarkEnd w:id="26"/>
-    <w:bookmarkStart w:id="27" w:name="pasturerangepaddock-n_2o-direct"/>
+    <w:bookmarkEnd w:id="30"/>
+    <w:bookmarkStart w:id="31" w:name="pasturerangepaddock-n_2o-direct"/>
     <w:p>
       <w:pPr>
         <w:pStyle w:val="Heading2"/>
@@ -7122,8 +7799,8 @@
         <w:t xml:space="preserve">N (range 0.000–0.014). When the climate is known, the disaggregated values are 0.006 in wet climates (range 0.000–0.027) and 0.002 in dry climates (range 0.000–0.007).</w:t>
       </w:r>
     </w:p>
-    <w:bookmarkEnd w:id="27"/>
-    <w:bookmarkStart w:id="28" w:name="pasture-n_2o-indirect"/>
+    <w:bookmarkEnd w:id="31"/>
+    <w:bookmarkStart w:id="32" w:name="pasture-n_2o-indirect"/>
     <w:p>
       <w:pPr>
         <w:pStyle w:val="Heading2"/>
@@ -7385,8 +8062,8 @@
         <w:t xml:space="preserve">may be set equal to zero in those climate cases.</w:t>
       </w:r>
     </w:p>
-    <w:bookmarkEnd w:id="28"/>
-    <w:bookmarkStart w:id="29" w:name="gwp-based-co_2eq-conversion"/>
+    <w:bookmarkEnd w:id="32"/>
+    <w:bookmarkStart w:id="33" w:name="gwp-based-co_2eq-conversion"/>
     <w:p>
       <w:pPr>
         <w:pStyle w:val="Heading2"/>
@@ -7608,9 +8285,9 @@
         <w:br w:type="page"/>
       </w:r>
     </w:p>
-    <w:bookmarkEnd w:id="29"/>
-    <w:bookmarkEnd w:id="30"/>
-    <w:bookmarkStart w:id="36" w:name="monte-carlo-uncertainty-analysis"/>
+    <w:bookmarkEnd w:id="33"/>
+    <w:bookmarkEnd w:id="34"/>
+    <w:bookmarkStart w:id="40" w:name="monte-carlo-uncertainty-analysis"/>
     <w:p>
       <w:pPr>
         <w:pStyle w:val="Heading1"/>
@@ -7619,7 +8296,7 @@
         <w:t xml:space="preserve">Monte Carlo Uncertainty Analysis</w:t>
       </w:r>
     </w:p>
-    <w:bookmarkStart w:id="31" w:name="ipcc-approach-2-rationale"/>
+    <w:bookmarkStart w:id="35" w:name="ipcc-approach-2-rationale"/>
     <w:p>
       <w:pPr>
         <w:pStyle w:val="Heading2"/>
@@ -7640,7 +8317,7 @@
       <w:pPr>
         <w:numPr>
           <w:ilvl w:val="0"/>
-          <w:numId w:val="1002"/>
+          <w:numId w:val="1004"/>
         </w:numPr>
       </w:pPr>
       <w:r>
@@ -7661,7 +8338,7 @@
       <w:pPr>
         <w:numPr>
           <w:ilvl w:val="0"/>
-          <w:numId w:val="1002"/>
+          <w:numId w:val="1004"/>
         </w:numPr>
       </w:pPr>
       <w:r>
@@ -7783,8 +8460,8 @@
         <w:t xml:space="preserve">eq, and records the output. The resulting distribution of outputs characterises the uncertainty.</w:t>
       </w:r>
     </w:p>
-    <w:bookmarkEnd w:id="31"/>
-    <w:bookmarkStart w:id="32" w:name="probability-distributions"/>
+    <w:bookmarkEnd w:id="35"/>
+    <w:bookmarkStart w:id="36" w:name="probability-distributions"/>
     <w:p>
       <w:pPr>
         <w:pStyle w:val="Heading2"/>
@@ -7890,8 +8567,8 @@
         <w:t xml:space="preserve">for a normal distribution, or equivalent transformations for lognormal and PERT.</w:t>
       </w:r>
     </w:p>
-    <w:bookmarkEnd w:id="32"/>
-    <w:bookmarkStart w:id="33" w:name="correlated-sampling"/>
+    <w:bookmarkEnd w:id="36"/>
+    <w:bookmarkStart w:id="37" w:name="correlated-sampling"/>
     <w:p>
       <w:pPr>
         <w:pStyle w:val="Heading2"/>
@@ -7924,7 +8601,7 @@
         <w:pStyle w:val="Compact"/>
         <w:numPr>
           <w:ilvl w:val="0"/>
-          <w:numId w:val="1003"/>
+          <w:numId w:val="1005"/>
         </w:numPr>
       </w:pPr>
       <w:r>
@@ -7974,7 +8651,7 @@
         <w:pStyle w:val="Compact"/>
         <w:numPr>
           <w:ilvl w:val="0"/>
-          <w:numId w:val="1003"/>
+          <w:numId w:val="1005"/>
         </w:numPr>
       </w:pPr>
       <w:r>
@@ -8116,8 +8793,8 @@
         <w:t xml:space="preserve">The tool supports both within-block and across-block correlations. The default scope is independence; a single unified correlation matrix spanning AD + coefficients is used whenever cross-block pairs are specified.</w:t>
       </w:r>
     </w:p>
-    <w:bookmarkEnd w:id="33"/>
-    <w:bookmarkStart w:id="34" w:name="simulation-procedure"/>
+    <w:bookmarkEnd w:id="37"/>
+    <w:bookmarkStart w:id="38" w:name="simulation-procedure"/>
     <w:p>
       <w:pPr>
         <w:pStyle w:val="Heading2"/>
@@ -8193,7 +8870,7 @@
         <w:pStyle w:val="Compact"/>
         <w:numPr>
           <w:ilvl w:val="0"/>
-          <w:numId w:val="1004"/>
+          <w:numId w:val="1006"/>
         </w:numPr>
       </w:pPr>
       <w:r>
@@ -8205,7 +8882,7 @@
         <w:pStyle w:val="Compact"/>
         <w:numPr>
           <w:ilvl w:val="0"/>
-          <w:numId w:val="1004"/>
+          <w:numId w:val="1006"/>
         </w:numPr>
       </w:pPr>
       <w:r>
@@ -8228,7 +8905,7 @@
         <w:pStyle w:val="Compact"/>
         <w:numPr>
           <w:ilvl w:val="1"/>
-          <w:numId w:val="1005"/>
+          <w:numId w:val="1007"/>
         </w:numPr>
       </w:pPr>
       <w:r>
@@ -8480,7 +9157,7 @@
         <w:pStyle w:val="Compact"/>
         <w:numPr>
           <w:ilvl w:val="1"/>
-          <w:numId w:val="1005"/>
+          <w:numId w:val="1007"/>
         </w:numPr>
       </w:pPr>
       <w:r>
@@ -8617,7 +9294,7 @@
         <w:pStyle w:val="Compact"/>
         <w:numPr>
           <w:ilvl w:val="1"/>
-          <w:numId w:val="1005"/>
+          <w:numId w:val="1007"/>
         </w:numPr>
       </w:pPr>
       <w:r>
@@ -8780,7 +9457,7 @@
         <w:pStyle w:val="Compact"/>
         <w:numPr>
           <w:ilvl w:val="1"/>
-          <w:numId w:val="1005"/>
+          <w:numId w:val="1007"/>
         </w:numPr>
       </w:pPr>
       <w:r>
@@ -8792,7 +9469,7 @@
         <w:pStyle w:val="Compact"/>
         <w:numPr>
           <w:ilvl w:val="0"/>
-          <w:numId w:val="1004"/>
+          <w:numId w:val="1006"/>
         </w:numPr>
       </w:pPr>
       <w:r>
@@ -8821,7 +9498,7 @@
         <w:pStyle w:val="Compact"/>
         <w:numPr>
           <w:ilvl w:val="0"/>
-          <w:numId w:val="1004"/>
+          <w:numId w:val="1006"/>
         </w:numPr>
       </w:pPr>
       <w:r>
@@ -8847,8 +9524,8 @@
         <w:t xml:space="preserve">After all iterations, compute summary statistics from the distribution of recorded outputs.</w:t>
       </w:r>
     </w:p>
-    <w:bookmarkEnd w:id="34"/>
-    <w:bookmarkStart w:id="35" w:name="X47b7ed686ccf393c1d1bb79c4a0478440b4b498"/>
+    <w:bookmarkEnd w:id="38"/>
+    <w:bookmarkStart w:id="39" w:name="X47b7ed686ccf393c1d1bb79c4a0478440b4b498"/>
     <w:p>
       <w:pPr>
         <w:pStyle w:val="Heading2"/>
@@ -8906,7 +9583,7 @@
         <w:pStyle w:val="Compact"/>
         <w:numPr>
           <w:ilvl w:val="0"/>
-          <w:numId w:val="1006"/>
+          <w:numId w:val="1008"/>
         </w:numPr>
       </w:pPr>
       <w:r>
@@ -8925,7 +9602,7 @@
         <w:pStyle w:val="Compact"/>
         <w:numPr>
           <w:ilvl w:val="0"/>
-          <w:numId w:val="1006"/>
+          <w:numId w:val="1008"/>
         </w:numPr>
       </w:pPr>
       <w:r>
@@ -8944,7 +9621,7 @@
         <w:pStyle w:val="Compact"/>
         <w:numPr>
           <w:ilvl w:val="0"/>
-          <w:numId w:val="1006"/>
+          <w:numId w:val="1008"/>
         </w:numPr>
       </w:pPr>
       <w:r>
@@ -8963,7 +9640,7 @@
         <w:pStyle w:val="Compact"/>
         <w:numPr>
           <w:ilvl w:val="0"/>
-          <w:numId w:val="1006"/>
+          <w:numId w:val="1008"/>
         </w:numPr>
       </w:pPr>
       <w:r>
@@ -9000,9 +9677,9 @@
         <w:br w:type="page"/>
       </w:r>
     </w:p>
-    <w:bookmarkEnd w:id="35"/>
-    <w:bookmarkEnd w:id="36"/>
-    <w:bookmarkStart w:id="41" w:name="uncertainty-metrics"/>
+    <w:bookmarkEnd w:id="39"/>
+    <w:bookmarkEnd w:id="40"/>
+    <w:bookmarkStart w:id="45" w:name="uncertainty-metrics"/>
     <w:p>
       <w:pPr>
         <w:pStyle w:val="Heading1"/>
@@ -9036,7 +9713,7 @@
         <w:t xml:space="preserve">eq:</w:t>
       </w:r>
     </w:p>
-    <w:bookmarkStart w:id="37" w:name="confidence-interval"/>
+    <w:bookmarkStart w:id="41" w:name="confidence-interval"/>
     <w:p>
       <w:pPr>
         <w:pStyle w:val="Heading2"/>
@@ -9140,8 +9817,8 @@
         <w:t xml:space="preserve">This is a simulation-based (quantile) interval: it does not assume a normal distribution and is therefore valid for asymmetric emission distributions.</w:t>
       </w:r>
     </w:p>
-    <w:bookmarkEnd w:id="37"/>
-    <w:bookmarkStart w:id="38" w:name="Xa485e9d7bd874125388a1b5728a01d514d3bbee"/>
+    <w:bookmarkEnd w:id="41"/>
+    <w:bookmarkStart w:id="42" w:name="Xa485e9d7bd874125388a1b5728a01d514d3bbee"/>
     <w:p>
       <w:pPr>
         <w:pStyle w:val="Heading2"/>
@@ -9317,8 +9994,8 @@
         <w:t xml:space="preserve">O sums) MoE and 1.96·CV differ.</w:t>
       </w:r>
     </w:p>
-    <w:bookmarkEnd w:id="38"/>
-    <w:bookmarkStart w:id="39" w:name="X8439b4aedc45e295a171a1777beb40ca371afbe"/>
+    <w:bookmarkEnd w:id="42"/>
+    <w:bookmarkStart w:id="43" w:name="X8439b4aedc45e295a171a1777beb40ca371afbe"/>
     <w:p>
       <w:pPr>
         <w:pStyle w:val="Heading2"/>
@@ -9469,8 +10146,8 @@
         <w:t xml:space="preserve">O for fully housed systems).</w:t>
       </w:r>
     </w:p>
-    <w:bookmarkEnd w:id="39"/>
-    <w:bookmarkStart w:id="40" w:name="ipcc-table-3.3-format"/>
+    <w:bookmarkEnd w:id="43"/>
+    <w:bookmarkStart w:id="44" w:name="ipcc-table-3.3-format"/>
     <w:p>
       <w:pPr>
         <w:pStyle w:val="Heading2"/>
@@ -9740,9 +10417,9 @@
         <w:br w:type="page"/>
       </w:r>
     </w:p>
-    <w:bookmarkEnd w:id="40"/>
-    <w:bookmarkEnd w:id="41"/>
-    <w:bookmarkStart w:id="42" w:name="uncertainty-decomposition"/>
+    <w:bookmarkEnd w:id="44"/>
+    <w:bookmarkEnd w:id="45"/>
+    <w:bookmarkStart w:id="46" w:name="uncertainty-decomposition"/>
     <w:p>
       <w:pPr>
         <w:pStyle w:val="Heading1"/>
@@ -9764,7 +10441,7 @@
         <w:pStyle w:val="Compact"/>
         <w:numPr>
           <w:ilvl w:val="0"/>
-          <w:numId w:val="1007"/>
+          <w:numId w:val="1009"/>
         </w:numPr>
       </w:pPr>
       <w:r>
@@ -9783,7 +10460,7 @@
         <w:pStyle w:val="Compact"/>
         <w:numPr>
           <w:ilvl w:val="0"/>
-          <w:numId w:val="1007"/>
+          <w:numId w:val="1009"/>
         </w:numPr>
       </w:pPr>
       <w:r>
@@ -9819,7 +10496,7 @@
         <w:pStyle w:val="Compact"/>
         <w:numPr>
           <w:ilvl w:val="0"/>
-          <w:numId w:val="1007"/>
+          <w:numId w:val="1009"/>
         </w:numPr>
       </w:pPr>
       <w:r>
@@ -9891,8 +10568,8 @@
         <w:br w:type="page"/>
       </w:r>
     </w:p>
-    <w:bookmarkEnd w:id="42"/>
-    <w:bookmarkStart w:id="46" w:name="sensitivity-analysis"/>
+    <w:bookmarkEnd w:id="46"/>
+    <w:bookmarkStart w:id="50" w:name="sensitivity-analysis"/>
     <w:p>
       <w:pPr>
         <w:pStyle w:val="Heading1"/>
@@ -9909,7 +10586,7 @@
         <w:t xml:space="preserve">Sensitivity analysis identifies which input parameters have the greatest influence on the total emission estimate. The tool implements two complementary methods.</w:t>
       </w:r>
     </w:p>
-    <w:bookmarkStart w:id="43" w:name="standardised-regression-coefficients-src"/>
+    <w:bookmarkStart w:id="47" w:name="standardised-regression-coefficients-src"/>
     <w:p>
       <w:pPr>
         <w:pStyle w:val="Heading2"/>
@@ -10481,8 +11158,8 @@
         <w:t xml:space="preserve">- SRC requires only a single regression fit, making it computationally efficient for any number of parameters.</w:t>
       </w:r>
     </w:p>
-    <w:bookmarkEnd w:id="43"/>
-    <w:bookmarkStart w:id="44" w:name="X48fb187001d2401bd46bb45505631353ad9463d"/>
+    <w:bookmarkEnd w:id="47"/>
+    <w:bookmarkStart w:id="48" w:name="X48fb187001d2401bd46bb45505631353ad9463d"/>
     <w:p>
       <w:pPr>
         <w:pStyle w:val="Heading2"/>
@@ -10504,7 +11181,7 @@
         <w:pStyle w:val="Compact"/>
         <w:numPr>
           <w:ilvl w:val="0"/>
-          <w:numId w:val="1008"/>
+          <w:numId w:val="1010"/>
         </w:numPr>
       </w:pPr>
       <w:r>
@@ -10516,7 +11193,7 @@
         <w:pStyle w:val="Compact"/>
         <w:numPr>
           <w:ilvl w:val="0"/>
-          <w:numId w:val="1008"/>
+          <w:numId w:val="1010"/>
         </w:numPr>
       </w:pPr>
       <w:r>
@@ -10539,7 +11216,7 @@
         <w:pStyle w:val="Compact"/>
         <w:numPr>
           <w:ilvl w:val="1"/>
-          <w:numId w:val="1009"/>
+          <w:numId w:val="1011"/>
         </w:numPr>
       </w:pPr>
       <w:r>
@@ -10622,7 +11299,7 @@
         <w:pStyle w:val="Compact"/>
         <w:numPr>
           <w:ilvl w:val="1"/>
-          <w:numId w:val="1009"/>
+          <w:numId w:val="1011"/>
         </w:numPr>
       </w:pPr>
       <w:r>
@@ -10687,7 +11364,7 @@
         <w:pStyle w:val="Compact"/>
         <w:numPr>
           <w:ilvl w:val="1"/>
-          <w:numId w:val="1009"/>
+          <w:numId w:val="1011"/>
         </w:numPr>
       </w:pPr>
       <m:oMath>
@@ -10805,8 +11482,8 @@
         <w:t xml:space="preserve">PRCC requires one regression fit per parameter. For large inventories (more than 40 combined parameters across all sub-categories), PRCC computation can take several minutes. In this case, the tool automatically falls back to SRC for the aggregate sensitivity result; PRCC remains available for individual sub-category analyses.</w:t>
       </w:r>
     </w:p>
-    <w:bookmarkEnd w:id="44"/>
-    <w:bookmarkStart w:id="45" w:name="tornado-chart-interpretation"/>
+    <w:bookmarkEnd w:id="48"/>
+    <w:bookmarkStart w:id="49" w:name="tornado-chart-interpretation"/>
     <w:p>
       <w:pPr>
         <w:pStyle w:val="Heading2"/>
@@ -10941,7 +11618,7 @@
         <w:pStyle w:val="Compact"/>
         <w:numPr>
           <w:ilvl w:val="0"/>
-          <w:numId w:val="1010"/>
+          <w:numId w:val="1012"/>
         </w:numPr>
       </w:pPr>
       <w:r>
@@ -10963,7 +11640,7 @@
         <w:pStyle w:val="Compact"/>
         <w:numPr>
           <w:ilvl w:val="0"/>
-          <w:numId w:val="1010"/>
+          <w:numId w:val="1012"/>
         </w:numPr>
       </w:pPr>
       <w:r>
@@ -10985,7 +11662,7 @@
         <w:pStyle w:val="Compact"/>
         <w:numPr>
           <w:ilvl w:val="0"/>
-          <w:numId w:val="1010"/>
+          <w:numId w:val="1012"/>
         </w:numPr>
       </w:pPr>
       <w:r>
@@ -11004,7 +11681,7 @@
         <w:pStyle w:val="Compact"/>
         <w:numPr>
           <w:ilvl w:val="0"/>
-          <w:numId w:val="1010"/>
+          <w:numId w:val="1012"/>
         </w:numPr>
       </w:pPr>
       <w:r>
@@ -11023,9 +11700,9 @@
         <w:br w:type="page"/>
       </w:r>
     </w:p>
-    <w:bookmarkEnd w:id="45"/>
-    <w:bookmarkEnd w:id="46"/>
-    <w:bookmarkStart w:id="53" w:name="correlation-structure"/>
+    <w:bookmarkEnd w:id="49"/>
+    <w:bookmarkEnd w:id="50"/>
+    <w:bookmarkStart w:id="57" w:name="correlation-structure"/>
     <w:p>
       <w:pPr>
         <w:pStyle w:val="Heading1"/>
@@ -11034,7 +11711,7 @@
         <w:t xml:space="preserve">Correlation Structure</w:t>
       </w:r>
     </w:p>
-    <w:bookmarkStart w:id="47" w:name="activity-data-correlations"/>
+    <w:bookmarkStart w:id="51" w:name="activity-data-correlations"/>
     <w:p>
       <w:pPr>
         <w:pStyle w:val="Heading2"/>
@@ -11168,8 +11845,8 @@
         <w:t xml:space="preserve">pair is the dominant mover). The central estimate is essentially unchanged because correlations preserve marginal means. The ``From template (auto)’’ mode produces effects in the same general range when the time-series is rich enough to deliver multiple correlated pairs; a sparse or near-static time-series will produce a much smaller effect (the matrix collapses to near-identity after detrending).</w:t>
       </w:r>
     </w:p>
-    <w:bookmarkEnd w:id="47"/>
-    <w:bookmarkStart w:id="48" w:name="emission-factor-correlations"/>
+    <w:bookmarkEnd w:id="51"/>
+    <w:bookmarkStart w:id="52" w:name="emission-factor-correlations"/>
     <w:p>
       <w:pPr>
         <w:pStyle w:val="Heading2"/>
@@ -11269,8 +11946,8 @@
         <w:t xml:space="preserve">(the slider maximum) approximately doubles that.</w:t>
       </w:r>
     </w:p>
-    <w:bookmarkEnd w:id="48"/>
-    <w:bookmarkStart w:id="49" w:name="X9da91f631b680feae2f52606f0115594c6def0d"/>
+    <w:bookmarkEnd w:id="52"/>
+    <w:bookmarkStart w:id="53" w:name="X9da91f631b680feae2f52606f0115594c6def0d"/>
     <w:p>
       <w:pPr>
         <w:pStyle w:val="Heading2"/>
@@ -11543,8 +12220,8 @@
         <w:t xml:space="preserve">pct_pregnant pair was not included because the sign is ambiguous between per-cow genetic and per-herd management interpretations. The resulting matrix is positive-definite without nearest-PD repair.</w:t>
       </w:r>
     </w:p>
-    <w:bookmarkEnd w:id="49"/>
-    <w:bookmarkStart w:id="50" w:name="cross-block-correlations"/>
+    <w:bookmarkEnd w:id="53"/>
+    <w:bookmarkStart w:id="54" w:name="cross-block-correlations"/>
     <w:p>
       <w:pPr>
         <w:pStyle w:val="Heading2"/>
@@ -11578,8 +12255,8 @@
         <w:t xml:space="preserve">Cfi). This is implemented via a single unified correlation matrix that spans the union of all parameter names; the sampler draws from one multivariate distribution covering both blocks rather than two independent block-level distributions. Independence within and across blocks is the default.</w:t>
       </w:r>
     </w:p>
-    <w:bookmarkEnd w:id="50"/>
-    <w:bookmarkStart w:id="51" w:name="time-series-correlation-matrix"/>
+    <w:bookmarkEnd w:id="54"/>
+    <w:bookmarkStart w:id="55" w:name="time-series-correlation-matrix"/>
     <w:p>
       <w:pPr>
         <w:pStyle w:val="Heading2"/>
@@ -11632,8 +12309,8 @@
         <w:t xml:space="preserve">so it can be supplied directly to the sampler described in the ``Correlated Sampling’’ section above.</w:t>
       </w:r>
     </w:p>
-    <w:bookmarkEnd w:id="51"/>
-    <w:bookmarkStart w:id="52" w:name="X08ae039b0a52ccb699b77be70c03cc9032dadd7"/>
+    <w:bookmarkEnd w:id="55"/>
+    <w:bookmarkStart w:id="56" w:name="X08ae039b0a52ccb699b77be70c03cc9032dadd7"/>
     <w:p>
       <w:pPr>
         <w:pStyle w:val="Heading2"/>
@@ -11845,9 +12522,9 @@
         <w:br w:type="page"/>
       </w:r>
     </w:p>
-    <w:bookmarkEnd w:id="52"/>
-    <w:bookmarkEnd w:id="53"/>
-    <w:bookmarkStart w:id="54" w:name="validation-and-quality-assurance"/>
+    <w:bookmarkEnd w:id="56"/>
+    <w:bookmarkEnd w:id="57"/>
+    <w:bookmarkStart w:id="58" w:name="validation-and-quality-assurance"/>
     <w:p>
       <w:pPr>
         <w:pStyle w:val="Heading1"/>
@@ -11904,8 +12581,8 @@
         <w:br w:type="page"/>
       </w:r>
     </w:p>
-    <w:bookmarkEnd w:id="54"/>
-    <w:bookmarkStart w:id="60" w:name="verification-of-calculation-accuracy"/>
+    <w:bookmarkEnd w:id="58"/>
+    <w:bookmarkStart w:id="64" w:name="verification-of-calculation-accuracy"/>
     <w:p>
       <w:pPr>
         <w:pStyle w:val="Heading1"/>
@@ -11934,7 +12611,7 @@
         <w:t xml:space="preserve">: the implementation of the IPCC equation chain and the Monte Carlo sampler, has itself been verified to produce correct numbers. Input validation and calculation verification are complementary: the former guards against bad data going in, the latter guarantees the equations are implemented correctly.</w:t>
       </w:r>
     </w:p>
-    <w:bookmarkStart w:id="55" w:name="X4783eb254dc3b2061d58bfe305eaa5ea4dc7341"/>
+    <w:bookmarkStart w:id="59" w:name="X4783eb254dc3b2061d58bfe305eaa5ea4dc7341"/>
     <w:p>
       <w:pPr>
         <w:pStyle w:val="Heading2"/>
@@ -12303,8 +12980,8 @@
         <w:t xml:space="preserve">are implemented exactly as written.</w:t>
       </w:r>
     </w:p>
-    <w:bookmarkEnd w:id="55"/>
-    <w:bookmarkStart w:id="56" w:name="X3af40e86e6c3533a97769c998397f52a172e7fb"/>
+    <w:bookmarkEnd w:id="59"/>
+    <w:bookmarkStart w:id="60" w:name="X3af40e86e6c3533a97769c998397f52a172e7fb"/>
     <w:p>
       <w:pPr>
         <w:pStyle w:val="Heading2"/>
@@ -12373,8 +13050,8 @@
         <w:t xml:space="preserve">O pathway within the range established by this cross-comparison, so a future code change cannot silently introduce a large (e.g. order-of-magnitude) error in that pathway.</w:t>
       </w:r>
     </w:p>
-    <w:bookmarkEnd w:id="56"/>
-    <w:bookmarkStart w:id="57" w:name="automated-regression-test-suite"/>
+    <w:bookmarkEnd w:id="60"/>
+    <w:bookmarkStart w:id="61" w:name="automated-regression-test-suite"/>
     <w:p>
       <w:pPr>
         <w:pStyle w:val="Heading2"/>
@@ -12399,8 +13076,8 @@
         <w:t xml:space="preserve">The full multi-sub-category inventory chain must pass all checks before the tool is published.</w:t>
       </w:r>
     </w:p>
-    <w:bookmarkEnd w:id="57"/>
-    <w:bookmarkStart w:id="58" w:name="X076c15e95af57cebd5bcd2a03dee00b5ab0420b"/>
+    <w:bookmarkEnd w:id="61"/>
+    <w:bookmarkStart w:id="62" w:name="X076c15e95af57cebd5bcd2a03dee00b5ab0420b"/>
     <w:p>
       <w:pPr>
         <w:pStyle w:val="Heading2"/>
@@ -12613,8 +13290,8 @@
         <w:t xml:space="preserve">) to match the climate-specific ranges in Tables 10.16a and 11.1.</w:t>
       </w:r>
     </w:p>
-    <w:bookmarkEnd w:id="58"/>
-    <w:bookmarkStart w:id="59" w:name="reproducibility"/>
+    <w:bookmarkEnd w:id="62"/>
+    <w:bookmarkStart w:id="63" w:name="reproducibility"/>
     <w:p>
       <w:pPr>
         <w:pStyle w:val="Heading2"/>
@@ -12645,9 +13322,9 @@
         <w:br w:type="page"/>
       </w:r>
     </w:p>
-    <w:bookmarkEnd w:id="59"/>
-    <w:bookmarkEnd w:id="60"/>
-    <w:bookmarkStart w:id="64" w:name="reporting"/>
+    <w:bookmarkEnd w:id="63"/>
+    <w:bookmarkEnd w:id="64"/>
+    <w:bookmarkStart w:id="68" w:name="reporting"/>
     <w:p>
       <w:pPr>
         <w:pStyle w:val="Heading1"/>
@@ -12664,7 +13341,7 @@
         <w:t xml:space="preserve">The results calculated by the tool are designed to align with IPCC uncertainty reporting guidelines (IPCC 2006 Vol 1 Ch 3). The outputs reported by the tool can be used in a hybrid Approach 1 / Approach 2 uncertainty analysis for the whole inventory (IPCC 2006 §3.2.3.3) by entering into Table 3.3 the results reported by the tool for cattle emission sources alongside Approach 1 results for other emission categories. The outputs produced by the tool can also be used as inputs to a full Approach 2 analysis of uncertainty for the whole inventory.</w:t>
       </w:r>
     </w:p>
-    <w:bookmarkStart w:id="61" w:name="ipcc-table-3.3-inputs"/>
+    <w:bookmarkStart w:id="65" w:name="ipcc-table-3.3-inputs"/>
     <w:p>
       <w:pPr>
         <w:pStyle w:val="Heading2"/>
@@ -12712,7 +13389,7 @@
         <w:pStyle w:val="Compact"/>
         <w:numPr>
           <w:ilvl w:val="0"/>
-          <w:numId w:val="1011"/>
+          <w:numId w:val="1013"/>
         </w:numPr>
       </w:pPr>
       <w:r>
@@ -12724,7 +13401,7 @@
         <w:pStyle w:val="Compact"/>
         <w:numPr>
           <w:ilvl w:val="0"/>
-          <w:numId w:val="1011"/>
+          <w:numId w:val="1013"/>
         </w:numPr>
       </w:pPr>
       <w:r>
@@ -12736,7 +13413,7 @@
         <w:pStyle w:val="Compact"/>
         <w:numPr>
           <w:ilvl w:val="0"/>
-          <w:numId w:val="1011"/>
+          <w:numId w:val="1013"/>
         </w:numPr>
       </w:pPr>
       <w:r>
@@ -12751,8 +13428,8 @@
         <w:t xml:space="preserve">The tool reports all three figures for each cattle emission source via the IPCC Report tab and the Excel / Word downloads. The activity-data vs emission-factor split follows the convention adopted in this tool: AD = animal population (N) only; coefficient (EF) = the IPCC equation parameters that combine into the per-head emission factor (Cfi, Ca, Ym, Bo, MCF, EF3, EF4, EF5, Frac_GasMS, Frac_LeachMS, Frac_PRP, EF3_PRP, Frac_GasPRP, Frac_LeachPRP).</w:t>
       </w:r>
     </w:p>
-    <w:bookmarkEnd w:id="61"/>
-    <w:bookmarkStart w:id="62" w:name="X940a691fc25763a2902709dda785410ec26e745"/>
+    <w:bookmarkEnd w:id="65"/>
+    <w:bookmarkStart w:id="66" w:name="X940a691fc25763a2902709dda785410ec26e745"/>
     <w:p>
       <w:pPr>
         <w:pStyle w:val="Heading2"/>
@@ -12774,126 +13451,9 @@
         <w:pStyle w:val="Compact"/>
         <w:numPr>
           <w:ilvl w:val="0"/>
-          <w:numId w:val="1012"/>
-        </w:numPr>
-      </w:pPr>
-    </w:p>
-    <w:p>
-      <w:pPr>
-        <w:pStyle w:val="Compact"/>
-        <w:numPr>
-          <w:ilvl w:val="1"/>
-          <w:numId w:val="1013"/>
-        </w:numPr>
-      </w:pPr>
-      <w:r>
-        <w:t xml:space="preserve">3.A.1.a Dairy cattle</w:t>
-      </w:r>
-    </w:p>
-    <w:p>
-      <w:pPr>
-        <w:pStyle w:val="Compact"/>
-        <w:numPr>
-          <w:ilvl w:val="1"/>
-          <w:numId w:val="1013"/>
-        </w:numPr>
-      </w:pPr>
-      <w:r>
-        <w:t xml:space="preserve">3.A.1.b Non-dairy cattle</w:t>
-      </w:r>
-    </w:p>
-    <w:p>
-      <w:pPr>
-        <w:pStyle w:val="Compact"/>
-        <w:numPr>
-          <w:ilvl w:val="0"/>
-          <w:numId w:val="1012"/>
-        </w:numPr>
-      </w:pPr>
-      <w:r>
-        <w:t xml:space="preserve"> </w:t>
-      </w:r>
-      <w:r>
-        <w:t xml:space="preserve">(CH</w:t>
-      </w:r>
-      <m:oMath>
-        <m:sSub>
-          <m:e>
-            <m:r>
-              <m:t>​</m:t>
-            </m:r>
-          </m:e>
-          <m:sub>
-            <m:r>
-              <m:t>4</m:t>
-            </m:r>
-          </m:sub>
-        </m:sSub>
-      </m:oMath>
-      <w:r>
-        <w:t xml:space="preserve">; direct and indirect N</w:t>
-      </w:r>
-      <m:oMath>
-        <m:sSub>
-          <m:e>
-            <m:r>
-              <m:t>​</m:t>
-            </m:r>
-          </m:e>
-          <m:sub>
-            <m:r>
-              <m:t>2</m:t>
-            </m:r>
-          </m:sub>
-        </m:sSub>
-      </m:oMath>
-      <w:r>
-        <w:t xml:space="preserve">O combined)</w:t>
-      </w:r>
-    </w:p>
-    <w:p>
-      <w:pPr>
-        <w:pStyle w:val="Compact"/>
-        <w:numPr>
-          <w:ilvl w:val="1"/>
           <w:numId w:val="1014"/>
         </w:numPr>
       </w:pPr>
-      <w:r>
-        <w:t xml:space="preserve">3.B.1 Cattle (3.B.1.a Dairy, 3.B.1.b Non-dairy)</w:t>
-      </w:r>
-    </w:p>
-    <w:p>
-      <w:pPr>
-        <w:pStyle w:val="Compact"/>
-        <w:numPr>
-          <w:ilvl w:val="0"/>
-          <w:numId w:val="1012"/>
-        </w:numPr>
-      </w:pPr>
-      <w:r>
-        <w:t xml:space="preserve"> </w:t>
-      </w:r>
-      <w:r>
-        <w:t xml:space="preserve">(direct and indirect N</w:t>
-      </w:r>
-      <m:oMath>
-        <m:sSub>
-          <m:e>
-            <m:r>
-              <m:t>​</m:t>
-            </m:r>
-          </m:e>
-          <m:sub>
-            <m:r>
-              <m:t>2</m:t>
-            </m:r>
-          </m:sub>
-        </m:sSub>
-      </m:oMath>
-      <w:r>
-        <w:t xml:space="preserve">O)</w:t>
-      </w:r>
     </w:p>
     <w:p>
       <w:pPr>
@@ -12904,24 +13464,7 @@
         </w:numPr>
       </w:pPr>
       <w:r>
-        <w:t xml:space="preserve">3.D.1.c Urine and dung deposited by grazing animals (direct N</w:t>
-      </w:r>
-      <m:oMath>
-        <m:sSub>
-          <m:e>
-            <m:r>
-              <m:t>​</m:t>
-            </m:r>
-          </m:e>
-          <m:sub>
-            <m:r>
-              <m:t>2</m:t>
-            </m:r>
-          </m:sub>
-        </m:sSub>
-      </m:oMath>
-      <w:r>
-        <w:t xml:space="preserve">O)</w:t>
+        <w:t xml:space="preserve">3.A.1.a Dairy cattle</w:t>
       </w:r>
     </w:p>
     <w:p>
@@ -12933,7 +13476,56 @@
         </w:numPr>
       </w:pPr>
       <w:r>
-        <w:t xml:space="preserve">3.D.2.a Atmospheric deposition (multiple sources, including dung and urine deposited on pasture)</w:t>
+        <w:t xml:space="preserve">3.A.1.b Non-dairy cattle</w:t>
+      </w:r>
+    </w:p>
+    <w:p>
+      <w:pPr>
+        <w:pStyle w:val="Compact"/>
+        <w:numPr>
+          <w:ilvl w:val="0"/>
+          <w:numId w:val="1014"/>
+        </w:numPr>
+      </w:pPr>
+      <w:r>
+        <w:t xml:space="preserve"> </w:t>
+      </w:r>
+      <w:r>
+        <w:t xml:space="preserve">(CH</w:t>
+      </w:r>
+      <m:oMath>
+        <m:sSub>
+          <m:e>
+            <m:r>
+              <m:t>​</m:t>
+            </m:r>
+          </m:e>
+          <m:sub>
+            <m:r>
+              <m:t>4</m:t>
+            </m:r>
+          </m:sub>
+        </m:sSub>
+      </m:oMath>
+      <w:r>
+        <w:t xml:space="preserve">; direct and indirect N</w:t>
+      </w:r>
+      <m:oMath>
+        <m:sSub>
+          <m:e>
+            <m:r>
+              <m:t>​</m:t>
+            </m:r>
+          </m:e>
+          <m:sub>
+            <m:r>
+              <m:t>2</m:t>
+            </m:r>
+          </m:sub>
+        </m:sSub>
+      </m:oMath>
+      <w:r>
+        <w:t xml:space="preserve">O combined)</w:t>
       </w:r>
     </w:p>
     <w:p>
@@ -12941,37 +13533,11 @@
         <w:pStyle w:val="Compact"/>
         <w:numPr>
           <w:ilvl w:val="1"/>
-          <w:numId w:val="1015"/>
+          <w:numId w:val="1016"/>
         </w:numPr>
       </w:pPr>
       <w:r>
-        <w:t xml:space="preserve">3.D.2.b Nitrogen leaching and run-off (multiple sources, including dung and urine deposited on pasture)</w:t>
-      </w:r>
-    </w:p>
-    <w:p>
-      <w:pPr>
-        <w:pStyle w:val="FirstParagraph"/>
-      </w:pPr>
-      <w:r>
-        <w:t xml:space="preserve">Country-specific options in the CRTs may include reporting of emissions at the level of production systems, regions or cattle sub-categories.</w:t>
-      </w:r>
-    </w:p>
-    <w:bookmarkEnd w:id="62"/>
-    <w:bookmarkStart w:id="63" w:name="disaggregation-levels"/>
-    <w:p>
-      <w:pPr>
-        <w:pStyle w:val="Heading2"/>
-      </w:pPr>
-      <w:r>
-        <w:t xml:space="preserve">Disaggregation Levels</w:t>
-      </w:r>
-    </w:p>
-    <w:p>
-      <w:pPr>
-        <w:pStyle w:val="FirstParagraph"/>
-      </w:pPr>
-      <w:r>
-        <w:t xml:space="preserve">To facilitate uncertainty analysis at these different levels of disaggregation, the default outputs in the tool are produced at three disaggregation levels concurrently:</w:t>
+        <w:t xml:space="preserve">3.B.1 Cattle (3.B.1.a Dairy, 3.B.1.b Non-dairy)</w:t>
       </w:r>
     </w:p>
     <w:p>
@@ -12979,11 +13545,14 @@
         <w:pStyle w:val="Compact"/>
         <w:numPr>
           <w:ilvl w:val="0"/>
-          <w:numId w:val="1016"/>
+          <w:numId w:val="1014"/>
         </w:numPr>
       </w:pPr>
       <w:r>
-        <w:t xml:space="preserve">: disaggregated by cattle type (dairy, non-dairy), emission source (3.A, 3.B, 3.D) and gas (CH</w:t>
+        <w:t xml:space="preserve"> </w:t>
+      </w:r>
+      <w:r>
+        <w:t xml:space="preserve">(direct and indirect N</w:t>
       </w:r>
       <m:oMath>
         <m:sSub>
@@ -12994,13 +13563,25 @@
           </m:e>
           <m:sub>
             <m:r>
-              <m:t>4</m:t>
+              <m:t>2</m:t>
             </m:r>
           </m:sub>
         </m:sSub>
       </m:oMath>
       <w:r>
-        <w:t xml:space="preserve">, N</w:t>
+        <w:t xml:space="preserve">O)</w:t>
+      </w:r>
+    </w:p>
+    <w:p>
+      <w:pPr>
+        <w:pStyle w:val="Compact"/>
+        <w:numPr>
+          <w:ilvl w:val="1"/>
+          <w:numId w:val="1017"/>
+        </w:numPr>
+      </w:pPr>
+      <w:r>
+        <w:t xml:space="preserve">3.D.1.c Urine and dung deposited by grazing animals (direct N</w:t>
       </w:r>
       <m:oMath>
         <m:sSub>
@@ -13017,7 +13598,57 @@
         </m:sSub>
       </m:oMath>
       <w:r>
-        <w:t xml:space="preserve">O). Available in the IPCC Report tab and the headline summary of the Word / Excel run-summary.</w:t>
+        <w:t xml:space="preserve">O)</w:t>
+      </w:r>
+    </w:p>
+    <w:p>
+      <w:pPr>
+        <w:pStyle w:val="Compact"/>
+        <w:numPr>
+          <w:ilvl w:val="1"/>
+          <w:numId w:val="1017"/>
+        </w:numPr>
+      </w:pPr>
+      <w:r>
+        <w:t xml:space="preserve">3.D.2.a Atmospheric deposition (multiple sources, including dung and urine deposited on pasture)</w:t>
+      </w:r>
+    </w:p>
+    <w:p>
+      <w:pPr>
+        <w:pStyle w:val="Compact"/>
+        <w:numPr>
+          <w:ilvl w:val="1"/>
+          <w:numId w:val="1017"/>
+        </w:numPr>
+      </w:pPr>
+      <w:r>
+        <w:t xml:space="preserve">3.D.2.b Nitrogen leaching and run-off (multiple sources, including dung and urine deposited on pasture)</w:t>
+      </w:r>
+    </w:p>
+    <w:p>
+      <w:pPr>
+        <w:pStyle w:val="FirstParagraph"/>
+      </w:pPr>
+      <w:r>
+        <w:t xml:space="preserve">Country-specific options in the CRTs may include reporting of emissions at the level of production systems, regions or cattle sub-categories.</w:t>
+      </w:r>
+    </w:p>
+    <w:bookmarkEnd w:id="66"/>
+    <w:bookmarkStart w:id="67" w:name="disaggregation-levels"/>
+    <w:p>
+      <w:pPr>
+        <w:pStyle w:val="Heading2"/>
+      </w:pPr>
+      <w:r>
+        <w:t xml:space="preserve">Disaggregation Levels</w:t>
+      </w:r>
+    </w:p>
+    <w:p>
+      <w:pPr>
+        <w:pStyle w:val="FirstParagraph"/>
+      </w:pPr>
+      <w:r>
+        <w:t xml:space="preserve">To facilitate uncertainty analysis at these different levels of disaggregation, the default outputs in the tool are produced at three disaggregation levels concurrently:</w:t>
       </w:r>
     </w:p>
     <w:p>
@@ -13025,29 +13656,45 @@
         <w:pStyle w:val="Compact"/>
         <w:numPr>
           <w:ilvl w:val="0"/>
-          <w:numId w:val="1016"/>
+          <w:numId w:val="1018"/>
         </w:numPr>
       </w:pPr>
       <w:r>
-        <w:t xml:space="preserve">: Level 1 plus a user-defined second level (production system, region) using the template’s</w:t>
-      </w:r>
-      <w:r>
-        <w:t xml:space="preserve"> </w:t>
-      </w:r>
-      <w:r>
-        <w:t xml:space="preserve"> </w:t>
-      </w:r>
-      <w:r>
-        <w:t xml:space="preserve">and</w:t>
-      </w:r>
-      <w:r>
-        <w:t xml:space="preserve"> </w:t>
-      </w:r>
-      <w:r>
-        <w:t xml:space="preserve"> </w:t>
-      </w:r>
-      <w:r>
-        <w:t xml:space="preserve">fields. Available in the per-cattle-type results section of the Word run-summary.</w:t>
+        <w:t xml:space="preserve">: disaggregated by cattle type (dairy, non-dairy), emission source (3.A, 3.B, 3.D) and gas (CH</w:t>
+      </w:r>
+      <m:oMath>
+        <m:sSub>
+          <m:e>
+            <m:r>
+              <m:t>​</m:t>
+            </m:r>
+          </m:e>
+          <m:sub>
+            <m:r>
+              <m:t>4</m:t>
+            </m:r>
+          </m:sub>
+        </m:sSub>
+      </m:oMath>
+      <w:r>
+        <w:t xml:space="preserve">, N</w:t>
+      </w:r>
+      <m:oMath>
+        <m:sSub>
+          <m:e>
+            <m:r>
+              <m:t>​</m:t>
+            </m:r>
+          </m:e>
+          <m:sub>
+            <m:r>
+              <m:t>2</m:t>
+            </m:r>
+          </m:sub>
+        </m:sSub>
+      </m:oMath>
+      <w:r>
+        <w:t xml:space="preserve">O). Available in the IPCC Report tab and the headline summary of the Word / Excel run-summary.</w:t>
       </w:r>
     </w:p>
     <w:p>
@@ -13055,7 +13702,37 @@
         <w:pStyle w:val="Compact"/>
         <w:numPr>
           <w:ilvl w:val="0"/>
-          <w:numId w:val="1016"/>
+          <w:numId w:val="1018"/>
+        </w:numPr>
+      </w:pPr>
+      <w:r>
+        <w:t xml:space="preserve">: Level 1 plus a user-defined second level (production system, region) using the template’s</w:t>
+      </w:r>
+      <w:r>
+        <w:t xml:space="preserve"> </w:t>
+      </w:r>
+      <w:r>
+        <w:t xml:space="preserve"> </w:t>
+      </w:r>
+      <w:r>
+        <w:t xml:space="preserve">and</w:t>
+      </w:r>
+      <w:r>
+        <w:t xml:space="preserve"> </w:t>
+      </w:r>
+      <w:r>
+        <w:t xml:space="preserve"> </w:t>
+      </w:r>
+      <w:r>
+        <w:t xml:space="preserve">fields. Available in the per-cattle-type results section of the Word run-summary.</w:t>
+      </w:r>
+    </w:p>
+    <w:p>
+      <w:pPr>
+        <w:pStyle w:val="Compact"/>
+        <w:numPr>
+          <w:ilvl w:val="0"/>
+          <w:numId w:val="1018"/>
         </w:numPr>
       </w:pPr>
       <w:r>
@@ -13092,9 +13769,9 @@
         <w:br w:type="page"/>
       </w:r>
     </w:p>
-    <w:bookmarkEnd w:id="63"/>
-    <w:bookmarkEnd w:id="64"/>
-    <w:bookmarkStart w:id="65" w:name="references"/>
+    <w:bookmarkEnd w:id="67"/>
+    <w:bookmarkEnd w:id="68"/>
+    <w:bookmarkStart w:id="69" w:name="references"/>
     <w:p>
       <w:pPr>
         <w:pStyle w:val="Heading1"/>
@@ -13504,7 +14181,7 @@
         </w:pict>
       </w:r>
     </w:p>
-    <w:bookmarkEnd w:id="65"/>
+    <w:bookmarkEnd w:id="69"/>
     <w:sectPr>
       <w:footnotePr>
         <w:numRestart w:val="eachSect"/>
@@ -13922,9 +14599,6 @@
     </w:lvlOverride>
   </w:num>
   <w:num w:numId="1002">
-    <w:abstractNumId w:val="991"/>
-  </w:num>
-  <w:num w:numId="1003">
     <w:abstractNumId w:val="99411"/>
     <w:lvlOverride w:ilvl="0">
       <w:startOverride w:val="1"/>
@@ -13954,7 +14628,13 @@
       <w:startOverride w:val="1"/>
     </w:lvlOverride>
   </w:num>
+  <w:num w:numId="1003">
+    <w:abstractNumId w:val="991"/>
+  </w:num>
   <w:num w:numId="1004">
+    <w:abstractNumId w:val="991"/>
+  </w:num>
+  <w:num w:numId="1005">
     <w:abstractNumId w:val="99411"/>
     <w:lvlOverride w:ilvl="0">
       <w:startOverride w:val="1"/>
@@ -13984,7 +14664,37 @@
       <w:startOverride w:val="1"/>
     </w:lvlOverride>
   </w:num>
-  <w:num w:numId="1005">
+  <w:num w:numId="1006">
+    <w:abstractNumId w:val="99411"/>
+    <w:lvlOverride w:ilvl="0">
+      <w:startOverride w:val="1"/>
+    </w:lvlOverride>
+    <w:lvlOverride w:ilvl="1">
+      <w:startOverride w:val="1"/>
+    </w:lvlOverride>
+    <w:lvlOverride w:ilvl="2">
+      <w:startOverride w:val="1"/>
+    </w:lvlOverride>
+    <w:lvlOverride w:ilvl="3">
+      <w:startOverride w:val="1"/>
+    </w:lvlOverride>
+    <w:lvlOverride w:ilvl="4">
+      <w:startOverride w:val="1"/>
+    </w:lvlOverride>
+    <w:lvlOverride w:ilvl="5">
+      <w:startOverride w:val="1"/>
+    </w:lvlOverride>
+    <w:lvlOverride w:ilvl="6">
+      <w:startOverride w:val="1"/>
+    </w:lvlOverride>
+    <w:lvlOverride w:ilvl="7">
+      <w:startOverride w:val="1"/>
+    </w:lvlOverride>
+    <w:lvlOverride w:ilvl="8">
+      <w:startOverride w:val="1"/>
+    </w:lvlOverride>
+  </w:num>
+  <w:num w:numId="1007">
     <w:abstractNumId w:val="99711"/>
     <w:lvlOverride w:ilvl="0">
       <w:startOverride w:val="1"/>
@@ -14014,10 +14724,10 @@
       <w:startOverride w:val="1"/>
     </w:lvlOverride>
   </w:num>
-  <w:num w:numId="1006">
+  <w:num w:numId="1008">
     <w:abstractNumId w:val="991"/>
   </w:num>
-  <w:num w:numId="1007">
+  <w:num w:numId="1009">
     <w:abstractNumId w:val="99411"/>
     <w:lvlOverride w:ilvl="0">
       <w:startOverride w:val="1"/>
@@ -14047,7 +14757,7 @@
       <w:startOverride w:val="1"/>
     </w:lvlOverride>
   </w:num>
-  <w:num w:numId="1008">
+  <w:num w:numId="1010">
     <w:abstractNumId w:val="99411"/>
     <w:lvlOverride w:ilvl="0">
       <w:startOverride w:val="1"/>
@@ -14077,7 +14787,7 @@
       <w:startOverride w:val="1"/>
     </w:lvlOverride>
   </w:num>
-  <w:num w:numId="1009">
+  <w:num w:numId="1011">
     <w:abstractNumId w:val="99711"/>
     <w:lvlOverride w:ilvl="0">
       <w:startOverride w:val="1"/>
@@ -14107,12 +14817,6 @@
       <w:startOverride w:val="1"/>
     </w:lvlOverride>
   </w:num>
-  <w:num w:numId="1010">
-    <w:abstractNumId w:val="991"/>
-  </w:num>
-  <w:num w:numId="1011">
-    <w:abstractNumId w:val="991"/>
-  </w:num>
   <w:num w:numId="1012">
     <w:abstractNumId w:val="991"/>
   </w:num>
@@ -14126,6 +14830,12 @@
     <w:abstractNumId w:val="991"/>
   </w:num>
   <w:num w:numId="1016">
+    <w:abstractNumId w:val="991"/>
+  </w:num>
+  <w:num w:numId="1017">
+    <w:abstractNumId w:val="991"/>
+  </w:num>
+  <w:num w:numId="1018">
     <w:abstractNumId w:val="991"/>
   </w:num>
 </w:numbering>
@@ -15577,13 +16287,13 @@
 </file>
 
 <file path=customXml/itemProps1.xml><?xml version="1.0" encoding="utf-8"?>
-<ds:datastoreItem xmlns:ds="http://schemas.openxmlformats.org/officeDocument/2006/customXml" ds:itemID="{4BD01C76-C71C-4766-8ECC-837B609D7D38}"/>
+<ds:datastoreItem xmlns:ds="http://schemas.openxmlformats.org/officeDocument/2006/customXml" ds:itemID="{0A30D646-9A4E-4907-9FB0-1C36F75754BC}"/>
 </file>
 
 <file path=customXml/itemProps2.xml><?xml version="1.0" encoding="utf-8"?>
-<ds:datastoreItem xmlns:ds="http://schemas.openxmlformats.org/officeDocument/2006/customXml" ds:itemID="{CAA379D9-C202-4104-BC8E-0367DA93FA6F}"/>
+<ds:datastoreItem xmlns:ds="http://schemas.openxmlformats.org/officeDocument/2006/customXml" ds:itemID="{82503EE4-7362-44C9-AB85-DAE37BAA419E}"/>
 </file>
 
 <file path=customXml/itemProps3.xml><?xml version="1.0" encoding="utf-8"?>
-<ds:datastoreItem xmlns:ds="http://schemas.openxmlformats.org/officeDocument/2006/customXml" ds:itemID="{9DD1EAE6-8CDC-41FA-80FF-5E32DA9E9784}"/>
+<ds:datastoreItem xmlns:ds="http://schemas.openxmlformats.org/officeDocument/2006/customXml" ds:itemID="{B29154DA-B6D3-4A14-BC9E-E58E7F53E168}"/>
 </file>
--- a/www/methodology.docx
+++ b/www/methodology.docx
@@ -11702,7 +11702,7 @@
     </w:p>
     <w:bookmarkEnd w:id="49"/>
     <w:bookmarkEnd w:id="50"/>
-    <w:bookmarkStart w:id="57" w:name="correlation-structure"/>
+    <w:bookmarkStart w:id="58" w:name="correlation-structure"/>
     <w:p>
       <w:pPr>
         <w:pStyle w:val="Heading1"/>
@@ -12310,13 +12310,13 @@
       </w:r>
     </w:p>
     <w:bookmarkEnd w:id="55"/>
-    <w:bookmarkStart w:id="56" w:name="X08ae039b0a52ccb699b77be70c03cc9032dadd7"/>
+    <w:bookmarkStart w:id="56" w:name="across-group-coefficient-correlation"/>
     <w:p>
       <w:pPr>
         <w:pStyle w:val="Heading2"/>
       </w:pPr>
       <w:r>
-        <w:t xml:space="preserve">Year-to-Year Coefficient Correlation (Trend Mode)</w:t>
+        <w:t xml:space="preserve">Across-Group Coefficient Correlation</w:t>
       </w:r>
     </w:p>
     <w:p>
@@ -12324,22 +12324,50 @@
         <w:pStyle w:val="FirstParagraph"/>
       </w:pPr>
       <w:r>
-        <w:t xml:space="preserve">When the tool is run in</w:t>
-      </w:r>
-      <w:r>
-        <w:t xml:space="preserve"> </w:t>
-      </w:r>
-      <w:r>
-        <w:t xml:space="preserve"> </w:t>
-      </w:r>
-      <w:r>
-        <w:t xml:space="preserve">(multi-year inventory), an additional decision arises: within a single Monte Carlo iteration, how should the IPCC coefficients (Cfi, Ca, Ym, Bo, MCF, EF3, EF4, EF5,</w:t>
-      </w:r>
-      <w:r>
-        <w:t xml:space="preserve"> </w:t>
-      </w:r>
-      <w:r>
-        <w:t xml:space="preserve">) move from one year to the next? IPCC Volume 1 Chapter 3 Section 3.2.3.2 (Trend Analysis) and 2019 Refinement §3.2.2.4 discuss this explicitly: emission factor uncertainties are typically estimated once for an inventory series and reused across years (correlated), while activity data is normally re-estimated each year and treated as independent across years.</w:t>
+        <w:t xml:space="preserve">An inventory is normally disaggregated into groups (cattle type</w:t>
+      </w:r>
+      <w:r>
+        <w:t xml:space="preserve"> </w:t>
+      </w:r>
+      <m:oMath>
+        <m:r>
+          <m:rPr>
+            <m:sty m:val="p"/>
+          </m:rPr>
+          <m:t>×</m:t>
+        </m:r>
+      </m:oMath>
+      <w:r>
+        <w:t xml:space="preserve"> </w:t>
+      </w:r>
+      <w:r>
+        <w:t xml:space="preserve">production system</w:t>
+      </w:r>
+      <w:r>
+        <w:t xml:space="preserve"> </w:t>
+      </w:r>
+      <m:oMath>
+        <m:r>
+          <m:rPr>
+            <m:sty m:val="p"/>
+          </m:rPr>
+          <m:t>×</m:t>
+        </m:r>
+      </m:oMath>
+      <w:r>
+        <w:t xml:space="preserve"> </w:t>
+      </w:r>
+      <w:r>
+        <w:t xml:space="preserve">animal sub-category). A second decision then arises, exactly parallel to the year-to-year decision described in the next section: within a single Monte Carlo iteration, when two groups use the</w:t>
+      </w:r>
+      <w:r>
+        <w:t xml:space="preserve"> </w:t>
+      </w:r>
+      <w:r>
+        <w:t xml:space="preserve"> </w:t>
+      </w:r>
+      <w:r>
+        <w:t xml:space="preserve">value for a coefficient, should they receive the same draw or separate draws?</w:t>
       </w:r>
     </w:p>
     <w:p>
@@ -12347,49 +12375,64 @@
         <w:pStyle w:val="BodyText"/>
       </w:pPr>
       <w:r>
-        <w:t xml:space="preserve">The tool exposes three options on the Simulate tab when Trend mode is selected. Activity data (</w:t>
-      </w:r>
-      <m:oMath>
-        <m:r>
-          <m:t>N</m:t>
-        </m:r>
-      </m:oMath>
-      <w:r>
-        <w:t xml:space="preserve">,</w:t>
-      </w:r>
-      <w:r>
-        <w:t xml:space="preserve"> </w:t>
-      </w:r>
-      <m:oMath>
-        <m:r>
-          <m:t>B</m:t>
-        </m:r>
-        <m:r>
-          <m:t>W</m:t>
-        </m:r>
-      </m:oMath>
-      <w:r>
-        <w:t xml:space="preserve">,</w:t>
-      </w:r>
-      <w:r>
-        <w:t xml:space="preserve"> </w:t>
-      </w:r>
-      <m:oMath>
-        <m:r>
-          <m:t>W</m:t>
-        </m:r>
-        <m:r>
-          <m:t>G</m:t>
-        </m:r>
-      </m:oMath>
-      <w:r>
-        <w:t xml:space="preserve">, Milk,</w:t>
-      </w:r>
-      <w:r>
-        <w:t xml:space="preserve"> </w:t>
-      </w:r>
-      <w:r>
-        <w:t xml:space="preserve">) is re-sampled fresh each year regardless of this setting:</w:t>
+        <w:t xml:space="preserve">The question is not cosmetic. Uncertainty in a shared estimate is</w:t>
+      </w:r>
+      <w:r>
+        <w:t xml:space="preserve"> </w:t>
+      </w:r>
+      <w:r>
+        <w:t xml:space="preserve">. If the true</w:t>
+      </w:r>
+      <w:r>
+        <w:t xml:space="preserve"> </w:t>
+      </w:r>
+      <m:oMath>
+        <m:sSub>
+          <m:e>
+            <m:r>
+              <m:t>Y</m:t>
+            </m:r>
+          </m:e>
+          <m:sub>
+            <m:r>
+              <m:t>m</m:t>
+            </m:r>
+          </m:sub>
+        </m:sSub>
+      </m:oMath>
+      <w:r>
+        <w:t xml:space="preserve"> </w:t>
+      </w:r>
+      <w:r>
+        <w:t xml:space="preserve">is 7.0 rather than the 6.5 applied to every group, every group is wrong in the same direction, by the same relative amount, simultaneously; nothing cancels in the sum. Drawing it independently per group asserts instead that the published figure is re-drawn afresh for each sub-category, and the resulting errors partially cancel. Because the cancellation goes as</w:t>
+      </w:r>
+      <w:r>
+        <w:t xml:space="preserve"> </w:t>
+      </w:r>
+      <m:oMath>
+        <m:r>
+          <m:t>1</m:t>
+        </m:r>
+        <m:r>
+          <m:rPr>
+            <m:sty m:val="p"/>
+          </m:rPr>
+          <m:t>/</m:t>
+        </m:r>
+        <m:rad>
+          <m:radPr>
+            <m:degHide m:val="on"/>
+          </m:radPr>
+          <m:deg/>
+          <m:e>
+            <m:r>
+              <m:t>N</m:t>
+            </m:r>
+          </m:e>
+        </m:rad>
+      </m:oMath>
+      <w:r>
+        <w:t xml:space="preserve">, the reported uncertainty then falls as the inventory is split more finely.</w:t>
       </w:r>
     </w:p>
     <w:p>
@@ -12397,13 +12440,23 @@
         <w:pStyle w:val="BodyText"/>
       </w:pPr>
       <w:r>
-        <w:t xml:space="preserve">The choice is implemented in</w:t>
-      </w:r>
-      <w:r>
-        <w:t xml:space="preserve"> </w:t>
-      </w:r>
-      <w:r>
-        <w:t xml:space="preserve">. The</w:t>
+        <w:t xml:space="preserve">The magnitude is large. Holding the herd, the parameters and the uncertainty inputs fixed and varying only the number of groups:</w:t>
+      </w:r>
+    </w:p>
+    <w:p>
+      <w:pPr>
+        <w:pStyle w:val="BodyText"/>
+      </w:pPr>
+      <w:r>
+        <w:t xml:space="preserve">The mean is stable throughout; only the uncertainty moves, and it moves purely with a reporting choice.</w:t>
+      </w:r>
+    </w:p>
+    <w:p>
+      <w:pPr>
+        <w:pStyle w:val="BodyText"/>
+      </w:pPr>
+      <w:r>
+        <w:t xml:space="preserve">IPCC 2019 Refinement Vol.1 Ch.3 addresses this directly. It warns that subcategories</w:t>
       </w:r>
       <w:r>
         <w:t xml:space="preserve"> </w:t>
@@ -12412,10 +12465,192 @@
         <w:rPr>
           <w:rStyle w:val="VerbatimChar"/>
         </w:rPr>
-        <w:t xml:space="preserve">full'' branch pre-samples a single $n_{\text{iter}} \times n_{\text{coef}}$ matrix and reuses it for every year. The</w:t>
-      </w:r>
-      <w:r>
-        <w:t xml:space="preserve">partial’’ branch builds an</w:t>
+        <w:t xml:space="preserve">can be highly correlated, because either the AD are derived from the same source or the EFs have parameters in common''; it states that</w:t>
+      </w:r>
+      <w:r>
+        <w:t xml:space="preserve">in the case of full correlation among categories, aggregation of these categories is the recommended procedure’</w:t>
+      </w:r>
+      <w:r>
+        <w:t xml:space="preserve">‘; and it recommends Approach 2</w:t>
+      </w:r>
+      <w:r>
+        <w:t xml:space="preserve"> </w:t>
+      </w:r>
+      <w:r>
+        <w:rPr>
+          <w:rStyle w:val="VerbatimChar"/>
+        </w:rPr>
+        <w:t xml:space="preserve">where partial correlations are known to exist and are relevant''. It also gives the general rule, in the context of the time dimension:</w:t>
+      </w:r>
+      <w:r>
+        <w:t xml:space="preserve">emission factors (and other estimation parameters) uncertainties will tend to be correlated between years while activity data will tend to be uncorrelated between years.’</w:t>
+      </w:r>
+      <w:r>
+        <w:t xml:space="preserve">’</w:t>
+      </w:r>
+    </w:p>
+    <w:p>
+      <w:pPr>
+        <w:pStyle w:val="BodyText"/>
+      </w:pPr>
+      <w:r>
+        <w:t xml:space="preserve"> </w:t>
+      </w:r>
+      <w:r>
+        <w:t xml:space="preserve">Groups carrying an identical estimate for a coefficient share a single draw; activity data stays independent. Formally, for each coefficient the groups are partitioned by their (mean, lower bound, upper bound, distribution) tuple; every group within a partition receives the same per-iteration draw, and separate partitions are drawn independently. Population</w:t>
+      </w:r>
+      <w:r>
+        <w:t xml:space="preserve"> </w:t>
+      </w:r>
+      <m:oMath>
+        <m:r>
+          <m:t>N</m:t>
+        </m:r>
+      </m:oMath>
+      <w:r>
+        <w:t xml:space="preserve"> </w:t>
+      </w:r>
+      <w:r>
+        <w:t xml:space="preserve">is never shared.</w:t>
+      </w:r>
+    </w:p>
+    <w:p>
+      <w:pPr>
+        <w:pStyle w:val="BodyText"/>
+      </w:pPr>
+      <w:r>
+        <w:t xml:space="preserve">Three properties follow:</w:t>
+      </w:r>
+    </w:p>
+    <w:p>
+      <w:pPr>
+        <w:pStyle w:val="BodyText"/>
+      </w:pPr>
+      <w:r>
+        <w:t xml:space="preserve">Partitioning on the full tuple also guarantees that the marginal distributions within a partition are identical, which is the precondition for sharing sampled values directly rather than sharing ranks.</w:t>
+      </w:r>
+    </w:p>
+    <w:p>
+      <w:pPr>
+        <w:pStyle w:val="BodyText"/>
+      </w:pPr>
+      <w:r>
+        <w:t xml:space="preserve"> </w:t>
+      </w:r>
+      <w:r>
+        <w:t xml:space="preserve">Because IPCC states that full correlation should be equivalent to aggregation, the implementation has a hard acceptance property: splitting an inventory into more groups must not change the reported uncertainty. With sharing enabled the table above becomes approximately flat (25.1% on one group, 22.7% on 251). The residual decline is the genuinely independent activity-data component averaging out, and is quantitatively consistent with the 10% uncertainty placed on</w:t>
+      </w:r>
+      <w:r>
+        <w:t xml:space="preserve"> </w:t>
+      </w:r>
+      <m:oMath>
+        <m:r>
+          <m:t>N</m:t>
+        </m:r>
+      </m:oMath>
+      <w:r>
+        <w:t xml:space="preserve"> </w:t>
+      </w:r>
+      <w:r>
+        <w:t xml:space="preserve">in that test:</w:t>
+      </w:r>
+      <w:r>
+        <w:t xml:space="preserve"> </w:t>
+      </w:r>
+      <m:oMath>
+        <m:rad>
+          <m:radPr>
+            <m:degHide m:val="on"/>
+          </m:radPr>
+          <m:deg/>
+          <m:e>
+            <m:sSup>
+              <m:e>
+                <m:r>
+                  <m:t>25.1</m:t>
+                </m:r>
+              </m:e>
+              <m:sup>
+                <m:r>
+                  <m:t>2</m:t>
+                </m:r>
+              </m:sup>
+            </m:sSup>
+            <m:r>
+              <m:rPr>
+                <m:sty m:val="p"/>
+              </m:rPr>
+              <m:t>−</m:t>
+            </m:r>
+            <m:sSup>
+              <m:e>
+                <m:r>
+                  <m:t>22.7</m:t>
+                </m:r>
+              </m:e>
+              <m:sup>
+                <m:r>
+                  <m:t>2</m:t>
+                </m:r>
+              </m:sup>
+            </m:sSup>
+          </m:e>
+        </m:rad>
+        <m:r>
+          <m:rPr>
+            <m:sty m:val="p"/>
+          </m:rPr>
+          <m:t>≈</m:t>
+        </m:r>
+        <m:r>
+          <m:t>10.7</m:t>
+        </m:r>
+        <m:r>
+          <m:rPr>
+            <m:sty m:val="p"/>
+          </m:rPr>
+          <m:t>%</m:t>
+        </m:r>
+      </m:oMath>
+      <w:r>
+        <w:t xml:space="preserve">.</w:t>
+      </w:r>
+    </w:p>
+    <w:p>
+      <w:pPr>
+        <w:pStyle w:val="BodyText"/>
+      </w:pPr>
+      <w:r>
+        <w:t xml:space="preserve"> </w:t>
+      </w:r>
+      <w:r>
+        <w:t xml:space="preserve">Only full sharing is implemented. Partial sharing (</w:t>
+      </w:r>
+      <m:oMath>
+        <m:r>
+          <m:t>0</m:t>
+        </m:r>
+        <m:r>
+          <m:rPr>
+            <m:sty m:val="p"/>
+          </m:rPr>
+          <m:t>&lt;</m:t>
+        </m:r>
+        <m:r>
+          <m:t>ρ</m:t>
+        </m:r>
+        <m:r>
+          <m:rPr>
+            <m:sty m:val="p"/>
+          </m:rPr>
+          <m:t>&lt;</m:t>
+        </m:r>
+        <m:r>
+          <m:t>1</m:t>
+        </m:r>
+      </m:oMath>
+      <w:r>
+        <w:t xml:space="preserve">), appropriate where a shared systematic component coexists with independent per-group sampling error, is not offered: it requires an</w:t>
       </w:r>
       <w:r>
         <w:t xml:space="preserve"> </w:t>
@@ -12455,6 +12690,164 @@
                 <m:nor/>
                 <m:sty m:val="p"/>
               </m:rPr>
+              <m:t>groups</m:t>
+            </m:r>
+          </m:sub>
+        </m:sSub>
+      </m:oMath>
+      <w:r>
+        <w:t xml:space="preserve"> </w:t>
+      </w:r>
+      <w:r>
+        <w:t xml:space="preserve">matrix per parameter held simultaneously, which is not feasible within the hosting memory budget at the group counts where the issue matters most. IPCC positions partial correlation as a refinement to apply ``where known to exist and relevant’’.</w:t>
+      </w:r>
+    </w:p>
+    <w:bookmarkEnd w:id="56"/>
+    <w:bookmarkStart w:id="57" w:name="X08ae039b0a52ccb699b77be70c03cc9032dadd7"/>
+    <w:p>
+      <w:pPr>
+        <w:pStyle w:val="Heading2"/>
+      </w:pPr>
+      <w:r>
+        <w:t xml:space="preserve">Year-to-Year Coefficient Correlation (Trend Mode)</w:t>
+      </w:r>
+    </w:p>
+    <w:p>
+      <w:pPr>
+        <w:pStyle w:val="FirstParagraph"/>
+      </w:pPr>
+      <w:r>
+        <w:t xml:space="preserve">When the tool is run in</w:t>
+      </w:r>
+      <w:r>
+        <w:t xml:space="preserve"> </w:t>
+      </w:r>
+      <w:r>
+        <w:t xml:space="preserve"> </w:t>
+      </w:r>
+      <w:r>
+        <w:t xml:space="preserve">(multi-year inventory), an additional decision arises: within a single Monte Carlo iteration, how should the IPCC coefficients (Cfi, Ca, Ym, Bo, MCF, EF3, EF4, EF5,</w:t>
+      </w:r>
+      <w:r>
+        <w:t xml:space="preserve"> </w:t>
+      </w:r>
+      <w:r>
+        <w:t xml:space="preserve">) move from one year to the next? IPCC Volume 1 Chapter 3 Section 3.2.3.2 (Trend Analysis) and 2019 Refinement §3.2.2.4 discuss this explicitly: emission factor uncertainties are typically estimated once for an inventory series and reused across years (correlated), while activity data is normally re-estimated each year and treated as independent across years.</w:t>
+      </w:r>
+    </w:p>
+    <w:p>
+      <w:pPr>
+        <w:pStyle w:val="BodyText"/>
+      </w:pPr>
+      <w:r>
+        <w:t xml:space="preserve">The tool exposes three options on the Simulate tab when Trend mode is selected. Activity data (</w:t>
+      </w:r>
+      <m:oMath>
+        <m:r>
+          <m:t>N</m:t>
+        </m:r>
+      </m:oMath>
+      <w:r>
+        <w:t xml:space="preserve">,</w:t>
+      </w:r>
+      <w:r>
+        <w:t xml:space="preserve"> </w:t>
+      </w:r>
+      <m:oMath>
+        <m:r>
+          <m:t>B</m:t>
+        </m:r>
+        <m:r>
+          <m:t>W</m:t>
+        </m:r>
+      </m:oMath>
+      <w:r>
+        <w:t xml:space="preserve">,</w:t>
+      </w:r>
+      <w:r>
+        <w:t xml:space="preserve"> </w:t>
+      </w:r>
+      <m:oMath>
+        <m:r>
+          <m:t>W</m:t>
+        </m:r>
+        <m:r>
+          <m:t>G</m:t>
+        </m:r>
+      </m:oMath>
+      <w:r>
+        <w:t xml:space="preserve">, Milk,</w:t>
+      </w:r>
+      <w:r>
+        <w:t xml:space="preserve"> </w:t>
+      </w:r>
+      <w:r>
+        <w:t xml:space="preserve">) is re-sampled fresh each year regardless of this setting:</w:t>
+      </w:r>
+    </w:p>
+    <w:p>
+      <w:pPr>
+        <w:pStyle w:val="BodyText"/>
+      </w:pPr>
+      <w:r>
+        <w:t xml:space="preserve">The choice is implemented in</w:t>
+      </w:r>
+      <w:r>
+        <w:t xml:space="preserve"> </w:t>
+      </w:r>
+      <w:r>
+        <w:t xml:space="preserve">. The</w:t>
+      </w:r>
+      <w:r>
+        <w:t xml:space="preserve"> </w:t>
+      </w:r>
+      <w:r>
+        <w:rPr>
+          <w:rStyle w:val="VerbatimChar"/>
+        </w:rPr>
+        <w:t xml:space="preserve">full'' branch pre-samples a single $n_{\text{iter}} \times n_{\text{coef}}$ matrix and reuses it for every year. The</w:t>
+      </w:r>
+      <w:r>
+        <w:t xml:space="preserve">partial’’ branch builds an</w:t>
+      </w:r>
+      <w:r>
+        <w:t xml:space="preserve"> </w:t>
+      </w:r>
+      <m:oMath>
+        <m:sSub>
+          <m:e>
+            <m:r>
+              <m:t>n</m:t>
+            </m:r>
+          </m:e>
+          <m:sub>
+            <m:r>
+              <m:rPr>
+                <m:nor/>
+                <m:sty m:val="p"/>
+              </m:rPr>
+              <m:t>iter</m:t>
+            </m:r>
+          </m:sub>
+        </m:sSub>
+        <m:r>
+          <m:rPr>
+            <m:sty m:val="p"/>
+          </m:rPr>
+          <m:t>×</m:t>
+        </m:r>
+        <m:sSub>
+          <m:e>
+            <m:r>
+              <m:t>n</m:t>
+            </m:r>
+          </m:e>
+          <m:sub>
+            <m:r>
+              <m:rPr>
+                <m:nor/>
+                <m:sty m:val="p"/>
+              </m:rPr>
               <m:t>years</m:t>
             </m:r>
           </m:sub>
@@ -12522,9 +12915,9 @@
         <w:br w:type="page"/>
       </w:r>
     </w:p>
-    <w:bookmarkEnd w:id="56"/>
     <w:bookmarkEnd w:id="57"/>
-    <w:bookmarkStart w:id="58" w:name="validation-and-quality-assurance"/>
+    <w:bookmarkEnd w:id="58"/>
+    <w:bookmarkStart w:id="59" w:name="validation-and-quality-assurance"/>
     <w:p>
       <w:pPr>
         <w:pStyle w:val="Heading1"/>
@@ -12581,8 +12974,8 @@
         <w:br w:type="page"/>
       </w:r>
     </w:p>
-    <w:bookmarkEnd w:id="58"/>
-    <w:bookmarkStart w:id="64" w:name="verification-of-calculation-accuracy"/>
+    <w:bookmarkEnd w:id="59"/>
+    <w:bookmarkStart w:id="65" w:name="verification-of-calculation-accuracy"/>
     <w:p>
       <w:pPr>
         <w:pStyle w:val="Heading1"/>
@@ -12611,7 +13004,7 @@
         <w:t xml:space="preserve">: the implementation of the IPCC equation chain and the Monte Carlo sampler, has itself been verified to produce correct numbers. Input validation and calculation verification are complementary: the former guards against bad data going in, the latter guarantees the equations are implemented correctly.</w:t>
       </w:r>
     </w:p>
-    <w:bookmarkStart w:id="59" w:name="X4783eb254dc3b2061d58bfe305eaa5ea4dc7341"/>
+    <w:bookmarkStart w:id="60" w:name="X4783eb254dc3b2061d58bfe305eaa5ea4dc7341"/>
     <w:p>
       <w:pPr>
         <w:pStyle w:val="Heading2"/>
@@ -12980,8 +13373,8 @@
         <w:t xml:space="preserve">are implemented exactly as written.</w:t>
       </w:r>
     </w:p>
-    <w:bookmarkEnd w:id="59"/>
-    <w:bookmarkStart w:id="60" w:name="X3af40e86e6c3533a97769c998397f52a172e7fb"/>
+    <w:bookmarkEnd w:id="60"/>
+    <w:bookmarkStart w:id="61" w:name="X3af40e86e6c3533a97769c998397f52a172e7fb"/>
     <w:p>
       <w:pPr>
         <w:pStyle w:val="Heading2"/>
@@ -13050,8 +13443,8 @@
         <w:t xml:space="preserve">O pathway within the range established by this cross-comparison, so a future code change cannot silently introduce a large (e.g. order-of-magnitude) error in that pathway.</w:t>
       </w:r>
     </w:p>
-    <w:bookmarkEnd w:id="60"/>
-    <w:bookmarkStart w:id="61" w:name="automated-regression-test-suite"/>
+    <w:bookmarkEnd w:id="61"/>
+    <w:bookmarkStart w:id="62" w:name="automated-regression-test-suite"/>
     <w:p>
       <w:pPr>
         <w:pStyle w:val="Heading2"/>
@@ -13076,8 +13469,8 @@
         <w:t xml:space="preserve">The full multi-sub-category inventory chain must pass all checks before the tool is published.</w:t>
       </w:r>
     </w:p>
-    <w:bookmarkEnd w:id="61"/>
-    <w:bookmarkStart w:id="62" w:name="X076c15e95af57cebd5bcd2a03dee00b5ab0420b"/>
+    <w:bookmarkEnd w:id="62"/>
+    <w:bookmarkStart w:id="63" w:name="X076c15e95af57cebd5bcd2a03dee00b5ab0420b"/>
     <w:p>
       <w:pPr>
         <w:pStyle w:val="Heading2"/>
@@ -13290,8 +13683,8 @@
         <w:t xml:space="preserve">) to match the climate-specific ranges in Tables 10.16a and 11.1.</w:t>
       </w:r>
     </w:p>
-    <w:bookmarkEnd w:id="62"/>
-    <w:bookmarkStart w:id="63" w:name="reproducibility"/>
+    <w:bookmarkEnd w:id="63"/>
+    <w:bookmarkStart w:id="64" w:name="reproducibility"/>
     <w:p>
       <w:pPr>
         <w:pStyle w:val="Heading2"/>
@@ -13322,9 +13715,9 @@
         <w:br w:type="page"/>
       </w:r>
     </w:p>
-    <w:bookmarkEnd w:id="63"/>
     <w:bookmarkEnd w:id="64"/>
-    <w:bookmarkStart w:id="68" w:name="reporting"/>
+    <w:bookmarkEnd w:id="65"/>
+    <w:bookmarkStart w:id="69" w:name="reporting"/>
     <w:p>
       <w:pPr>
         <w:pStyle w:val="Heading1"/>
@@ -13341,7 +13734,7 @@
         <w:t xml:space="preserve">The results calculated by the tool are designed to align with IPCC uncertainty reporting guidelines (IPCC 2006 Vol 1 Ch 3). The outputs reported by the tool can be used in a hybrid Approach 1 / Approach 2 uncertainty analysis for the whole inventory (IPCC 2006 §3.2.3.3) by entering into Table 3.3 the results reported by the tool for cattle emission sources alongside Approach 1 results for other emission categories. The outputs produced by the tool can also be used as inputs to a full Approach 2 analysis of uncertainty for the whole inventory.</w:t>
       </w:r>
     </w:p>
-    <w:bookmarkStart w:id="65" w:name="ipcc-table-3.3-inputs"/>
+    <w:bookmarkStart w:id="66" w:name="ipcc-table-3.3-inputs"/>
     <w:p>
       <w:pPr>
         <w:pStyle w:val="Heading2"/>
@@ -13428,8 +13821,8 @@
         <w:t xml:space="preserve">The tool reports all three figures for each cattle emission source via the IPCC Report tab and the Excel / Word downloads. The activity-data vs emission-factor split follows the convention adopted in this tool: AD = animal population (N) only; coefficient (EF) = the IPCC equation parameters that combine into the per-head emission factor (Cfi, Ca, Ym, Bo, MCF, EF3, EF4, EF5, Frac_GasMS, Frac_LeachMS, Frac_PRP, EF3_PRP, Frac_GasPRP, Frac_LeachPRP).</w:t>
       </w:r>
     </w:p>
-    <w:bookmarkEnd w:id="65"/>
-    <w:bookmarkStart w:id="66" w:name="X940a691fc25763a2902709dda785410ec26e745"/>
+    <w:bookmarkEnd w:id="66"/>
+    <w:bookmarkStart w:id="67" w:name="X940a691fc25763a2902709dda785410ec26e745"/>
     <w:p>
       <w:pPr>
         <w:pStyle w:val="Heading2"/>
@@ -13633,8 +14026,8 @@
         <w:t xml:space="preserve">Country-specific options in the CRTs may include reporting of emissions at the level of production systems, regions or cattle sub-categories.</w:t>
       </w:r>
     </w:p>
-    <w:bookmarkEnd w:id="66"/>
-    <w:bookmarkStart w:id="67" w:name="disaggregation-levels"/>
+    <w:bookmarkEnd w:id="67"/>
+    <w:bookmarkStart w:id="68" w:name="disaggregation-levels"/>
     <w:p>
       <w:pPr>
         <w:pStyle w:val="Heading2"/>
@@ -13769,9 +14162,9 @@
         <w:br w:type="page"/>
       </w:r>
     </w:p>
-    <w:bookmarkEnd w:id="67"/>
     <w:bookmarkEnd w:id="68"/>
-    <w:bookmarkStart w:id="69" w:name="references"/>
+    <w:bookmarkEnd w:id="69"/>
+    <w:bookmarkStart w:id="70" w:name="references"/>
     <w:p>
       <w:pPr>
         <w:pStyle w:val="Heading1"/>
@@ -14181,7 +14574,7 @@
         </w:pict>
       </w:r>
     </w:p>
-    <w:bookmarkEnd w:id="69"/>
+    <w:bookmarkEnd w:id="70"/>
     <w:sectPr>
       <w:footnotePr>
         <w:numRestart w:val="eachSect"/>
@@ -16287,13 +16680,13 @@
 </file>
 
 <file path=customXml/itemProps1.xml><?xml version="1.0" encoding="utf-8"?>
-<ds:datastoreItem xmlns:ds="http://schemas.openxmlformats.org/officeDocument/2006/customXml" ds:itemID="{0A30D646-9A4E-4907-9FB0-1C36F75754BC}"/>
+<ds:datastoreItem xmlns:ds="http://schemas.openxmlformats.org/officeDocument/2006/customXml" ds:itemID="{70BAD281-B4C7-44D4-9B1D-DDBC56A3F45E}"/>
 </file>
 
 <file path=customXml/itemProps2.xml><?xml version="1.0" encoding="utf-8"?>
-<ds:datastoreItem xmlns:ds="http://schemas.openxmlformats.org/officeDocument/2006/customXml" ds:itemID="{82503EE4-7362-44C9-AB85-DAE37BAA419E}"/>
+<ds:datastoreItem xmlns:ds="http://schemas.openxmlformats.org/officeDocument/2006/customXml" ds:itemID="{F9CA39D0-D8D5-4CB3-8295-1EF7011D3521}"/>
 </file>
 
 <file path=customXml/itemProps3.xml><?xml version="1.0" encoding="utf-8"?>
-<ds:datastoreItem xmlns:ds="http://schemas.openxmlformats.org/officeDocument/2006/customXml" ds:itemID="{B29154DA-B6D3-4A14-BC9E-E58E7F53E168}"/>
+<ds:datastoreItem xmlns:ds="http://schemas.openxmlformats.org/officeDocument/2006/customXml" ds:itemID="{4FEF9927-1B35-4195-B4AC-8448E004467B}"/>
 </file>
--- a/www/methodology.docx
+++ b/www/methodology.docx
@@ -10523,7 +10523,7 @@
         <w:pStyle w:val="BodyText"/>
       </w:pPr>
       <w:r>
-        <w:t xml:space="preserve">The decomposition reveals whether uncertainty reduction efforts should focus on improving animal population surveys (AD) or on refining emission factor estimates (EF).</w:t>
+        <w:t xml:space="preserve">The decomposition reveals whether uncertainty reduction efforts should focus on improving the activity data, meaning the animal population survey and the survey of manure management system usage, or on refining the emission factor estimates.</w:t>
       </w:r>
     </w:p>
     <w:p>
@@ -10534,7 +10534,90 @@
         <w:t xml:space="preserve"> </w:t>
       </w:r>
       <w:r>
-        <w:t xml:space="preserve">The AD-only run pins ALL coefficient-side variance, not only the Parameters-sheet rows. The per-MMS sample matrices used for MCF, EF3, Frac_GasMS, Frac_LeachMS, and (when supplied) the MMS-allocation</w:t>
+        <w:t xml:space="preserve">IPCC, not the tool, decides this. Vol.4 Ch.10.4.4 (manure CH</w:t>
+      </w:r>
+      <m:oMath>
+        <m:sSub>
+          <m:e>
+            <m:r>
+              <m:t>​</m:t>
+            </m:r>
+          </m:e>
+          <m:sub>
+            <m:r>
+              <m:t>4</m:t>
+            </m:r>
+          </m:sub>
+        </m:sSub>
+      </m:oMath>
+      <w:r>
+        <w:t xml:space="preserve">) and Ch.10.5.5 (manure N</w:t>
+      </w:r>
+      <m:oMath>
+        <m:sSub>
+          <m:e>
+            <m:r>
+              <m:t>​</m:t>
+            </m:r>
+          </m:e>
+          <m:sub>
+            <m:r>
+              <m:t>2</m:t>
+            </m:r>
+          </m:sub>
+        </m:sSub>
+      </m:oMath>
+      <w:r>
+        <w:t xml:space="preserve">O) are the uncertainty-assessment sections for manure management, and each carries exactly two activity-data sub-headings:</w:t>
+      </w:r>
+      <w:r>
+        <w:t xml:space="preserve"> </w:t>
+      </w:r>
+      <w:r>
+        <w:t xml:space="preserve"> </w:t>
+      </w:r>
+      <w:r>
+        <w:t xml:space="preserve">and</w:t>
+      </w:r>
+      <w:r>
+        <w:t xml:space="preserve"> </w:t>
+      </w:r>
+      <w:r>
+        <w:t xml:space="preserve">, the latter with indicative ranges of 10% or less where one system dominates and 25% to 50% where usage is varied. Ch.10.4.3 and 10.5.3 open the same way, naming</w:t>
+      </w:r>
+      <w:r>
+        <w:t xml:space="preserve"> </w:t>
+      </w:r>
+      <w:r>
+        <w:rPr>
+          <w:rStyle w:val="VerbatimChar"/>
+        </w:rPr>
+        <w:t xml:space="preserve">(1) animal population data; and (2) manure management system usage data''. The 2019 Refinement records 10.4.4 as</w:t>
+      </w:r>
+      <w:r>
+        <w:t xml:space="preserve">No refinement’’. For enteric fermentation, Ch.10.3.3 makes population the only activity data.</w:t>
+      </w:r>
+    </w:p>
+    <w:p>
+      <w:pPr>
+        <w:pStyle w:val="BodyText"/>
+      </w:pPr>
+      <w:r>
+        <w:t xml:space="preserve">Accordingly the AD-only run varies the population</w:t>
+      </w:r>
+      <w:r>
+        <w:t xml:space="preserve"> </w:t>
+      </w:r>
+      <m:oMath>
+        <m:r>
+          <m:t>N</m:t>
+        </m:r>
+      </m:oMath>
+      <w:r>
+        <w:t xml:space="preserve"> </w:t>
+      </w:r>
+      <w:r>
+        <w:t xml:space="preserve">and the MMS-allocation</w:t>
       </w:r>
       <w:r>
         <w:t xml:space="preserve"> </w:t>
@@ -10560,7 +10643,124 @@
         <w:t xml:space="preserve"> </w:t>
       </w:r>
       <w:r>
-        <w:t xml:space="preserve">fractions are nulled out for the AD-only sub-run so iteration-to-iteration variation in those quantities cannot leak into the AD-only result. As a result, AD-only CV equals CV(N) for every emission source in a single-sub-category inventory and varies across sources only through the Herfindahl-like concentration of each source over multiple sub-categories.</w:t>
+        <w:t xml:space="preserve">fractions, and pins everything else: the Parameters-sheet coefficients, the per-MMS matrices for MCF, EF3, Frac_GasMS and Frac_LeachMS, and the cross-group shared coefficient draws. The EF-only run does the reverse. Note that</w:t>
+      </w:r>
+      <w:r>
+        <w:t xml:space="preserve"> </w:t>
+      </w:r>
+      <m:oMath>
+        <m:sSub>
+          <m:e>
+            <m:r>
+              <m:t>N</m:t>
+            </m:r>
+          </m:e>
+          <m:sub>
+            <m:r>
+              <m:t>e</m:t>
+            </m:r>
+            <m:r>
+              <m:t>x</m:t>
+            </m:r>
+          </m:sub>
+        </m:sSub>
+      </m:oMath>
+      <w:r>
+        <w:t xml:space="preserve"> </w:t>
+      </w:r>
+      <w:r>
+        <w:t xml:space="preserve">is</w:t>
+      </w:r>
+      <w:r>
+        <w:t xml:space="preserve"> </w:t>
+      </w:r>
+      <w:r>
+        <w:t xml:space="preserve"> </w:t>
+      </w:r>
+      <w:r>
+        <w:t xml:space="preserve">activity data despite a sentence in the time-series subsection calling it one: it is defined in Ch.10.5.2, Choice of emission factors.</w:t>
+      </w:r>
+    </w:p>
+    <w:p>
+      <w:pPr>
+        <w:pStyle w:val="BodyText"/>
+      </w:pPr>
+      <w:r>
+        <w:t xml:space="preserve">The obvious objection, that Approach 1 offers two columns while this inventory has some thirty inputs, is answered by Vol.1 Ch.3 Eq.3.2b: ``both AD and EF can be the result of several different parameters’’. Each column is a composite, and the sectoral guidance decides the membership.</w:t>
+      </w:r>
+    </w:p>
+    <w:p>
+      <w:pPr>
+        <w:pStyle w:val="BodyText"/>
+      </w:pPr>
+      <w:r>
+        <w:t xml:space="preserve"> </w:t>
+      </w:r>
+      <w:r>
+        <w:t xml:space="preserve">Enteric fermentation is the one source whose AD-only CV equals CV(N) exactly, because population is its only activity data. Every manure-dependent source, including pasture N</w:t>
+      </w:r>
+      <m:oMath>
+        <m:sSub>
+          <m:e>
+            <m:r>
+              <m:t>​</m:t>
+            </m:r>
+          </m:e>
+          <m:sub>
+            <m:r>
+              <m:t>2</m:t>
+            </m:r>
+          </m:sub>
+        </m:sSub>
+      </m:oMath>
+      <w:r>
+        <w:t xml:space="preserve">O (the pasture share is itself part of the allocation), carries the allocation’s uncertainty in the AD column as well. Where the Manure_Management sheet leaves</w:t>
+      </w:r>
+      <w:r>
+        <w:t xml:space="preserve"> </w:t>
+      </w:r>
+      <w:r>
+        <w:t xml:space="preserve"> </w:t>
+      </w:r>
+      <w:r>
+        <w:t xml:space="preserve">and</w:t>
+      </w:r>
+      <w:r>
+        <w:t xml:space="preserve"> </w:t>
+      </w:r>
+      <w:r>
+        <w:t xml:space="preserve"> </w:t>
+      </w:r>
+      <w:r>
+        <w:t xml:space="preserve">blank the allocation is deterministic, and then every source again reduces to CV(N).</w:t>
+      </w:r>
+    </w:p>
+    <w:p>
+      <w:pPr>
+        <w:pStyle w:val="BodyText"/>
+      </w:pPr>
+      <w:r>
+        <w:t xml:space="preserve"> </w:t>
+      </w:r>
+      <w:r>
+        <w:t xml:space="preserve">Before 2026-09-30 the MMS allocation was pinned in the AD-only run alongside the four emission-factor matrices, which placed its uncertainty in the EF column. On the built-in Country X example the correction moves manure CH</w:t>
+      </w:r>
+      <m:oMath>
+        <m:sSub>
+          <m:e>
+            <m:r>
+              <m:t>​</m:t>
+            </m:r>
+          </m:e>
+          <m:sub>
+            <m:r>
+              <m:t>4</m:t>
+            </m:r>
+          </m:sub>
+        </m:sSub>
+      </m:oMath>
+      <w:r>
+        <w:t xml:space="preserve">’s AD figure from 10.0% to 17.8% and its EF figure from 39.1% to 36.1%. The combined column is unchanged, as it must be: the correction moves variance between columns rather than creating any.</w:t>
       </w:r>
     </w:p>
     <w:p>
@@ -12740,7 +12940,10 @@
         <w:pStyle w:val="BodyText"/>
       </w:pPr>
       <w:r>
-        <w:t xml:space="preserve">The tool exposes three options on the Simulate tab when Trend mode is selected. Activity data (</w:t>
+        <w:t xml:space="preserve">The tool exposes three options on the Simulate tab when Trend mode is selected. The population</w:t>
+      </w:r>
+      <w:r>
+        <w:t xml:space="preserve"> </w:t>
       </w:r>
       <m:oMath>
         <m:r>
@@ -12748,6 +12951,23 @@
         </m:r>
       </m:oMath>
       <w:r>
+        <w:t xml:space="preserve"> </w:t>
+      </w:r>
+      <w:r>
+        <w:t xml:space="preserve">is re-sampled fresh each year regardless of this setting; every other per-head parameter,</w:t>
+      </w:r>
+      <w:r>
+        <w:t xml:space="preserve"> </w:t>
+      </w:r>
+      <m:oMath>
+        <m:r>
+          <m:t>B</m:t>
+        </m:r>
+        <m:r>
+          <m:t>W</m:t>
+        </m:r>
+      </m:oMath>
+      <w:r>
         <w:t xml:space="preserve">,</w:t>
       </w:r>
       <w:r>
@@ -12755,34 +12975,17 @@
       </w:r>
       <m:oMath>
         <m:r>
-          <m:t>B</m:t>
-        </m:r>
-        <m:r>
           <m:t>W</m:t>
         </m:r>
-      </m:oMath>
-      <w:r>
-        <w:t xml:space="preserve">,</w:t>
-      </w:r>
-      <w:r>
-        <w:t xml:space="preserve"> </w:t>
-      </w:r>
-      <m:oMath>
-        <m:r>
-          <m:t>W</m:t>
-        </m:r>
         <m:r>
           <m:t>G</m:t>
         </m:r>
       </m:oMath>
       <w:r>
-        <w:t xml:space="preserve">, Milk,</w:t>
-      </w:r>
-      <w:r>
-        <w:t xml:space="preserve"> </w:t>
-      </w:r>
-      <w:r>
-        <w:t xml:space="preserve">) is re-sampled fresh each year regardless of this setting:</w:t>
+        <w:t xml:space="preserve"> </w:t>
+      </w:r>
+      <w:r>
+        <w:t xml:space="preserve">and Milk included, is a coefficient and follows the choice below:</w:t>
       </w:r>
     </w:p>
     <w:p>
@@ -13818,7 +14021,33 @@
         <w:pStyle w:val="FirstParagraph"/>
       </w:pPr>
       <w:r>
-        <w:t xml:space="preserve">The tool reports all three figures for each cattle emission source via the IPCC Report tab and the Excel / Word downloads. The activity-data vs emission-factor split follows the convention adopted in this tool: AD = animal population (N) only; coefficient (EF) = the IPCC equation parameters that combine into the per-head emission factor (Cfi, Ca, Ym, Bo, MCF, EF3, EF4, EF5, Frac_GasMS, Frac_LeachMS, Frac_PRP, EF3_PRP, Frac_GasPRP, Frac_LeachPRP).</w:t>
+        <w:t xml:space="preserve">The tool reports all three figures for each cattle emission source via the IPCC Report tab and the Excel / Word downloads. The activity-data vs emission-factor split follows IPCC Vol.4 Ch.10: AD = the animal population (N), plus the manure management system allocation</w:t>
+      </w:r>
+      <w:r>
+        <w:t xml:space="preserve"> </w:t>
+      </w:r>
+      <m:oMath>
+        <m:r>
+          <m:t>M</m:t>
+        </m:r>
+        <m:sSub>
+          <m:e>
+            <m:r>
+              <m:t>S</m:t>
+            </m:r>
+          </m:e>
+          <m:sub>
+            <m:r>
+              <m:t>s</m:t>
+            </m:r>
+          </m:sub>
+        </m:sSub>
+      </m:oMath>
+      <w:r>
+        <w:t xml:space="preserve"> </w:t>
+      </w:r>
+      <w:r>
+        <w:t xml:space="preserve">for the manure sources; EF = the IPCC equation parameters that combine into the per-head emission factor (Cfi, Ca, Ym, Bo, MCF, EF3, EF4, EF5, Frac_GasMS, Frac_LeachMS, Frac_PRP, EF3_PRP, Frac_GasPRP, Frac_LeachPRP). See the implementation note in Section ``Uncertainty Decomposition’’ for the citations.</w:t>
       </w:r>
     </w:p>
     <w:bookmarkEnd w:id="66"/>
@@ -16680,13 +16909,13 @@
 </file>
 
 <file path=customXml/itemProps1.xml><?xml version="1.0" encoding="utf-8"?>
-<ds:datastoreItem xmlns:ds="http://schemas.openxmlformats.org/officeDocument/2006/customXml" ds:itemID="{70BAD281-B4C7-44D4-9B1D-DDBC56A3F45E}"/>
+<ds:datastoreItem xmlns:ds="http://schemas.openxmlformats.org/officeDocument/2006/customXml" ds:itemID="{76DEB228-EBC2-447A-979B-F1FF6F02A573}"/>
 </file>
 
 <file path=customXml/itemProps2.xml><?xml version="1.0" encoding="utf-8"?>
-<ds:datastoreItem xmlns:ds="http://schemas.openxmlformats.org/officeDocument/2006/customXml" ds:itemID="{F9CA39D0-D8D5-4CB3-8295-1EF7011D3521}"/>
+<ds:datastoreItem xmlns:ds="http://schemas.openxmlformats.org/officeDocument/2006/customXml" ds:itemID="{7B3773D4-B654-49C2-AE6D-A697291190C5}"/>
 </file>
 
 <file path=customXml/itemProps3.xml><?xml version="1.0" encoding="utf-8"?>
-<ds:datastoreItem xmlns:ds="http://schemas.openxmlformats.org/officeDocument/2006/customXml" ds:itemID="{4FEF9927-1B35-4195-B4AC-8448E004467B}"/>
+<ds:datastoreItem xmlns:ds="http://schemas.openxmlformats.org/officeDocument/2006/customXml" ds:itemID="{D4F52B6A-25EA-4EC8-85CD-3E60967ADD2E}"/>
 </file>
--- a/www/methodology.docx
+++ b/www/methodology.docx
@@ -10523,7 +10523,7 @@
         <w:pStyle w:val="BodyText"/>
       </w:pPr>
       <w:r>
-        <w:t xml:space="preserve">The decomposition reveals whether uncertainty reduction efforts should focus on improving the activity data, meaning the animal population survey and the survey of manure management system usage, or on refining the emission factor estimates.</w:t>
+        <w:t xml:space="preserve">The decomposition reveals whether uncertainty reduction efforts should focus on improving animal population surveys (AD) or on refining emission factor estimates (EF).</w:t>
       </w:r>
     </w:p>
     <w:p>
@@ -10534,233 +10534,33 @@
         <w:t xml:space="preserve"> </w:t>
       </w:r>
       <w:r>
-        <w:t xml:space="preserve">IPCC, not the tool, decides this. Vol.4 Ch.10.4.4 (manure CH</w:t>
-      </w:r>
-      <m:oMath>
+        <w:t xml:space="preserve">The AD-only run pins ALL coefficient-side variance, not only the Parameters-sheet rows. The per-MMS sample matrices used for MCF, EF3, Frac_GasMS, Frac_LeachMS, and (when supplied) the MMS-allocation</w:t>
+      </w:r>
+      <w:r>
+        <w:t xml:space="preserve"> </w:t>
+      </w:r>
+      <m:oMath>
+        <m:r>
+          <m:t>M</m:t>
+        </m:r>
         <m:sSub>
           <m:e>
             <m:r>
-              <m:t>​</m:t>
+              <m:t>S</m:t>
             </m:r>
           </m:e>
           <m:sub>
             <m:r>
-              <m:t>4</m:t>
+              <m:t>s</m:t>
             </m:r>
           </m:sub>
         </m:sSub>
       </m:oMath>
       <w:r>
-        <w:t xml:space="preserve">) and Ch.10.5.5 (manure N</w:t>
-      </w:r>
-      <m:oMath>
-        <m:sSub>
-          <m:e>
-            <m:r>
-              <m:t>​</m:t>
-            </m:r>
-          </m:e>
-          <m:sub>
-            <m:r>
-              <m:t>2</m:t>
-            </m:r>
-          </m:sub>
-        </m:sSub>
-      </m:oMath>
-      <w:r>
-        <w:t xml:space="preserve">O) are the uncertainty-assessment sections for manure management, and each carries exactly two activity-data sub-headings:</w:t>
-      </w:r>
-      <w:r>
-        <w:t xml:space="preserve"> </w:t>
-      </w:r>
-      <w:r>
-        <w:t xml:space="preserve"> </w:t>
-      </w:r>
-      <w:r>
-        <w:t xml:space="preserve">and</w:t>
-      </w:r>
-      <w:r>
-        <w:t xml:space="preserve"> </w:t>
-      </w:r>
-      <w:r>
-        <w:t xml:space="preserve">, the latter with indicative ranges of 10% or less where one system dominates and 25% to 50% where usage is varied. Ch.10.4.3 and 10.5.3 open the same way, naming</w:t>
-      </w:r>
-      <w:r>
-        <w:t xml:space="preserve"> </w:t>
-      </w:r>
-      <w:r>
-        <w:rPr>
-          <w:rStyle w:val="VerbatimChar"/>
-        </w:rPr>
-        <w:t xml:space="preserve">(1) animal population data; and (2) manure management system usage data''. The 2019 Refinement records 10.4.4 as</w:t>
-      </w:r>
-      <w:r>
-        <w:t xml:space="preserve">No refinement’’. For enteric fermentation, Ch.10.3.3 makes population the only activity data.</w:t>
-      </w:r>
-    </w:p>
-    <w:p>
-      <w:pPr>
-        <w:pStyle w:val="BodyText"/>
-      </w:pPr>
-      <w:r>
-        <w:t xml:space="preserve">Accordingly the AD-only run varies the population</w:t>
-      </w:r>
-      <w:r>
-        <w:t xml:space="preserve"> </w:t>
-      </w:r>
-      <m:oMath>
-        <m:r>
-          <m:t>N</m:t>
-        </m:r>
-      </m:oMath>
-      <w:r>
-        <w:t xml:space="preserve"> </w:t>
-      </w:r>
-      <w:r>
-        <w:t xml:space="preserve">and the MMS-allocation</w:t>
-      </w:r>
-      <w:r>
-        <w:t xml:space="preserve"> </w:t>
-      </w:r>
-      <m:oMath>
-        <m:r>
-          <m:t>M</m:t>
-        </m:r>
-        <m:sSub>
-          <m:e>
-            <m:r>
-              <m:t>S</m:t>
-            </m:r>
-          </m:e>
-          <m:sub>
-            <m:r>
-              <m:t>s</m:t>
-            </m:r>
-          </m:sub>
-        </m:sSub>
-      </m:oMath>
-      <w:r>
-        <w:t xml:space="preserve"> </w:t>
-      </w:r>
-      <w:r>
-        <w:t xml:space="preserve">fractions, and pins everything else: the Parameters-sheet coefficients, the per-MMS matrices for MCF, EF3, Frac_GasMS and Frac_LeachMS, and the cross-group shared coefficient draws. The EF-only run does the reverse. Note that</w:t>
-      </w:r>
-      <w:r>
-        <w:t xml:space="preserve"> </w:t>
-      </w:r>
-      <m:oMath>
-        <m:sSub>
-          <m:e>
-            <m:r>
-              <m:t>N</m:t>
-            </m:r>
-          </m:e>
-          <m:sub>
-            <m:r>
-              <m:t>e</m:t>
-            </m:r>
-            <m:r>
-              <m:t>x</m:t>
-            </m:r>
-          </m:sub>
-        </m:sSub>
-      </m:oMath>
-      <w:r>
-        <w:t xml:space="preserve"> </w:t>
-      </w:r>
-      <w:r>
-        <w:t xml:space="preserve">is</w:t>
-      </w:r>
-      <w:r>
-        <w:t xml:space="preserve"> </w:t>
-      </w:r>
-      <w:r>
-        <w:t xml:space="preserve"> </w:t>
-      </w:r>
-      <w:r>
-        <w:t xml:space="preserve">activity data despite a sentence in the time-series subsection calling it one: it is defined in Ch.10.5.2, Choice of emission factors.</w:t>
-      </w:r>
-    </w:p>
-    <w:p>
-      <w:pPr>
-        <w:pStyle w:val="BodyText"/>
-      </w:pPr>
-      <w:r>
-        <w:t xml:space="preserve">The obvious objection, that Approach 1 offers two columns while this inventory has some thirty inputs, is answered by Vol.1 Ch.3 Eq.3.2b: ``both AD and EF can be the result of several different parameters’’. Each column is a composite, and the sectoral guidance decides the membership.</w:t>
-      </w:r>
-    </w:p>
-    <w:p>
-      <w:pPr>
-        <w:pStyle w:val="BodyText"/>
-      </w:pPr>
-      <w:r>
-        <w:t xml:space="preserve"> </w:t>
-      </w:r>
-      <w:r>
-        <w:t xml:space="preserve">Enteric fermentation is the one source whose AD-only CV equals CV(N) exactly, because population is its only activity data. Every manure-dependent source, including pasture N</w:t>
-      </w:r>
-      <m:oMath>
-        <m:sSub>
-          <m:e>
-            <m:r>
-              <m:t>​</m:t>
-            </m:r>
-          </m:e>
-          <m:sub>
-            <m:r>
-              <m:t>2</m:t>
-            </m:r>
-          </m:sub>
-        </m:sSub>
-      </m:oMath>
-      <w:r>
-        <w:t xml:space="preserve">O (the pasture share is itself part of the allocation), carries the allocation’s uncertainty in the AD column as well. Where the Manure_Management sheet leaves</w:t>
-      </w:r>
-      <w:r>
-        <w:t xml:space="preserve"> </w:t>
-      </w:r>
-      <w:r>
-        <w:t xml:space="preserve"> </w:t>
-      </w:r>
-      <w:r>
-        <w:t xml:space="preserve">and</w:t>
-      </w:r>
-      <w:r>
-        <w:t xml:space="preserve"> </w:t>
-      </w:r>
-      <w:r>
-        <w:t xml:space="preserve"> </w:t>
-      </w:r>
-      <w:r>
-        <w:t xml:space="preserve">blank the allocation is deterministic, and then every source again reduces to CV(N).</w:t>
-      </w:r>
-    </w:p>
-    <w:p>
-      <w:pPr>
-        <w:pStyle w:val="BodyText"/>
-      </w:pPr>
-      <w:r>
-        <w:t xml:space="preserve"> </w:t>
-      </w:r>
-      <w:r>
-        <w:t xml:space="preserve">Before 2026-09-30 the MMS allocation was pinned in the AD-only run alongside the four emission-factor matrices, which placed its uncertainty in the EF column. On the built-in Country X example the correction moves manure CH</w:t>
-      </w:r>
-      <m:oMath>
-        <m:sSub>
-          <m:e>
-            <m:r>
-              <m:t>​</m:t>
-            </m:r>
-          </m:e>
-          <m:sub>
-            <m:r>
-              <m:t>4</m:t>
-            </m:r>
-          </m:sub>
-        </m:sSub>
-      </m:oMath>
-      <w:r>
-        <w:t xml:space="preserve">’s AD figure from 10.0% to 17.8% and its EF figure from 39.1% to 36.1%. The combined column is unchanged, as it must be: the correction moves variance between columns rather than creating any.</w:t>
+        <w:t xml:space="preserve"> </w:t>
+      </w:r>
+      <w:r>
+        <w:t xml:space="preserve">fractions are nulled out for the AD-only sub-run so iteration-to-iteration variation in those quantities cannot leak into the AD-only result. As a result, AD-only CV equals CV(N) for every emission source in a single-sub-category inventory and varies across sources only through the Herfindahl-like concentration of each source over multiple sub-categories.</w:t>
       </w:r>
     </w:p>
     <w:p>
@@ -12940,10 +12740,7 @@
         <w:pStyle w:val="BodyText"/>
       </w:pPr>
       <w:r>
-        <w:t xml:space="preserve">The tool exposes three options on the Simulate tab when Trend mode is selected. The population</w:t>
-      </w:r>
-      <w:r>
-        <w:t xml:space="preserve"> </w:t>
+        <w:t xml:space="preserve">The tool exposes three options on the Simulate tab when Trend mode is selected. Activity data (</w:t>
       </w:r>
       <m:oMath>
         <m:r>
@@ -12951,10 +12748,7 @@
         </m:r>
       </m:oMath>
       <w:r>
-        <w:t xml:space="preserve"> </w:t>
-      </w:r>
-      <w:r>
-        <w:t xml:space="preserve">is re-sampled fresh each year regardless of this setting; every other per-head parameter,</w:t>
+        <w:t xml:space="preserve">,</w:t>
       </w:r>
       <w:r>
         <w:t xml:space="preserve"> </w:t>
@@ -12982,10 +12776,13 @@
         </m:r>
       </m:oMath>
       <w:r>
-        <w:t xml:space="preserve"> </w:t>
-      </w:r>
-      <w:r>
-        <w:t xml:space="preserve">and Milk included, is a coefficient and follows the choice below:</w:t>
+        <w:t xml:space="preserve">, Milk,</w:t>
+      </w:r>
+      <w:r>
+        <w:t xml:space="preserve"> </w:t>
+      </w:r>
+      <w:r>
+        <w:t xml:space="preserve">) is re-sampled fresh each year regardless of this setting:</w:t>
       </w:r>
     </w:p>
     <w:p>
@@ -14021,33 +13818,7 @@
         <w:pStyle w:val="FirstParagraph"/>
       </w:pPr>
       <w:r>
-        <w:t xml:space="preserve">The tool reports all three figures for each cattle emission source via the IPCC Report tab and the Excel / Word downloads. The activity-data vs emission-factor split follows IPCC Vol.4 Ch.10: AD = the animal population (N), plus the manure management system allocation</w:t>
-      </w:r>
-      <w:r>
-        <w:t xml:space="preserve"> </w:t>
-      </w:r>
-      <m:oMath>
-        <m:r>
-          <m:t>M</m:t>
-        </m:r>
-        <m:sSub>
-          <m:e>
-            <m:r>
-              <m:t>S</m:t>
-            </m:r>
-          </m:e>
-          <m:sub>
-            <m:r>
-              <m:t>s</m:t>
-            </m:r>
-          </m:sub>
-        </m:sSub>
-      </m:oMath>
-      <w:r>
-        <w:t xml:space="preserve"> </w:t>
-      </w:r>
-      <w:r>
-        <w:t xml:space="preserve">for the manure sources; EF = the IPCC equation parameters that combine into the per-head emission factor (Cfi, Ca, Ym, Bo, MCF, EF3, EF4, EF5, Frac_GasMS, Frac_LeachMS, Frac_PRP, EF3_PRP, Frac_GasPRP, Frac_LeachPRP). See the implementation note in Section ``Uncertainty Decomposition’’ for the citations.</w:t>
+        <w:t xml:space="preserve">The tool reports all three figures for each cattle emission source via the IPCC Report tab and the Excel / Word downloads. The activity-data vs emission-factor split follows the convention adopted in this tool: AD = animal population (N) only; coefficient (EF) = the IPCC equation parameters that combine into the per-head emission factor (Cfi, Ca, Ym, Bo, MCF, EF3, EF4, EF5, Frac_GasMS, Frac_LeachMS, Frac_PRP, EF3_PRP, Frac_GasPRP, Frac_LeachPRP).</w:t>
       </w:r>
     </w:p>
     <w:bookmarkEnd w:id="66"/>
@@ -16909,13 +16680,13 @@
 </file>
 
 <file path=customXml/itemProps1.xml><?xml version="1.0" encoding="utf-8"?>
-<ds:datastoreItem xmlns:ds="http://schemas.openxmlformats.org/officeDocument/2006/customXml" ds:itemID="{76DEB228-EBC2-447A-979B-F1FF6F02A573}"/>
+<ds:datastoreItem xmlns:ds="http://schemas.openxmlformats.org/officeDocument/2006/customXml" ds:itemID="{70BAD281-B4C7-44D4-9B1D-DDBC56A3F45E}"/>
 </file>
 
 <file path=customXml/itemProps2.xml><?xml version="1.0" encoding="utf-8"?>
-<ds:datastoreItem xmlns:ds="http://schemas.openxmlformats.org/officeDocument/2006/customXml" ds:itemID="{7B3773D4-B654-49C2-AE6D-A697291190C5}"/>
+<ds:datastoreItem xmlns:ds="http://schemas.openxmlformats.org/officeDocument/2006/customXml" ds:itemID="{F9CA39D0-D8D5-4CB3-8295-1EF7011D3521}"/>
 </file>
 
 <file path=customXml/itemProps3.xml><?xml version="1.0" encoding="utf-8"?>
-<ds:datastoreItem xmlns:ds="http://schemas.openxmlformats.org/officeDocument/2006/customXml" ds:itemID="{D4F52B6A-25EA-4EC8-85CD-3E60967ADD2E}"/>
+<ds:datastoreItem xmlns:ds="http://schemas.openxmlformats.org/officeDocument/2006/customXml" ds:itemID="{4FEF9927-1B35-4195-B4AC-8448E004467B}"/>
 </file>